--- a/基于区块链技术的农产品溯源关键技术研究v25-改图.docx
+++ b/基于区块链技术的农产品溯源关键技术研究v25-改图.docx
@@ -274,7 +274,7 @@
             </v:handles>
             <o:lock v:ext="edit" text="t" shapetype="t"/>
           </v:shapetype>
-          <v:shape id="_x0000_i1025" type="#_x0000_t136" style="width:366.35pt;height:61.05pt" fillcolor="black">
+          <v:shape id="_x0000_i1025" type="#_x0000_t136" style="width:366.25pt;height:61.35pt" fillcolor="black">
             <v:textpath style="font-family:&quot;华文行楷&quot;" trim="t" fitpath="t" string="塔 里 木 大 学"/>
           </v:shape>
         </w:pict>
@@ -470,23 +470,13 @@
                 <w:szCs w:val="28"/>
               </w:rPr>
             </w:pPr>
-            <w:proofErr w:type="gramStart"/>
             <w:r>
               <w:rPr>
                 <w:rFonts w:ascii="华文中宋" w:eastAsia="华文中宋" w:hAnsi="华文中宋" w:hint="eastAsia"/>
                 <w:sz w:val="28"/>
                 <w:szCs w:val="28"/>
               </w:rPr>
-              <w:t>研</w:t>
-            </w:r>
-            <w:proofErr w:type="gramEnd"/>
-            <w:r>
-              <w:rPr>
-                <w:rFonts w:ascii="华文中宋" w:eastAsia="华文中宋" w:hAnsi="华文中宋" w:hint="eastAsia"/>
-                <w:sz w:val="28"/>
-                <w:szCs w:val="28"/>
-              </w:rPr>
-              <w:t xml:space="preserve">  究  生  姓名：</w:t>
+              <w:t>研  究  生  姓名：</w:t>
             </w:r>
           </w:p>
         </w:tc>
@@ -512,27 +502,7 @@
                 <w:szCs w:val="28"/>
                 <w:u w:val="single"/>
               </w:rPr>
-              <w:t xml:space="preserve">     </w:t>
-            </w:r>
-            <w:proofErr w:type="gramStart"/>
-            <w:r>
-              <w:rPr>
-                <w:rFonts w:ascii="华文中宋" w:eastAsia="华文中宋" w:hAnsi="华文中宋" w:hint="eastAsia"/>
-                <w:sz w:val="28"/>
-                <w:szCs w:val="28"/>
-                <w:u w:val="single"/>
-              </w:rPr>
-              <w:t>柏</w:t>
-            </w:r>
-            <w:proofErr w:type="gramEnd"/>
-            <w:r>
-              <w:rPr>
-                <w:rFonts w:ascii="华文中宋" w:eastAsia="华文中宋" w:hAnsi="华文中宋" w:hint="eastAsia"/>
-                <w:sz w:val="28"/>
-                <w:szCs w:val="28"/>
-                <w:u w:val="single"/>
-              </w:rPr>
-              <w:t xml:space="preserve">小康                     </w:t>
+              <w:t xml:space="preserve">     柏小康                     </w:t>
             </w:r>
           </w:p>
         </w:tc>
@@ -760,23 +730,13 @@
                 <w:szCs w:val="28"/>
               </w:rPr>
             </w:pPr>
-            <w:proofErr w:type="gramStart"/>
             <w:r>
               <w:rPr>
                 <w:rFonts w:ascii="华文中宋" w:eastAsia="华文中宋" w:hAnsi="华文中宋" w:hint="eastAsia"/>
                 <w:sz w:val="28"/>
                 <w:szCs w:val="28"/>
               </w:rPr>
-              <w:t>研</w:t>
-            </w:r>
-            <w:proofErr w:type="gramEnd"/>
-            <w:r>
-              <w:rPr>
-                <w:rFonts w:ascii="华文中宋" w:eastAsia="华文中宋" w:hAnsi="华文中宋" w:hint="eastAsia"/>
-                <w:sz w:val="28"/>
-                <w:szCs w:val="28"/>
-              </w:rPr>
-              <w:t xml:space="preserve">   究   方  向：</w:t>
+              <w:t>研   究   方  向：</w:t>
             </w:r>
           </w:p>
         </w:tc>
@@ -2156,35 +2116,7 @@
         <w:rPr>
           <w:rFonts w:hint="eastAsia"/>
         </w:rPr>
-        <w:t>传统农产品溯源系统多基于中心化数据库，存在数据不透明、易被篡改等弊端。区块链技术为构建可信溯源体系提供了全新方向，但在实际应用中仍面临存储容量受限以及国家商用密码体系合</w:t>
-      </w:r>
-      <w:proofErr w:type="gramStart"/>
-      <w:r>
-        <w:rPr>
-          <w:rFonts w:hint="eastAsia"/>
-        </w:rPr>
-        <w:t>规</w:t>
-      </w:r>
-      <w:proofErr w:type="gramEnd"/>
-      <w:r>
-        <w:rPr>
-          <w:rFonts w:hint="eastAsia"/>
-        </w:rPr>
-        <w:t>等关键技术挑战。本文旨在研究并解决基于区块链的农产品溯源核心技术问题，提出一种安全、高效、合</w:t>
-      </w:r>
-      <w:proofErr w:type="gramStart"/>
-      <w:r>
-        <w:rPr>
-          <w:rFonts w:hint="eastAsia"/>
-        </w:rPr>
-        <w:t>规</w:t>
-      </w:r>
-      <w:proofErr w:type="gramEnd"/>
-      <w:r>
-        <w:rPr>
-          <w:rFonts w:hint="eastAsia"/>
-        </w:rPr>
-        <w:t>的溯源整体解决方案。</w:t>
+        <w:t>传统农产品溯源系统多基于中心化数据库，存在数据不透明、易被篡改等弊端。区块链技术为构建可信溯源体系提供了全新方向，但在实际应用中仍面临存储容量受限以及国家商用密码体系合规等关键技术挑战。本文旨在研究并解决基于区块链的农产品溯源核心技术问题，提出一种安全、高效、合规的溯源整体解决方案。</w:t>
       </w:r>
     </w:p>
     <w:p>
@@ -2220,49 +2152,7 @@
         <w:rPr>
           <w:rFonts w:hint="eastAsia"/>
         </w:rPr>
-        <w:t>协同的双存储数据管理模式。实施链上锚</w:t>
-      </w:r>
-      <w:proofErr w:type="gramStart"/>
-      <w:r>
-        <w:rPr>
-          <w:rFonts w:hint="eastAsia"/>
-        </w:rPr>
-        <w:t>定核心</w:t>
-      </w:r>
-      <w:proofErr w:type="gramEnd"/>
-      <w:r>
-        <w:rPr>
-          <w:rFonts w:hint="eastAsia"/>
-        </w:rPr>
-        <w:t>哈希与数据索引、</w:t>
-      </w:r>
-      <w:proofErr w:type="gramStart"/>
-      <w:r>
-        <w:rPr>
-          <w:rFonts w:hint="eastAsia"/>
-        </w:rPr>
-        <w:t>链下分布式</w:t>
-      </w:r>
-      <w:proofErr w:type="gramEnd"/>
-      <w:r>
-        <w:rPr>
-          <w:rFonts w:hint="eastAsia"/>
-        </w:rPr>
-        <w:t>托管原始大文件的分类治理策略，在保障数据不可篡改性的同时显著提升了存储与检索效率。此外，为满足国内农产品数据的信息安全与合</w:t>
-      </w:r>
-      <w:proofErr w:type="gramStart"/>
-      <w:r>
-        <w:rPr>
-          <w:rFonts w:hint="eastAsia"/>
-        </w:rPr>
-        <w:t>规</w:t>
-      </w:r>
-      <w:proofErr w:type="gramEnd"/>
-      <w:r>
-        <w:rPr>
-          <w:rFonts w:hint="eastAsia"/>
-        </w:rPr>
-        <w:t>监管需求，本文对底层密码服务提供者模块进行了扩展与重构。独立完成了国密</w:t>
+        <w:t>协同的双存储数据管理模式。实施链上锚定核心哈希与数据索引、链下分布式托管原始大文件的分类治理策略，在保障数据不可篡改性的同时显著提升了存储与检索效率。此外，为满足国内农产品数据的信息安全与合规监管需求，本文对底层密码服务提供者模块进行了扩展与重构。独立完成了国密</w:t>
       </w:r>
       <w:r>
         <w:rPr>
@@ -2346,35 +2236,7 @@
         <w:rPr>
           <w:rFonts w:hint="eastAsia"/>
         </w:rPr>
-        <w:t>采集真实的产业</w:t>
-      </w:r>
-      <w:proofErr w:type="gramStart"/>
-      <w:r>
-        <w:rPr>
-          <w:rFonts w:hint="eastAsia"/>
-        </w:rPr>
-        <w:t>链数据</w:t>
-      </w:r>
-      <w:proofErr w:type="gramEnd"/>
-      <w:r>
-        <w:rPr>
-          <w:rFonts w:hint="eastAsia"/>
-        </w:rPr>
-        <w:t>集，明确了多端用户的特征字段及关键节点的业务流转文本，在国密区块链平台上进行了深度验证。实验成功实现了多源多维</w:t>
-      </w:r>
-      <w:proofErr w:type="gramStart"/>
-      <w:r>
-        <w:rPr>
-          <w:rFonts w:hint="eastAsia"/>
-        </w:rPr>
-        <w:t>度数据</w:t>
-      </w:r>
-      <w:proofErr w:type="gramEnd"/>
-      <w:r>
-        <w:rPr>
-          <w:rFonts w:hint="eastAsia"/>
-        </w:rPr>
-        <w:t>的可信录入、全链路溯源校验与穿透式监管，验证了该方案在复杂业务场景下的整体可行性与技术优越性。</w:t>
+        <w:t>采集真实的产业链数据集，明确了多端用户的特征字段及关键节点的业务流转文本，在国密区块链平台上进行了深度验证。实验成功实现了多源多维度数据的可信录入、全链路溯源校验与穿透式监管，验证了该方案在复杂业务场景下的整体可行性与技术优越性。</w:t>
       </w:r>
     </w:p>
     <w:p>
@@ -6206,21 +6068,7 @@
         <w:rPr>
           <w:rFonts w:hint="eastAsia"/>
         </w:rPr>
-        <w:t>年煤油</w:t>
-      </w:r>
-      <w:proofErr w:type="gramStart"/>
-      <w:r>
-        <w:rPr>
-          <w:rFonts w:hint="eastAsia"/>
-        </w:rPr>
-        <w:t>车混拉食用油</w:t>
-      </w:r>
-      <w:proofErr w:type="gramEnd"/>
-      <w:r>
-        <w:rPr>
-          <w:rFonts w:hint="eastAsia"/>
-        </w:rPr>
-        <w:t>，</w:t>
+        <w:t>年煤油车混拉食用油，</w:t>
       </w:r>
       <w:r>
         <w:rPr>
@@ -6496,15 +6344,7 @@
         <w:fldChar w:fldCharType="end"/>
       </w:r>
       <w:r>
-        <w:t>。将区块链技术融入传统农产品溯源模型，能够充分发挥其在数据管理和信任构建方面的独特优势，有效解决溯源系统在数据真实性、可靠性和安全性方面的核心诉求。本研究的核心目标在于通过</w:t>
-      </w:r>
-      <w:proofErr w:type="gramStart"/>
-      <w:r>
-        <w:t>运用区</w:t>
-      </w:r>
-      <w:proofErr w:type="gramEnd"/>
-      <w:r>
-        <w:t>块链技术，显著提升农产品溯源系统的可信度和运行效率，从而为保障食品安全、促进农业现代化进程提供坚实的技术支撑。这项研究的意义不仅体现在</w:t>
+        <w:t>。将区块链技术融入传统农产品溯源模型，能够充分发挥其在数据管理和信任构建方面的独特优势，有效解决溯源系统在数据真实性、可靠性和安全性方面的核心诉求。本研究的核心目标在于通过运用区块链技术，显著提升农产品溯源系统的可信度和运行效率，从而为保障食品安全、促进农业现代化进程提供坚实的技术支撑。这项研究的意义不仅体现在</w:t>
       </w:r>
       <w:r>
         <w:rPr>
@@ -6589,13 +6429,8 @@
         <w:t>发展规划》以来，便持续强调食品信息追溯体系的建设工作。尽</w:t>
       </w:r>
       <w:r>
-        <w:t>管如条形码、二</w:t>
-      </w:r>
-      <w:proofErr w:type="gramStart"/>
-      <w:r>
-        <w:t>维码及</w:t>
-      </w:r>
-      <w:proofErr w:type="gramEnd"/>
+        <w:t>管如条形码、二维码及</w:t>
+      </w:r>
       <w:r>
         <w:t>RFID</w:t>
       </w:r>
@@ -6743,15 +6578,7 @@
         <w:t>）</w:t>
       </w:r>
       <w:r>
-        <w:t>来存储溯源过程中的海量非结构化数据，以</w:t>
-      </w:r>
-      <w:proofErr w:type="gramStart"/>
-      <w:r>
-        <w:t>缓解区</w:t>
-      </w:r>
-      <w:proofErr w:type="gramEnd"/>
-      <w:r>
-        <w:t>块链的存储压力。针对链上数据存储的局限性，文献</w:t>
+        <w:t>来存储溯源过程中的海量非结构化数据，以缓解区块链的存储压力。针对链上数据存储的局限性，文献</w:t>
       </w:r>
       <w:r>
         <w:rPr>
@@ -6786,23 +6613,7 @@
         <w:fldChar w:fldCharType="end"/>
       </w:r>
       <w:r>
-        <w:t>进一步研究了链上</w:t>
-      </w:r>
-      <w:proofErr w:type="gramStart"/>
-      <w:r>
-        <w:t>与链下双</w:t>
-      </w:r>
-      <w:proofErr w:type="gramEnd"/>
-      <w:r>
-        <w:t>存储结构，以优化信息查询效率和数据管理能力。此外，考虑到国内特定应用场景的合</w:t>
-      </w:r>
-      <w:proofErr w:type="gramStart"/>
-      <w:r>
-        <w:t>规</w:t>
-      </w:r>
-      <w:proofErr w:type="gramEnd"/>
-      <w:r>
-        <w:t>性需求，文献</w:t>
+        <w:t>进一步研究了链上与链下双存储结构，以优化信息查询效率和数据管理能力。此外，考虑到国内特定应用场景的合规性需求，文献</w:t>
       </w:r>
       <w:r>
         <w:rPr>
@@ -6875,15 +6686,7 @@
     </w:p>
     <w:p>
       <w:r>
-        <w:t>本文针对现有农产品溯源系统在可信度、效率及合</w:t>
-      </w:r>
-      <w:proofErr w:type="gramStart"/>
-      <w:r>
-        <w:t>规</w:t>
-      </w:r>
-      <w:proofErr w:type="gramEnd"/>
-      <w:r>
-        <w:t>性方面的挑战，聚焦于研究基于区块链技术的农产品溯源关键技术。研究以</w:t>
+        <w:t>本文针对现有农产品溯源系统在可信度、效率及合规性方面的挑战，聚焦于研究基于区块链技术的农产品溯源关键技术。研究以</w:t>
       </w:r>
       <w:r>
         <w:t>Hyperledger Fabric</w:t>
@@ -6919,21 +6722,7 @@
         <w:rPr>
           <w:rFonts w:hint="eastAsia"/>
         </w:rPr>
-        <w:t>分布式存储技术，构建一种链上锚</w:t>
-      </w:r>
-      <w:proofErr w:type="gramStart"/>
-      <w:r>
-        <w:rPr>
-          <w:rFonts w:hint="eastAsia"/>
-        </w:rPr>
-        <w:t>定数据</w:t>
-      </w:r>
-      <w:proofErr w:type="gramEnd"/>
-      <w:r>
-        <w:rPr>
-          <w:rFonts w:hint="eastAsia"/>
-        </w:rPr>
-        <w:t>哈希值与内容标识符（</w:t>
+        <w:t>分布式存储技术，构建一种链上锚定数据哈希值与内容标识符（</w:t>
       </w:r>
       <w:r>
         <w:rPr>
@@ -6945,21 +6734,7 @@
         <w:rPr>
           <w:rFonts w:hint="eastAsia"/>
         </w:rPr>
-        <w:t>）等关键摘要信息，</w:t>
-      </w:r>
-      <w:proofErr w:type="gramStart"/>
-      <w:r>
-        <w:rPr>
-          <w:rFonts w:hint="eastAsia"/>
-        </w:rPr>
-        <w:t>而链下</w:t>
-      </w:r>
-      <w:proofErr w:type="gramEnd"/>
-      <w:r>
-        <w:rPr>
-          <w:rFonts w:hint="eastAsia"/>
-        </w:rPr>
-        <w:t>由</w:t>
+        <w:t>）等关键摘要信息，而链下由</w:t>
       </w:r>
       <w:r>
         <w:rPr>
@@ -6980,21 +6755,7 @@
         <w:rPr>
           <w:rFonts w:hint="eastAsia"/>
         </w:rPr>
-        <w:t>再次，为满足国内特定场景下的信息安全与合</w:t>
-      </w:r>
-      <w:proofErr w:type="gramStart"/>
-      <w:r>
-        <w:rPr>
-          <w:rFonts w:hint="eastAsia"/>
-        </w:rPr>
-        <w:t>规</w:t>
-      </w:r>
-      <w:proofErr w:type="gramEnd"/>
-      <w:r>
-        <w:rPr>
-          <w:rFonts w:hint="eastAsia"/>
-        </w:rPr>
-        <w:t>性要求，以开源国密算法库为基础，深入研究</w:t>
+        <w:t>再次，为满足国内特定场景下的信息安全与合规性要求，以开源国密算法库为基础，深入研究</w:t>
       </w:r>
       <w:r>
         <w:rPr>
@@ -7311,21 +7072,7 @@
         <w:rPr>
           <w:rFonts w:hint="eastAsia"/>
         </w:rPr>
-        <w:t>联盟链架构的核心机制与技术特性。从分布式账本原理到智能合约执行逻辑，系统</w:t>
-      </w:r>
-      <w:proofErr w:type="gramStart"/>
-      <w:r>
-        <w:rPr>
-          <w:rFonts w:hint="eastAsia"/>
-        </w:rPr>
-        <w:t>阐述区</w:t>
-      </w:r>
-      <w:proofErr w:type="gramEnd"/>
-      <w:r>
-        <w:rPr>
-          <w:rFonts w:hint="eastAsia"/>
-        </w:rPr>
-        <w:t>块链技术的可信保障机制，重点探讨</w:t>
+        <w:t>联盟链架构的核心机制与技术特性。从分布式账本原理到智能合约执行逻辑，系统阐述区块链技术的可信保障机制，重点探讨</w:t>
       </w:r>
       <w:r>
         <w:rPr>
@@ -7349,85 +7096,15 @@
         <w:rPr>
           <w:rFonts w:hint="eastAsia"/>
         </w:rPr>
-        <w:t>密码服务提供者的技术融合方案。通过对比分析关系型数据库与区块链的数据管理范式，建立链上存证</w:t>
-      </w:r>
-      <w:proofErr w:type="gramStart"/>
-      <w:r>
-        <w:rPr>
-          <w:rFonts w:hint="eastAsia"/>
-        </w:rPr>
-        <w:t>与链下</w:t>
-      </w:r>
-      <w:proofErr w:type="gramEnd"/>
-      <w:r>
-        <w:rPr>
-          <w:rFonts w:hint="eastAsia"/>
-        </w:rPr>
-        <w:t>扩展相结合的混合存储模型，为后续系统设计提供理论依据。技术</w:t>
-      </w:r>
-      <w:proofErr w:type="gramStart"/>
-      <w:r>
-        <w:rPr>
-          <w:rFonts w:hint="eastAsia"/>
-        </w:rPr>
-        <w:t>栈</w:t>
-      </w:r>
-      <w:proofErr w:type="gramEnd"/>
-      <w:r>
-        <w:rPr>
-          <w:rFonts w:hint="eastAsia"/>
-        </w:rPr>
-        <w:t>选择部分论证前后端分离全</w:t>
-      </w:r>
-      <w:proofErr w:type="gramStart"/>
-      <w:r>
-        <w:rPr>
-          <w:rFonts w:hint="eastAsia"/>
-        </w:rPr>
-        <w:t>栈</w:t>
-      </w:r>
-      <w:proofErr w:type="gramEnd"/>
-      <w:r>
-        <w:rPr>
-          <w:rFonts w:hint="eastAsia"/>
-        </w:rPr>
-        <w:t>开发模式的技术优势，阐明国密算法在数字签名与数据加密中的合</w:t>
-      </w:r>
-      <w:proofErr w:type="gramStart"/>
-      <w:r>
-        <w:rPr>
-          <w:rFonts w:hint="eastAsia"/>
-        </w:rPr>
-        <w:t>规</w:t>
-      </w:r>
-      <w:proofErr w:type="gramEnd"/>
-      <w:r>
-        <w:rPr>
-          <w:rFonts w:hint="eastAsia"/>
-        </w:rPr>
-        <w:t>性要求。</w:t>
-      </w:r>
-    </w:p>
-    <w:p>
-      <w:r>
-        <w:rPr>
-          <w:rFonts w:hint="eastAsia"/>
-        </w:rPr>
-        <w:t>第三章至第五章构成方案设计与实现验证的核心研究单元。第三章提出基于多维度需求分析的溯源系统架构，设计涵盖种植、加工、储运与销售环节的全流程数据上链策略，构建区块链子系统与应用服务层的协同机制。第四</w:t>
-      </w:r>
-      <w:proofErr w:type="gramStart"/>
-      <w:r>
-        <w:rPr>
-          <w:rFonts w:hint="eastAsia"/>
-        </w:rPr>
-        <w:t>章突破</w:t>
-      </w:r>
-      <w:proofErr w:type="gramEnd"/>
-      <w:r>
-        <w:rPr>
-          <w:rFonts w:hint="eastAsia"/>
-        </w:rPr>
-        <w:t>国密算法与</w:t>
+        <w:t>密码服务提供者的技术融合方案。通过对比分析关系型数据库与区块链的数据管理范式，建立链上存证与链下扩展相结合的混合存储模型，为后续系统设计提供理论依据。技术栈选择部分论证前后端分离全栈开发模式的技术优势，阐明国密算法在数字签名与数据加密中的合规性要求。</w:t>
+      </w:r>
+    </w:p>
+    <w:p>
+      <w:r>
+        <w:rPr>
+          <w:rFonts w:hint="eastAsia"/>
+        </w:rPr>
+        <w:t>第三章至第五章构成方案设计与实现验证的核心研究单元。第三章提出基于多维度需求分析的溯源系统架构，设计涵盖种植、加工、储运与销售环节的全流程数据上链策略，构建区块链子系统与应用服务层的协同机制。第四章突破国密算法与</w:t>
       </w:r>
       <w:r>
         <w:rPr>
@@ -7482,35 +7159,7 @@
         <w:rPr>
           <w:rFonts w:hint="eastAsia"/>
         </w:rPr>
-        <w:t>第六</w:t>
-      </w:r>
-      <w:proofErr w:type="gramStart"/>
-      <w:r>
-        <w:rPr>
-          <w:rFonts w:hint="eastAsia"/>
-        </w:rPr>
-        <w:t>章总结</w:t>
-      </w:r>
-      <w:proofErr w:type="gramEnd"/>
-      <w:r>
-        <w:rPr>
-          <w:rFonts w:hint="eastAsia"/>
-        </w:rPr>
-        <w:t>全文研究工作，归纳本研究在可信溯源架构构建、底层密码算法适配与混合存储体系优化等方面的理论贡献与实践成效。同时客观评估当前系统的局限性，并从隐私保护增强、</w:t>
-      </w:r>
-      <w:proofErr w:type="gramStart"/>
-      <w:r>
-        <w:rPr>
-          <w:rFonts w:hint="eastAsia"/>
-        </w:rPr>
-        <w:t>跨链交互</w:t>
-      </w:r>
-      <w:proofErr w:type="gramEnd"/>
-      <w:r>
-        <w:rPr>
-          <w:rFonts w:hint="eastAsia"/>
-        </w:rPr>
-        <w:t>以及物联网前沿技术集成等方面对未来研究工作进行展望。各章节内容既保持独立的研究维度，又通过技术演进路线形成有机整体，确保理论研究、技术创新与实践验证的螺旋式推进。</w:t>
+        <w:t>第六章总结全文研究工作，归纳本研究在可信溯源架构构建、底层密码算法适配与混合存储体系优化等方面的理论贡献与实践成效。同时客观评估当前系统的局限性，并从隐私保护增强、跨链交互以及物联网前沿技术集成等方面对未来研究工作进行展望。各章节内容既保持独立的研究维度，又通过技术演进路线形成有机整体，确保理论研究、技术创新与实践验证的螺旋式推进。</w:t>
       </w:r>
     </w:p>
     <w:p>
@@ -7575,21 +7224,7 @@
         <w:rPr>
           <w:rFonts w:hint="eastAsia"/>
         </w:rPr>
-        <w:t>区块链技术，其概念最早由</w:t>
-      </w:r>
-      <w:proofErr w:type="gramStart"/>
-      <w:r>
-        <w:rPr>
-          <w:rFonts w:hint="eastAsia"/>
-        </w:rPr>
-        <w:t>中本聪在</w:t>
-      </w:r>
-      <w:proofErr w:type="gramEnd"/>
-      <w:r>
-        <w:rPr>
-          <w:rFonts w:hint="eastAsia"/>
-        </w:rPr>
-        <w:t>其关于比特币的白皮书中提出</w:t>
+        <w:t>区块链技术，其概念最早由中本聪在其关于比特币的白皮书中提出</w:t>
       </w:r>
       <w:r>
         <w:fldChar w:fldCharType="begin"/>
@@ -7721,49 +7356,7 @@
         <w:rPr>
           <w:rFonts w:hint="eastAsia"/>
         </w:rPr>
-        <w:t>。</w:t>
-      </w:r>
-      <w:proofErr w:type="gramStart"/>
-      <w:r>
-        <w:rPr>
-          <w:rFonts w:hint="eastAsia"/>
-        </w:rPr>
-        <w:t>公有链对所有</w:t>
-      </w:r>
-      <w:proofErr w:type="gramEnd"/>
-      <w:r>
-        <w:rPr>
-          <w:rFonts w:hint="eastAsia"/>
-        </w:rPr>
-        <w:t>用户开放，任何人都可以参与；</w:t>
-      </w:r>
-      <w:proofErr w:type="gramStart"/>
-      <w:r>
-        <w:rPr>
-          <w:rFonts w:hint="eastAsia"/>
-        </w:rPr>
-        <w:t>私有链则由</w:t>
-      </w:r>
-      <w:proofErr w:type="gramEnd"/>
-      <w:r>
-        <w:rPr>
-          <w:rFonts w:hint="eastAsia"/>
-        </w:rPr>
-        <w:t>单一组织控制，权限高度集中；</w:t>
-      </w:r>
-      <w:proofErr w:type="gramStart"/>
-      <w:r>
-        <w:rPr>
-          <w:rFonts w:hint="eastAsia"/>
-        </w:rPr>
-        <w:t>联盟链则介于</w:t>
-      </w:r>
-      <w:proofErr w:type="gramEnd"/>
-      <w:r>
-        <w:rPr>
-          <w:rFonts w:hint="eastAsia"/>
-        </w:rPr>
-        <w:t>两者之间，由多个预先授权的组织共同参与管理和维护。区块链区块与链式结构原理图如</w:t>
+        <w:t>。公有链对所有用户开放，任何人都可以参与；私有链则由单一组织控制，权限高度集中；联盟链则介于两者之间，由多个预先授权的组织共同参与管理和维护。区块链区块与链式结构原理图如</w:t>
       </w:r>
       <w:r>
         <w:fldChar w:fldCharType="begin"/>
@@ -7928,21 +7521,7 @@
         <w:rPr>
           <w:rFonts w:hint="eastAsia"/>
         </w:rPr>
-        <w:t>在农产品溯源这类涉及多个利益相关方且需要一定程度权限控制的场景中，联盟链展现出其独特的适用性。联盟</w:t>
-      </w:r>
-      <w:proofErr w:type="gramStart"/>
-      <w:r>
-        <w:rPr>
-          <w:rFonts w:hint="eastAsia"/>
-        </w:rPr>
-        <w:t>链采用弱</w:t>
-      </w:r>
-      <w:proofErr w:type="gramEnd"/>
-      <w:r>
-        <w:rPr>
-          <w:rFonts w:hint="eastAsia"/>
-        </w:rPr>
-        <w:t>中心化或多中心化的治理模式，网络中的节点通常代表具体的实体机构，其加入需要经过严格的身份认证和授权。这种机制使得联盟链</w:t>
+        <w:t>在农产品溯源这类涉及多个利益相关方且需要一定程度权限控制的场景中，联盟链展现出其独特的适用性。联盟链采用弱中心化或多中心化的治理模式，网络中的节点通常代表具体的实体机构，其加入需要经过严格的身份认证和授权。这种机制使得联盟链</w:t>
       </w:r>
       <w:r>
         <w:rPr>
@@ -7993,35 +7572,7 @@
         <w:rPr>
           <w:rFonts w:hint="eastAsia"/>
         </w:rPr>
-        <w:t>农产品供应</w:t>
-      </w:r>
-      <w:proofErr w:type="gramStart"/>
-      <w:r>
-        <w:rPr>
-          <w:rFonts w:hint="eastAsia"/>
-        </w:rPr>
-        <w:t>链涉及</w:t>
-      </w:r>
-      <w:proofErr w:type="gramEnd"/>
-      <w:r>
-        <w:rPr>
-          <w:rFonts w:hint="eastAsia"/>
-        </w:rPr>
-        <w:t>从源头种植、生产加工、物流运输到终端零售及政府监管等多个确定的参与方。参与主体之间既有合作需求，也需要保护各自的商业数据隐私。联盟链的许可准入机制、基于通道架构实现的数据隔离功能，以及相对较高的处理性能，能够很好地满足这种多方协作且兼顾隐私与效率的复杂业务需求，使其成为构建企业级农产品溯源平台的</w:t>
-      </w:r>
-      <w:proofErr w:type="gramStart"/>
-      <w:r>
-        <w:rPr>
-          <w:rFonts w:hint="eastAsia"/>
-        </w:rPr>
-        <w:t>理想技术</w:t>
-      </w:r>
-      <w:proofErr w:type="gramEnd"/>
-      <w:r>
-        <w:rPr>
-          <w:rFonts w:hint="eastAsia"/>
-        </w:rPr>
-        <w:t>选型</w:t>
+        <w:t>农产品供应链涉及从源头种植、生产加工、物流运输到终端零售及政府监管等多个确定的参与方。参与主体之间既有合作需求，也需要保护各自的商业数据隐私。联盟链的许可准入机制、基于通道架构实现的数据隔离功能，以及相对较高的处理性能，能够很好地满足这种多方协作且兼顾隐私与效率的复杂业务需求，使其成为构建企业级农产品溯源平台的理想技术选型</w:t>
       </w:r>
       <w:r>
         <w:rPr>
@@ -8573,21 +8124,7 @@
         <w:rPr>
           <w:rFonts w:hint="eastAsia"/>
         </w:rPr>
-        <w:t>通过上表对比可知，农产品溯源场景涉及多个确定的企业和监管机构，需要严格的身份准入和权限控制，公有链的绝对开放性显然不适用。同时，单一企业控制的私有链又无法从根本上解决多主体间的信任问题。因此，由多个预授权节点共同治理的联盟</w:t>
-      </w:r>
-      <w:proofErr w:type="gramStart"/>
-      <w:r>
-        <w:rPr>
-          <w:rFonts w:hint="eastAsia"/>
-        </w:rPr>
-        <w:t>链成为</w:t>
-      </w:r>
-      <w:proofErr w:type="gramEnd"/>
-      <w:r>
-        <w:rPr>
-          <w:rFonts w:hint="eastAsia"/>
-        </w:rPr>
-        <w:t>最理想的选择。本研究最终选用</w:t>
+        <w:t>通过上表对比可知，农产品溯源场景涉及多个确定的企业和监管机构，需要严格的身份准入和权限控制，公有链的绝对开放性显然不适用。同时，单一企业控制的私有链又无法从根本上解决多主体间的信任问题。因此，由多个预授权节点共同治理的联盟链成为最理想的选择。本研究最终选用</w:t>
       </w:r>
       <w:r>
         <w:rPr>
@@ -8654,29 +8191,13 @@
         <w:t>Linux</w:t>
       </w:r>
       <w:r>
-        <w:t>基金会托管的一个开源分布式账本平台项目，专为企业级应用而设计，是联盟</w:t>
-      </w:r>
-      <w:proofErr w:type="gramStart"/>
-      <w:r>
-        <w:t>链领域</w:t>
-      </w:r>
-      <w:proofErr w:type="gramEnd"/>
-      <w:r>
-        <w:t>最具代表性的技术框架之一。</w:t>
+        <w:t>基金会托管的一个开源分布式账本平台项目，专为企业级应用而设计，是联盟链领域最具代表性的技术框架之一。</w:t>
       </w:r>
       <w:r>
         <w:t>Fabric</w:t>
       </w:r>
       <w:r>
-        <w:t>的核心优势在于其高度模块化和可插拔的架构设计，这赋予了它极大的灵活性和</w:t>
-      </w:r>
-      <w:proofErr w:type="gramStart"/>
-      <w:r>
-        <w:t>可</w:t>
-      </w:r>
-      <w:proofErr w:type="gramEnd"/>
-      <w:r>
-        <w:t>扩展性，能够适</w:t>
+        <w:t>的核心优势在于其高度模块化和可插拔的架构设计，这赋予了它极大的灵活性和可扩展性，能够适</w:t>
       </w:r>
       <w:r>
         <w:lastRenderedPageBreak/>
@@ -8910,21 +8431,7 @@
         <w:rPr>
           <w:rFonts w:hint="eastAsia"/>
         </w:rPr>
-        <w:t>）负责管理网络中所有成员的数字身份证书，通过公</w:t>
-      </w:r>
-      <w:proofErr w:type="gramStart"/>
-      <w:r>
-        <w:rPr>
-          <w:rFonts w:hint="eastAsia"/>
-        </w:rPr>
-        <w:t>钥</w:t>
-      </w:r>
-      <w:proofErr w:type="gramEnd"/>
-      <w:r>
-        <w:rPr>
-          <w:rFonts w:hint="eastAsia"/>
-        </w:rPr>
-        <w:t>基础设施体系实现严格的身份认证与权限控制。通道机制是该平台提供的一种逻辑数据隔离机制，允许网络中的特定参与方子集建立私有的通信和账本共享网络，从而有效保障了多方参与环境下的数据隐私和商业机密</w:t>
+        <w:t>）负责管理网络中所有成员的数字身份证书，通过公钥基础设施体系实现严格的身份认证与权限控制。通道机制是该平台提供的一种逻辑数据隔离机制，允许网络中的特定参与方子集建立私有的通信和账本共享网络，从而有效保障了多方参与环境下的数据隐私和商业机密</w:t>
       </w:r>
       <w:r>
         <w:rPr>
@@ -9207,21 +8714,7 @@
         <w:rPr>
           <w:rFonts w:hint="eastAsia"/>
         </w:rPr>
-        <w:t>允许开发者根据实际的安全需求和合</w:t>
-      </w:r>
-      <w:proofErr w:type="gramStart"/>
-      <w:r>
-        <w:rPr>
-          <w:rFonts w:hint="eastAsia"/>
-        </w:rPr>
-        <w:t>规</w:t>
-      </w:r>
-      <w:proofErr w:type="gramEnd"/>
-      <w:r>
-        <w:rPr>
-          <w:rFonts w:hint="eastAsia"/>
-        </w:rPr>
-        <w:t>要求，选择不同的</w:t>
+        <w:t>允许开发者根据实际的安全需求和合规要求，选择不同的</w:t>
       </w:r>
       <w:r>
         <w:rPr>
@@ -9465,21 +8958,7 @@
         <w:rPr>
           <w:rFonts w:hint="eastAsia"/>
         </w:rPr>
-        <w:t>链码一旦被部署到区块链网络的对等节点上，其代码逻辑便成为不可随意更改的业务规则。在农产品溯源场景中，智能合约扮演着至关重要的角色。例如，通过编写智能合约定义农产品从种植、加工、运输到销售各环节的业务规则，可以自动记录产品批次信息、验证所有权转移并存储质量检验报告的哈希值。当消费者扫描产品</w:t>
-      </w:r>
-      <w:proofErr w:type="gramStart"/>
-      <w:r>
-        <w:rPr>
-          <w:rFonts w:hint="eastAsia"/>
-        </w:rPr>
-        <w:t>二维码时</w:t>
-      </w:r>
-      <w:proofErr w:type="gramEnd"/>
-      <w:r>
-        <w:rPr>
-          <w:rFonts w:hint="eastAsia"/>
-        </w:rPr>
-        <w:t>，能够自动触发溯源信息的查询功能。通过智能合约的自动化执行，系统极大减少了人为干预带来的舞弊风险，显著增强了整个溯源过程的透明度与可信度。</w:t>
+        <w:t>链码一旦被部署到区块链网络的对等节点上，其代码逻辑便成为不可随意更改的业务规则。在农产品溯源场景中，智能合约扮演着至关重要的角色。例如，通过编写智能合约定义农产品从种植、加工、运输到销售各环节的业务规则，可以自动记录产品批次信息、验证所有权转移并存储质量检验报告的哈希值。当消费者扫描产品二维码时，能够自动触发溯源信息的查询功能。通过智能合约的自动化执行，系统极大减少了人为干预带来的舞弊风险，显著增强了整个溯源过程的透明度与可信度。</w:t>
       </w:r>
     </w:p>
     <w:p>
@@ -9664,35 +9143,7 @@
         <w:rPr>
           <w:rFonts w:hint="eastAsia"/>
         </w:rPr>
-        <w:t>与区块链技术相结合，形成一种链上锚</w:t>
-      </w:r>
-      <w:proofErr w:type="gramStart"/>
-      <w:r>
-        <w:rPr>
-          <w:rFonts w:hint="eastAsia"/>
-        </w:rPr>
-        <w:t>定核心</w:t>
-      </w:r>
-      <w:proofErr w:type="gramEnd"/>
-      <w:r>
-        <w:rPr>
-          <w:rFonts w:hint="eastAsia"/>
-        </w:rPr>
-        <w:t>摘要、</w:t>
-      </w:r>
-      <w:proofErr w:type="gramStart"/>
-      <w:r>
-        <w:rPr>
-          <w:rFonts w:hint="eastAsia"/>
-        </w:rPr>
-        <w:t>链下托管</w:t>
-      </w:r>
-      <w:proofErr w:type="gramEnd"/>
-      <w:r>
-        <w:rPr>
-          <w:rFonts w:hint="eastAsia"/>
-        </w:rPr>
-        <w:t>原始文件的解决方案成为一种理想选择。具体做法是：将原始的大文件上传至</w:t>
+        <w:t>与区块链技术相结合，形成一种链上锚定核心摘要、链下托管原始文件的解决方案成为一种理想选择。具体做法是：将原始的大文件上传至</w:t>
       </w:r>
       <w:r>
         <w:rPr>
@@ -9728,21 +9179,7 @@
         <w:rPr>
           <w:rFonts w:hint="eastAsia"/>
         </w:rPr>
-        <w:t>以及文件描述、上</w:t>
-      </w:r>
-      <w:proofErr w:type="gramStart"/>
-      <w:r>
-        <w:rPr>
-          <w:rFonts w:hint="eastAsia"/>
-        </w:rPr>
-        <w:t>传时间</w:t>
-      </w:r>
-      <w:proofErr w:type="gramEnd"/>
-      <w:r>
-        <w:rPr>
-          <w:rFonts w:hint="eastAsia"/>
-        </w:rPr>
-        <w:t>与关联产品批次标识等相关元数据</w:t>
+        <w:t>以及文件描述、上传时间与关联产品批次标识等相关元数据</w:t>
       </w:r>
       <w:r>
         <w:rPr>
@@ -9761,21 +9198,7 @@
         <w:rPr>
           <w:rFonts w:hint="eastAsia"/>
         </w:rPr>
-        <w:t>区块链上。这样，既可以利用区块链的不可篡改性来保证文件索引及其元数据的真实性和</w:t>
-      </w:r>
-      <w:proofErr w:type="gramStart"/>
-      <w:r>
-        <w:rPr>
-          <w:rFonts w:hint="eastAsia"/>
-        </w:rPr>
-        <w:t>可</w:t>
-      </w:r>
-      <w:proofErr w:type="gramEnd"/>
-      <w:r>
-        <w:rPr>
-          <w:rFonts w:hint="eastAsia"/>
-        </w:rPr>
-        <w:t>追溯性，又能有效解决区块链存储容量有限、成本高昂的问题，同时还能借助</w:t>
+        <w:t>区块链上。这样，既可以利用区块链的不可篡改性来保证文件索引及其元数据的真实性和可追溯性，又能有效解决区块链存储容量有限、成本高昂的问题，同时还能借助</w:t>
       </w:r>
       <w:r>
         <w:rPr>
@@ -9807,50 +9230,17 @@
         <w:t xml:space="preserve"> </w:t>
       </w:r>
       <w:r>
-        <w:t>应用层开发技术</w:t>
-      </w:r>
-      <w:proofErr w:type="gramStart"/>
-      <w:r>
-        <w:t>栈</w:t>
+        <w:t>应用层开发技术栈</w:t>
       </w:r>
       <w:bookmarkEnd w:id="24"/>
       <w:bookmarkEnd w:id="25"/>
-      <w:proofErr w:type="gramEnd"/>
-    </w:p>
-    <w:p>
-      <w:r>
-        <w:rPr>
-          <w:rFonts w:hint="eastAsia"/>
-        </w:rPr>
-        <w:t>本农产品溯源系统的应用层开发选择了一套轻量、高性能且与区块链底层高度契合的技术</w:t>
-      </w:r>
-      <w:proofErr w:type="gramStart"/>
-      <w:r>
-        <w:rPr>
-          <w:rFonts w:hint="eastAsia"/>
-        </w:rPr>
-        <w:t>栈</w:t>
-      </w:r>
-      <w:proofErr w:type="gramEnd"/>
-      <w:r>
-        <w:rPr>
-          <w:rFonts w:hint="eastAsia"/>
-        </w:rPr>
-        <w:t>。在后端服务开发方面，核心语言选用了原生支持高并发且内存</w:t>
-      </w:r>
-      <w:proofErr w:type="gramStart"/>
-      <w:r>
-        <w:rPr>
-          <w:rFonts w:hint="eastAsia"/>
-        </w:rPr>
-        <w:t>占用低</w:t>
-      </w:r>
-      <w:proofErr w:type="gramEnd"/>
-      <w:r>
-        <w:rPr>
-          <w:rFonts w:hint="eastAsia"/>
-        </w:rPr>
-        <w:t>的</w:t>
+    </w:p>
+    <w:p>
+      <w:r>
+        <w:rPr>
+          <w:rFonts w:hint="eastAsia"/>
+        </w:rPr>
+        <w:t>本农产品溯源系统的应用层开发选择了一套轻量、高性能且与区块链底层高度契合的技术栈。在后端服务开发方面，核心语言选用了原生支持高并发且内存占用低的</w:t>
       </w:r>
       <w:r>
         <w:rPr>
@@ -9950,19 +9340,11 @@
         </w:rPr>
         <w:t>GORM</w:t>
       </w:r>
-      <w:proofErr w:type="gramStart"/>
-      <w:r>
-        <w:rPr>
-          <w:rFonts w:hint="eastAsia"/>
-        </w:rPr>
-        <w:t>库作为</w:t>
-      </w:r>
-      <w:proofErr w:type="gramEnd"/>
-      <w:r>
-        <w:rPr>
-          <w:rFonts w:hint="eastAsia"/>
-        </w:rPr>
-        <w:t>对象关系映射工具。该库支持自动数据迁移与复杂的关联查询，极大简化了后端程序与数据库的交互逻辑。针对非链上的结构化业务数据，系统采用</w:t>
+      <w:r>
+        <w:rPr>
+          <w:rFonts w:hint="eastAsia"/>
+        </w:rPr>
+        <w:t>库作为对象关系映射工具。该库支持自动数据迁移与复杂的关联查询，极大简化了后端程序与数据库的交互逻辑。针对非链上的结构化业务数据，系统采用</w:t>
       </w:r>
       <w:r>
         <w:rPr>
@@ -10024,35 +9406,7 @@
         <w:rPr>
           <w:rFonts w:hint="eastAsia"/>
         </w:rPr>
-        <w:t>环境构建；同时，面向消费者的查询</w:t>
-      </w:r>
-      <w:proofErr w:type="gramStart"/>
-      <w:r>
-        <w:rPr>
-          <w:rFonts w:hint="eastAsia"/>
-        </w:rPr>
-        <w:t>端采用微信</w:t>
-      </w:r>
-      <w:proofErr w:type="gramEnd"/>
-      <w:r>
-        <w:rPr>
-          <w:rFonts w:hint="eastAsia"/>
-        </w:rPr>
-        <w:t>小程序原生技术</w:t>
-      </w:r>
-      <w:proofErr w:type="gramStart"/>
-      <w:r>
-        <w:rPr>
-          <w:rFonts w:hint="eastAsia"/>
-        </w:rPr>
-        <w:t>栈</w:t>
-      </w:r>
-      <w:proofErr w:type="gramEnd"/>
-      <w:r>
-        <w:rPr>
-          <w:rFonts w:hint="eastAsia"/>
-        </w:rPr>
-        <w:t>开发。</w:t>
+        <w:t>环境构建；同时，面向消费者的查询端采用微信小程序原生技术栈开发。</w:t>
       </w:r>
       <w:r>
         <w:rPr>
@@ -10253,21 +9607,7 @@
           <w:rFonts w:hint="eastAsia"/>
         </w:rPr>
         <w:lastRenderedPageBreak/>
-        <w:t>块链网关，能够将前端的业务请求转化为区块链上的交易指令，确保数据的不可篡改性和</w:t>
-      </w:r>
-      <w:proofErr w:type="gramStart"/>
-      <w:r>
-        <w:rPr>
-          <w:rFonts w:hint="eastAsia"/>
-        </w:rPr>
-        <w:t>可</w:t>
-      </w:r>
-      <w:proofErr w:type="gramEnd"/>
-      <w:r>
-        <w:rPr>
-          <w:rFonts w:hint="eastAsia"/>
-        </w:rPr>
-        <w:t>追溯性。</w:t>
+        <w:t>块链网关，能够将前端的业务请求转化为区块链上的交易指令，确保数据的不可篡改性和可追溯性。</w:t>
       </w:r>
     </w:p>
     <w:p>
@@ -10303,21 +9643,7 @@
         <w:rPr>
           <w:rFonts w:hint="eastAsia"/>
         </w:rPr>
-        <w:t>码学是保障信息安全的核心技术，在本研究中，特别关注我国自主制定的商用密码算法（以下简称国密算法）的应用，以满足特定场景下的安全合</w:t>
-      </w:r>
-      <w:proofErr w:type="gramStart"/>
-      <w:r>
-        <w:rPr>
-          <w:rFonts w:hint="eastAsia"/>
-        </w:rPr>
-        <w:t>规</w:t>
-      </w:r>
-      <w:proofErr w:type="gramEnd"/>
-      <w:r>
-        <w:rPr>
-          <w:rFonts w:hint="eastAsia"/>
-        </w:rPr>
-        <w:t>要求</w:t>
+        <w:t>码学是保障信息安全的核心技术，在本研究中，特别关注我国自主制定的商用密码算法（以下简称国密算法）的应用，以满足特定场景下的安全合规要求</w:t>
       </w:r>
       <w:r>
         <w:fldChar w:fldCharType="begin"/>
@@ -10424,21 +9750,7 @@
         <w:rPr>
           <w:rFonts w:hint="eastAsia"/>
         </w:rPr>
-        <w:t>）的公</w:t>
-      </w:r>
-      <w:proofErr w:type="gramStart"/>
-      <w:r>
-        <w:rPr>
-          <w:rFonts w:hint="eastAsia"/>
-        </w:rPr>
-        <w:t>钥</w:t>
-      </w:r>
-      <w:proofErr w:type="gramEnd"/>
-      <w:r>
-        <w:rPr>
-          <w:rFonts w:hint="eastAsia"/>
-        </w:rPr>
-        <w:t>密码算法，具有高效性和安全性。该算法通过在有限域上的椭圆曲线上定义点运算，实现加密、解密、数字签名和密钥交换等功能。其安全性依赖于椭圆曲线离散对数问题的计算复杂度，使得即使在较短的密钥长度下也能提供足够强的安全保障。与传统</w:t>
+        <w:t>）的公钥密码算法，具有高效性和安全性。该算法通过在有限域上的椭圆曲线上定义点运算，实现加密、解密、数字签名和密钥交换等功能。其安全性依赖于椭圆曲线离散对数问题的计算复杂度，使得即使在较短的密钥长度下也能提供足够强的安全保障。与传统</w:t>
       </w:r>
       <w:r>
         <w:rPr>
@@ -10486,21 +9798,7 @@
         <w:rPr>
           <w:rFonts w:hint="eastAsia"/>
         </w:rPr>
-        <w:t>可用于生成用户身份的公私</w:t>
-      </w:r>
-      <w:proofErr w:type="gramStart"/>
-      <w:r>
-        <w:rPr>
-          <w:rFonts w:hint="eastAsia"/>
-        </w:rPr>
-        <w:t>钥</w:t>
-      </w:r>
-      <w:proofErr w:type="gramEnd"/>
-      <w:r>
-        <w:rPr>
-          <w:rFonts w:hint="eastAsia"/>
-        </w:rPr>
-        <w:t>对，并支持高效的交易签名和验证操作，确保数据的真实性和不可抵赖性。</w:t>
+        <w:t>可用于生成用户身份的公私钥对，并支持高效的交易签名和验证操作，确保数据的真实性和不可抵赖性。</w:t>
       </w:r>
     </w:p>
     <w:p>
@@ -10520,15 +9818,7 @@
         <w:t>256</w:t>
       </w:r>
       <w:r>
-        <w:t>位的摘要信息。其核心机制包括压缩函数和消息扩展过程，能够有效抵抗碰撞攻击</w:t>
-      </w:r>
-      <w:proofErr w:type="gramStart"/>
-      <w:r>
-        <w:t>和预像攻击</w:t>
-      </w:r>
-      <w:proofErr w:type="gramEnd"/>
-      <w:r>
-        <w:t>。</w:t>
+        <w:t>位的摘要信息。其核心机制包括压缩函数和消息扩展过程，能够有效抵抗碰撞攻击和预像攻击。</w:t>
       </w:r>
       <w:r>
         <w:t>SM3</w:t>
@@ -10540,15 +9830,7 @@
         <w:t>SM3</w:t>
       </w:r>
       <w:r>
-        <w:t>可以用于生成各类数据的唯一标识符，例如种植批次信息、物流单据和质检报告等。通过将原始数据的哈希</w:t>
-      </w:r>
-      <w:proofErr w:type="gramStart"/>
-      <w:r>
-        <w:t>值记录</w:t>
-      </w:r>
-      <w:proofErr w:type="gramEnd"/>
-      <w:r>
-        <w:t>在区块链上，可以实现数据完整性的快速校验，防止任何未经授权的篡改行为。</w:t>
+        <w:t>可以用于生成各类数据的唯一标识符，例如种植批次信息、物流单据和质检报告等。通过将原始数据的哈希值记录在区块链上，可以实现数据完整性的快速校验，防止任何未经授权的篡改行为。</w:t>
       </w:r>
       <w:r>
         <w:t>SM3</w:t>
@@ -10616,35 +9898,7 @@
         <w:rPr>
           <w:rFonts w:hint="eastAsia"/>
         </w:rPr>
-        <w:t>可用于</w:t>
-      </w:r>
-      <w:proofErr w:type="gramStart"/>
-      <w:r>
-        <w:rPr>
-          <w:rFonts w:hint="eastAsia"/>
-        </w:rPr>
-        <w:t>加密链下存储</w:t>
-      </w:r>
-      <w:proofErr w:type="gramEnd"/>
-      <w:r>
-        <w:rPr>
-          <w:rFonts w:hint="eastAsia"/>
-        </w:rPr>
-        <w:t>的</w:t>
-      </w:r>
-      <w:proofErr w:type="gramStart"/>
-      <w:r>
-        <w:rPr>
-          <w:rFonts w:hint="eastAsia"/>
-        </w:rPr>
-        <w:t>详细业务</w:t>
-      </w:r>
-      <w:proofErr w:type="gramEnd"/>
-      <w:r>
-        <w:rPr>
-          <w:rFonts w:hint="eastAsia"/>
-        </w:rPr>
-        <w:t>数据，</w:t>
+        <w:t>可用于加密链下存储的详细业务数据，</w:t>
       </w:r>
       <w:r>
         <w:rPr>
@@ -10675,21 +9929,7 @@
         <w:rPr>
           <w:rFonts w:hint="eastAsia"/>
         </w:rPr>
-        <w:t>不仅能够确保数据的机密性，还能通过链上哈希值验证数据的真实性。这种混合加密策略在保证系统性能的同时，满足了国密标准的合</w:t>
-      </w:r>
-      <w:proofErr w:type="gramStart"/>
-      <w:r>
-        <w:rPr>
-          <w:rFonts w:hint="eastAsia"/>
-        </w:rPr>
-        <w:t>规</w:t>
-      </w:r>
-      <w:proofErr w:type="gramEnd"/>
-      <w:r>
-        <w:rPr>
-          <w:rFonts w:hint="eastAsia"/>
-        </w:rPr>
-        <w:t>性要求。</w:t>
+        <w:t>不仅能够确保数据的机密性，还能通过链上哈希值验证数据的真实性。这种混合加密策略在保证系统性能的同时，满足了国密标准的合规性要求。</w:t>
       </w:r>
     </w:p>
     <w:p>
@@ -10742,21 +9982,7 @@
         <w:rPr>
           <w:rFonts w:hint="eastAsia"/>
         </w:rPr>
-        <w:t>加密存储</w:t>
-      </w:r>
-      <w:proofErr w:type="gramStart"/>
-      <w:r>
-        <w:rPr>
-          <w:rFonts w:hint="eastAsia"/>
-        </w:rPr>
-        <w:t>在链下</w:t>
-      </w:r>
-      <w:proofErr w:type="gramEnd"/>
-      <w:r>
-        <w:rPr>
-          <w:rFonts w:hint="eastAsia"/>
-        </w:rPr>
-        <w:t>或传输过程中的敏感数据，能够显著增强系统的整体安全性和数据的自主可控性，同时满足国内相关行业规范和法律法规对密码应用的要求。</w:t>
+        <w:t>加密存储在链下或传输过程中的敏感数据，能够显著增强系统的整体安全性和数据的自主可控性，同时满足国内相关行业规范和法律法规对密码应用的要求。</w:t>
       </w:r>
     </w:p>
     <w:p>
@@ -11051,23 +10277,7 @@
           <w:rFonts w:cstheme="minorBidi" w:hint="eastAsia"/>
           <w:color w:val="000000"/>
         </w:rPr>
-        <w:t>为了克服传统溯源系统的局限性并满足多方参与的信任构建需求，本研究设计了结合区块链技术的溯源信息流转机制。其核心思想是在农产品供应链的每一个关键环节，由相应的责任主体直接将产生的溯源数据或文件的哈希摘要通过交易形式记录到区块链上。例如，种植环节记录环境参数，加工环节同步质检信息。由于区块链上的数据一旦写入便难以篡改，并且通过分布式账本实现了多方共享与共同见证，因此能够显著提升溯源信息的真实性与可信度。消费者只需扫描产品包装上唯一的溯源</w:t>
-      </w:r>
-      <w:proofErr w:type="gramStart"/>
-      <w:r>
-        <w:rPr>
-          <w:rFonts w:cstheme="minorBidi" w:hint="eastAsia"/>
-          <w:color w:val="000000"/>
-        </w:rPr>
-        <w:t>二维码标识</w:t>
-      </w:r>
-      <w:proofErr w:type="gramEnd"/>
-      <w:r>
-        <w:rPr>
-          <w:rFonts w:cstheme="minorBidi" w:hint="eastAsia"/>
-          <w:color w:val="000000"/>
-        </w:rPr>
-        <w:t>，即可便捷地触发查询操作，获取从源头到当前环节由各方共同确认且时间戳连续的可信溯源证据链条。监管机构同样可以通过特定的节点权限访问链上全量数据，开展高效的市场监督与质量审计工作</w:t>
+        <w:t>为了克服传统溯源系统的局限性并满足多方参与的信任构建需求，本研究设计了结合区块链技术的溯源信息流转机制。其核心思想是在农产品供应链的每一个关键环节，由相应的责任主体直接将产生的溯源数据或文件的哈希摘要通过交易形式记录到区块链上。例如，种植环节记录环境参数，加工环节同步质检信息。由于区块链上的数据一旦写入便难以篡改，并且通过分布式账本实现了多方共享与共同见证，因此能够显著提升溯源信息的真实性与可信度。消费者只需扫描产品包装上唯一的溯源二维码标识，即可便捷地触发查询操作，获取从源头到当前环节由各方共同确认且时间戳连续的可信溯源证据链条。监管机构同样可以通过特定的节点权限访问链上全量数据，开展高效的市场监督与质量审计工作</w:t>
       </w:r>
       <w:r>
         <w:rPr>
@@ -11456,21 +10666,7 @@
         <w:rPr>
           <w:rFonts w:hint="eastAsia"/>
         </w:rPr>
-        <w:t>的链</w:t>
-      </w:r>
-      <w:proofErr w:type="gramStart"/>
-      <w:r>
-        <w:rPr>
-          <w:rFonts w:hint="eastAsia"/>
-        </w:rPr>
-        <w:t>上链下双存储</w:t>
-      </w:r>
-      <w:proofErr w:type="gramEnd"/>
-      <w:r>
-        <w:rPr>
-          <w:rFonts w:hint="eastAsia"/>
-        </w:rPr>
-        <w:t>数据管理策略。</w:t>
+        <w:t>的链上链下双存储数据管理策略。</w:t>
       </w:r>
       <w:r>
         <w:rPr>
@@ -11518,21 +10714,7 @@
         <w:rPr>
           <w:rFonts w:hint="eastAsia"/>
         </w:rPr>
-        <w:t>以及文件描述、上</w:t>
-      </w:r>
-      <w:proofErr w:type="gramStart"/>
-      <w:r>
-        <w:rPr>
-          <w:rFonts w:hint="eastAsia"/>
-        </w:rPr>
-        <w:t>传时间</w:t>
-      </w:r>
-      <w:proofErr w:type="gramEnd"/>
-      <w:r>
-        <w:rPr>
-          <w:rFonts w:hint="eastAsia"/>
-        </w:rPr>
-        <w:t>与关联产品批次标识等相关元数据记录在区块链上。该设计既利用了</w:t>
+        <w:t>以及文件描述、上传时间与关联产品批次标识等相关元数据记录在区块链上。该设计既利用了</w:t>
       </w:r>
       <w:r>
         <w:rPr>
@@ -11557,10 +10739,10 @@
       </w:pPr>
       <w:r>
         <w:drawing>
-          <wp:inline distT="0" distB="0" distL="0" distR="0" wp14:anchorId="71453FAF" wp14:editId="15F90E53">
-            <wp:extent cx="4439270" cy="3515216"/>
+          <wp:inline distT="0" distB="0" distL="0" distR="0" wp14:anchorId="2632A7A5" wp14:editId="20B6E1A8">
+            <wp:extent cx="4363059" cy="3515216"/>
             <wp:effectExtent l="0" t="0" r="0" b="9525"/>
-            <wp:docPr id="30243786" name="图片 1"/>
+            <wp:docPr id="1532876732" name="图片 7"/>
             <wp:cNvGraphicFramePr>
               <a:graphicFrameLocks xmlns:a="http://schemas.openxmlformats.org/drawingml/2006/main" noChangeAspect="1"/>
             </wp:cNvGraphicFramePr>
@@ -11568,7 +10750,7 @@
               <a:graphicData uri="http://schemas.openxmlformats.org/drawingml/2006/picture">
                 <pic:pic xmlns:pic="http://schemas.openxmlformats.org/drawingml/2006/picture">
                   <pic:nvPicPr>
-                    <pic:cNvPr id="30243786" name="图片 30243786"/>
+                    <pic:cNvPr id="1532876732" name="图片 1532876732"/>
                     <pic:cNvPicPr/>
                   </pic:nvPicPr>
                   <pic:blipFill>
@@ -11580,7 +10762,7 @@
                   <pic:spPr>
                     <a:xfrm>
                       <a:off x="0" y="0"/>
-                      <a:ext cx="4439270" cy="3515216"/>
+                      <a:ext cx="4363059" cy="3515216"/>
                     </a:xfrm>
                     <a:prstGeom prst="rect">
                       <a:avLst/>
@@ -11800,35 +10982,7 @@
         <w:rPr>
           <w:rFonts w:hint="eastAsia"/>
         </w:rPr>
-        <w:t>公</w:t>
-      </w:r>
-      <w:proofErr w:type="gramStart"/>
-      <w:r>
-        <w:rPr>
-          <w:rFonts w:hint="eastAsia"/>
-        </w:rPr>
-        <w:t>钥</w:t>
-      </w:r>
-      <w:proofErr w:type="gramEnd"/>
-      <w:r>
-        <w:rPr>
-          <w:rFonts w:hint="eastAsia"/>
-        </w:rPr>
-        <w:t>加密算法对特定数据进行加密，只有拥有相应私</w:t>
-      </w:r>
-      <w:proofErr w:type="gramStart"/>
-      <w:r>
-        <w:rPr>
-          <w:rFonts w:hint="eastAsia"/>
-        </w:rPr>
-        <w:t>钥</w:t>
-      </w:r>
-      <w:proofErr w:type="gramEnd"/>
-      <w:r>
-        <w:rPr>
-          <w:rFonts w:hint="eastAsia"/>
-        </w:rPr>
-        <w:t>的接收方才能解密。其次，对于只需验证完整性而无需公开内容的数据，可以仅将其</w:t>
+        <w:t>公钥加密算法对特定数据进行加密，只有拥有相应私钥的接收方才能解密。其次，对于只需验证完整性而无需公开内容的数据，可以仅将其</w:t>
       </w:r>
       <w:r>
         <w:rPr>
@@ -11840,21 +10994,7 @@
         <w:rPr>
           <w:rFonts w:hint="eastAsia"/>
         </w:rPr>
-        <w:t>哈希值上链，原始数据则安全地存储</w:t>
-      </w:r>
-      <w:proofErr w:type="gramStart"/>
-      <w:r>
-        <w:rPr>
-          <w:rFonts w:hint="eastAsia"/>
-        </w:rPr>
-        <w:t>在链下</w:t>
-      </w:r>
-      <w:proofErr w:type="gramEnd"/>
-      <w:r>
-        <w:rPr>
-          <w:rFonts w:hint="eastAsia"/>
-        </w:rPr>
-        <w:t>。再次，充分利用通道机制，可以将特定的交易和账本数据限定在相关的参与方子集内部共享，实现业务层面的数据隔离和隐私保护。最后，通过</w:t>
+        <w:t>哈希值上链，原始数据则安全地存储在链下。再次，充分利用通道机制，可以将特定的交易和账本数据限定在相关的参与方子集内部共享，实现业务层面的数据隔离和隐私保护。最后，通过</w:t>
       </w:r>
       <w:r>
         <w:rPr>
@@ -11904,21 +11044,7 @@
         <w:rPr>
           <w:rFonts w:hint="eastAsia"/>
         </w:rPr>
-        <w:t>心溯源智能合约的逻辑设计是实现溯源业务流程自动化和</w:t>
-      </w:r>
-      <w:proofErr w:type="gramStart"/>
-      <w:r>
-        <w:rPr>
-          <w:rFonts w:hint="eastAsia"/>
-        </w:rPr>
-        <w:t>规则化执行</w:t>
-      </w:r>
-      <w:proofErr w:type="gramEnd"/>
-      <w:r>
-        <w:rPr>
-          <w:rFonts w:hint="eastAsia"/>
-        </w:rPr>
-        <w:t>的关键。本系统需要设计一系列智能合约来管理溯源数据的记录、流转和查询。关键的合约逻辑应包括以下几个方面：一是农产品批次等资产管理合约，它需要定义包含批次标识、产品信息、当前状态及关联</w:t>
+        <w:t>心溯源智能合约的逻辑设计是实现溯源业务流程自动化和规则化执行的关键。本系统需要设计一系列智能合约来管理溯源数据的记录、流转和查询。关键的合约逻辑应包括以下几个方面：一是农产品批次等资产管理合约，它需要定义包含批次标识、产品信息、当前状态及关联</w:t>
       </w:r>
       <w:r>
         <w:rPr>
@@ -11954,21 +11080,7 @@
         <w:rPr>
           <w:rFonts w:hint="eastAsia"/>
         </w:rPr>
-        <w:t>文件信息。四是访问控制逻辑，需要在各个合约函数内部实现对调用者身份和权限的严格校验，确保只有经过授权的用户才能执行信息录入、所有权转移与敏感数据查询等操作，从而保障整个溯源系统的安全性和数据的合</w:t>
-      </w:r>
-      <w:proofErr w:type="gramStart"/>
-      <w:r>
-        <w:rPr>
-          <w:rFonts w:hint="eastAsia"/>
-        </w:rPr>
-        <w:t>规</w:t>
-      </w:r>
-      <w:proofErr w:type="gramEnd"/>
-      <w:r>
-        <w:rPr>
-          <w:rFonts w:hint="eastAsia"/>
-        </w:rPr>
-        <w:t>性</w:t>
+        <w:t>文件信息。四是访问控制逻辑，需要在各个合约函数内部实现对调用者身份和权限的严格校验，确保只有经过授权的用户才能执行信息录入、所有权转移与敏感数据查询等操作，从而保障整个溯源系统的安全性和数据的合规性</w:t>
       </w:r>
       <w:r>
         <w:rPr>
@@ -11982,21 +11094,7 @@
         <w:rPr>
           <w:rFonts w:hint="eastAsia"/>
         </w:rPr>
-        <w:t>核心溯源智能合约的逻辑设计是实现业务流程自动化与</w:t>
-      </w:r>
-      <w:proofErr w:type="gramStart"/>
-      <w:r>
-        <w:rPr>
-          <w:rFonts w:hint="eastAsia"/>
-        </w:rPr>
-        <w:t>规则化执行</w:t>
-      </w:r>
-      <w:proofErr w:type="gramEnd"/>
-      <w:r>
-        <w:rPr>
-          <w:rFonts w:hint="eastAsia"/>
-        </w:rPr>
-        <w:t>的关键。本系统采用</w:t>
+        <w:t>核心溯源智能合约的逻辑设计是实现业务流程自动化与规则化执行的关键。本系统采用</w:t>
       </w:r>
       <w:r>
         <w:rPr>
@@ -12015,38 +11113,16 @@
           <w:rFonts w:hint="eastAsia"/>
         </w:rPr>
         <w:lastRenderedPageBreak/>
-        <w:t>逻辑划分为四个主要模块。首先是资产注册模块，负责定义农产品批次的数据结构，包含批次唯一标识、生产时间与质量检验报告的哈希摘要等，并提供资产初始化的上链功能。其次是状态流转模块，负责记录农产品在物流、加工及销售等不同环节的状态变更与所有权转移，确保供应链流转轨迹的连续性与安全性。再次是信息查询模块，对外提供灵活的查询接口，支持通过</w:t>
-      </w:r>
-      <w:proofErr w:type="gramStart"/>
-      <w:r>
-        <w:rPr>
-          <w:rFonts w:hint="eastAsia"/>
-        </w:rPr>
-        <w:t>溯源码全链路</w:t>
-      </w:r>
-      <w:proofErr w:type="gramEnd"/>
-      <w:r>
-        <w:rPr>
-          <w:rFonts w:hint="eastAsia"/>
-        </w:rPr>
-        <w:t>检索产品历史状态。最后是访问控制逻辑，在各个合约函数内部实现对调用者身份与数字证书的严格校验，确保数据的越权读写行为被有效拦截。</w:t>
-      </w:r>
-    </w:p>
-    <w:p>
-      <w:r>
-        <w:rPr>
-          <w:rFonts w:hint="eastAsia"/>
-        </w:rPr>
-        <w:t>此外，结合区块链与关系型数据库的数据管理策略旨在发挥两者的技术优势。链上存储聚焦于关键存证数据，</w:t>
-      </w:r>
-      <w:proofErr w:type="gramStart"/>
-      <w:r>
-        <w:rPr>
-          <w:rFonts w:hint="eastAsia"/>
-        </w:rPr>
-        <w:t>链下</w:t>
-      </w:r>
-      <w:proofErr w:type="gramEnd"/>
+        <w:t>逻辑划分为四个主要模块。首先是资产注册模块，负责定义农产品批次的数据结构，包含批次唯一标识、生产时间与质量检验报告的哈希摘要等，并提供资产初始化的上链功能。其次是状态流转模块，负责记录农产品在物流、加工及销售等不同环节的状态变更与所有权转移，确保供应链流转轨迹的连续性与安全性。再次是信息查询模块，对外提供灵活的查询接口，支持通过溯源码全链路检索产品历史状态。最后是访问控制逻辑，在各个合约函数内部实现对调用者身份与数字证书的严格校验，确保数据的越权读写行为被有效拦截。</w:t>
+      </w:r>
+    </w:p>
+    <w:p>
+      <w:r>
+        <w:rPr>
+          <w:rFonts w:hint="eastAsia"/>
+        </w:rPr>
+        <w:t>此外，结合区块链与关系型数据库的数据管理策略旨在发挥两者的技术优势。链上存储聚焦于关键存证数据，链下</w:t>
+      </w:r>
       <w:r>
         <w:rPr>
           <w:rFonts w:hint="eastAsia"/>
@@ -12115,21 +11191,7 @@
         <w:rPr>
           <w:rFonts w:hint="eastAsia"/>
         </w:rPr>
-        <w:t>本农产品溯源系统在技术选型上，综合考虑了安全性、可扩展性、开发效率以及国内合</w:t>
-      </w:r>
-      <w:proofErr w:type="gramStart"/>
-      <w:r>
-        <w:rPr>
-          <w:rFonts w:hint="eastAsia"/>
-        </w:rPr>
-        <w:t>规</w:t>
-      </w:r>
-      <w:proofErr w:type="gramEnd"/>
-      <w:r>
-        <w:rPr>
-          <w:rFonts w:hint="eastAsia"/>
-        </w:rPr>
-        <w:t>性等多方面因素，最终确定以</w:t>
+        <w:t>本农产品溯源系统在技术选型上，综合考虑了安全性、可扩展性、开发效率以及国内合规性等多方面因素，最终确定以</w:t>
       </w:r>
       <w:r>
         <w:rPr>
@@ -12213,21 +11275,7 @@
         <w:rPr>
           <w:rFonts w:hint="eastAsia"/>
         </w:rPr>
-        <w:t>组件库，面向企业端管理，并</w:t>
-      </w:r>
-      <w:proofErr w:type="gramStart"/>
-      <w:r>
-        <w:rPr>
-          <w:rFonts w:hint="eastAsia"/>
-        </w:rPr>
-        <w:t>结合微信小</w:t>
-      </w:r>
-      <w:proofErr w:type="gramEnd"/>
-      <w:r>
-        <w:rPr>
-          <w:rFonts w:hint="eastAsia"/>
-        </w:rPr>
-        <w:t>程序面向消费者查询端，旨在为不同用户提供现代化、响应式且易于操作的前端交互体验。</w:t>
+        <w:t>组件库，面向企业端管理，并结合微信小程序面向消费者查询端，旨在为不同用户提供现代化、响应式且易于操作的前端交互体验。</w:t>
       </w:r>
       <w:r>
         <w:rPr>
@@ -12302,19 +11350,11 @@
         </w:rPr>
         <w:t>Vue 3</w:t>
       </w:r>
-      <w:proofErr w:type="gramStart"/>
-      <w:r>
-        <w:rPr>
-          <w:rFonts w:hint="eastAsia"/>
-        </w:rPr>
-        <w:t>与微信小</w:t>
-      </w:r>
-      <w:proofErr w:type="gramEnd"/>
-      <w:r>
-        <w:rPr>
-          <w:rFonts w:hint="eastAsia"/>
-        </w:rPr>
-        <w:t>程序构成的多端矩阵，能够带来流畅的用户体验和高效的开发效率</w:t>
+      <w:r>
+        <w:rPr>
+          <w:rFonts w:hint="eastAsia"/>
+        </w:rPr>
+        <w:t>与微信小程序构成的多端矩阵，能够带来流畅的用户体验和高效的开发效率</w:t>
       </w:r>
       <w:r>
         <w:rPr>
@@ -12495,21 +11535,7 @@
         <w:rPr>
           <w:rFonts w:hint="eastAsia"/>
         </w:rPr>
-        <w:t>数据采集</w:t>
-      </w:r>
-      <w:proofErr w:type="gramStart"/>
-      <w:r>
-        <w:rPr>
-          <w:rFonts w:hint="eastAsia"/>
-        </w:rPr>
-        <w:t>层负责</w:t>
-      </w:r>
-      <w:proofErr w:type="gramEnd"/>
-      <w:r>
-        <w:rPr>
-          <w:rFonts w:hint="eastAsia"/>
-        </w:rPr>
-        <w:t>从各种来源收集原始的溯源数据，这些来源涵盖了环境传感器与</w:t>
+        <w:t>数据采集层负责从各种来源收集原始的溯源数据，这些来源涵盖了环境传感器与</w:t>
       </w:r>
       <w:r>
         <w:rPr>
@@ -12557,21 +11583,7 @@
         <w:rPr>
           <w:rFonts w:hint="eastAsia"/>
         </w:rPr>
-        <w:t>分布式存储网络共同构成，实现了链上关键摘要信息</w:t>
-      </w:r>
-      <w:proofErr w:type="gramStart"/>
-      <w:r>
-        <w:rPr>
-          <w:rFonts w:hint="eastAsia"/>
-        </w:rPr>
-        <w:t>与链下原始</w:t>
-      </w:r>
-      <w:proofErr w:type="gramEnd"/>
-      <w:r>
-        <w:rPr>
-          <w:rFonts w:hint="eastAsia"/>
-        </w:rPr>
-        <w:t>大文件数据的协同存储与管理。网络层主要是指</w:t>
+        <w:t>分布式存储网络共同构成，实现了链上关键摘要信息与链下原始大文件数据的协同存储与管理。网络层主要是指</w:t>
       </w:r>
       <w:r>
         <w:rPr>
@@ -12595,21 +11607,7 @@
         <w:rPr>
           <w:rFonts w:hint="eastAsia"/>
         </w:rPr>
-        <w:t>网络，负责网络中各个节点之间的通信、交易提案的广播、区块的传播等。共识</w:t>
-      </w:r>
-      <w:proofErr w:type="gramStart"/>
-      <w:r>
-        <w:rPr>
-          <w:rFonts w:hint="eastAsia"/>
-        </w:rPr>
-        <w:t>层运行</w:t>
-      </w:r>
-      <w:proofErr w:type="gramEnd"/>
-      <w:r>
-        <w:rPr>
-          <w:rFonts w:hint="eastAsia"/>
-        </w:rPr>
-        <w:t>在</w:t>
+        <w:t>网络，负责网络中各个节点之间的通信、交易提案的广播、区块的传播等。共识层运行在</w:t>
       </w:r>
       <w:r>
         <w:rPr>
@@ -12621,35 +11619,7 @@
         <w:rPr>
           <w:rFonts w:hint="eastAsia"/>
         </w:rPr>
-        <w:t>的排序服务节点上，负责</w:t>
-      </w:r>
-      <w:proofErr w:type="gramStart"/>
-      <w:r>
-        <w:rPr>
-          <w:rFonts w:hint="eastAsia"/>
-        </w:rPr>
-        <w:t>执行共识</w:t>
-      </w:r>
-      <w:proofErr w:type="gramEnd"/>
-      <w:r>
-        <w:rPr>
-          <w:rFonts w:hint="eastAsia"/>
-        </w:rPr>
-        <w:t>算法，以确保所有节点账本数据的一致性和最终性。合约</w:t>
-      </w:r>
-      <w:proofErr w:type="gramStart"/>
-      <w:r>
-        <w:rPr>
-          <w:rFonts w:hint="eastAsia"/>
-        </w:rPr>
-        <w:t>层部署</w:t>
-      </w:r>
-      <w:proofErr w:type="gramEnd"/>
-      <w:r>
-        <w:rPr>
-          <w:rFonts w:hint="eastAsia"/>
-        </w:rPr>
-        <w:t>并执行智能合约，这些智能合约中封装了溯源业务的核心逻辑和规则，如数据上链验证、状态转移以及权限控制等。应用服务层是连接上层用户界面与底层区块链及存储服务的桥梁，它基于</w:t>
+        <w:t>的排序服务节点上，负责执行共识算法，以确保所有节点账本数据的一致性和最终性。合约层部署并执行智能合约，这些智能合约中封装了溯源业务的核心逻辑和规则，如数据上链验证、状态转移以及权限控制等。应用服务层是连接上层用户界面与底层区块链及存储服务的桥梁，它基于</w:t>
       </w:r>
       <w:r>
         <w:rPr>
@@ -12704,21 +11674,7 @@
         <w:rPr>
           <w:rFonts w:hint="eastAsia"/>
         </w:rPr>
-        <w:t>框架</w:t>
-      </w:r>
-      <w:proofErr w:type="gramStart"/>
-      <w:r>
-        <w:rPr>
-          <w:rFonts w:hint="eastAsia"/>
-        </w:rPr>
-        <w:t>与微信小</w:t>
-      </w:r>
-      <w:proofErr w:type="gramEnd"/>
-      <w:r>
-        <w:rPr>
-          <w:rFonts w:hint="eastAsia"/>
-        </w:rPr>
-        <w:t>程序开发，为不同角色的用户提供功能丰富、操作便捷的交互界面，实现信息的录入、查询、展示与管理等功能。如</w:t>
+        <w:t>框架与微信小程序开发，为不同角色的用户提供功能丰富、操作便捷的交互界面，实现信息的录入、查询、展示与管理等功能。如</w:t>
       </w:r>
       <w:r>
         <w:fldChar w:fldCharType="begin"/>
@@ -13118,16 +12074,8 @@
               <w:rPr>
                 <w:rFonts w:hint="eastAsia"/>
               </w:rPr>
-              <w:t>核心存</w:t>
-            </w:r>
-            <w:proofErr w:type="gramStart"/>
-            <w:r>
-              <w:rPr>
-                <w:rFonts w:hint="eastAsia"/>
-              </w:rPr>
-              <w:t>证数据</w:t>
-            </w:r>
-            <w:proofErr w:type="gramEnd"/>
+              <w:t>核心存证数据</w:t>
+            </w:r>
           </w:p>
         </w:tc>
         <w:tc>
@@ -13640,21 +12588,7 @@
         <w:rPr>
           <w:rFonts w:hint="eastAsia"/>
         </w:rPr>
-        <w:t>及关系型数据库的中间枢纽，其设计质量直接影响到整个溯源系统的易用性、稳定性和</w:t>
-      </w:r>
-      <w:proofErr w:type="gramStart"/>
-      <w:r>
-        <w:rPr>
-          <w:rFonts w:hint="eastAsia"/>
-        </w:rPr>
-        <w:t>可</w:t>
-      </w:r>
-      <w:proofErr w:type="gramEnd"/>
-      <w:r>
-        <w:rPr>
-          <w:rFonts w:hint="eastAsia"/>
-        </w:rPr>
-        <w:t>扩展性。本系统应用服务层基于</w:t>
+        <w:t>及关系型数据库的中间枢纽，其设计质量直接影响到整个溯源系统的易用性、稳定性和可扩展性。本系统应用服务层基于</w:t>
       </w:r>
       <w:r>
         <w:rPr>
@@ -13701,19 +12635,11 @@
         <w:t>Gin</w:t>
       </w:r>
       <w:r>
-        <w:t>框架自定义的鉴权中间件拦截处理。该中间</w:t>
-      </w:r>
-      <w:proofErr w:type="gramStart"/>
-      <w:r>
-        <w:t>件</w:t>
+        <w:t>框架自定义的鉴权中间件拦截处理。该中间件</w:t>
       </w:r>
       <w:r>
         <w:lastRenderedPageBreak/>
-        <w:t>负责</w:t>
-      </w:r>
-      <w:proofErr w:type="gramEnd"/>
-      <w:r>
-        <w:t>解析请求头中携带的令牌并执行严格的权限校验，确保用户仅能访问其被授权的资源。例如，农户仅具备录入和修改自身负责的种植批次信息的权限，而消费者仅开放溯源信息查询权限，从而在接口层面阻断了数据的越权篡改风险。</w:t>
+        <w:t>负责解析请求头中携带的令牌并执行严格的权限校验，确保用户仅能访问其被授权的资源。例如，农户仅具备录入和修改自身负责的种植批次信息的权限，而消费者仅开放溯源信息查询权限，从而在接口层面阻断了数据的越权篡改风险。</w:t>
       </w:r>
     </w:p>
     <w:p>
@@ -13751,21 +12677,7 @@
         <w:rPr>
           <w:rFonts w:hint="eastAsia"/>
         </w:rPr>
-        <w:t>前端</w:t>
-      </w:r>
-      <w:proofErr w:type="gramStart"/>
-      <w:r>
-        <w:rPr>
-          <w:rFonts w:hint="eastAsia"/>
-        </w:rPr>
-        <w:t>或微信小</w:t>
-      </w:r>
-      <w:proofErr w:type="gramEnd"/>
-      <w:r>
-        <w:rPr>
-          <w:rFonts w:hint="eastAsia"/>
-        </w:rPr>
-        <w:t>程序展示。例如，当农户提交一批新的苹果种植信息时，业务处理模块会验证数据的完整性，然后调用智能合约将这批苹果注册为一个新的溯源资产。</w:t>
+        <w:t>前端或微信小程序展示。例如，当农户提交一批新的苹果种植信息时，业务处理模块会验证数据的完整性，然后调用智能合约将这批苹果注册为一个新的溯源资产。</w:t>
       </w:r>
     </w:p>
     <w:p>
@@ -13913,21 +12825,7 @@
         <w:rPr>
           <w:rFonts w:hint="eastAsia"/>
         </w:rPr>
-        <w:t>对于非核心存</w:t>
-      </w:r>
-      <w:proofErr w:type="gramStart"/>
-      <w:r>
-        <w:rPr>
-          <w:rFonts w:hint="eastAsia"/>
-        </w:rPr>
-        <w:t>证数据</w:t>
-      </w:r>
-      <w:proofErr w:type="gramEnd"/>
-      <w:r>
-        <w:rPr>
-          <w:rFonts w:hint="eastAsia"/>
-        </w:rPr>
-        <w:t>或应用层自身需要的如用户账户配置、系统日志与统计报表等辅助性数据，本系统采用</w:t>
+        <w:t>对于非核心存证数据或应用层自身需要的如用户账户配置、系统日志与统计报表等辅助性数据，本系统采用</w:t>
       </w:r>
       <w:r>
         <w:rPr>
@@ -13959,19 +12857,11 @@
         </w:rPr>
         <w:t>GORM</w:t>
       </w:r>
-      <w:proofErr w:type="gramStart"/>
-      <w:r>
-        <w:rPr>
-          <w:rFonts w:hint="eastAsia"/>
-        </w:rPr>
-        <w:t>库实现</w:t>
-      </w:r>
-      <w:proofErr w:type="gramEnd"/>
-      <w:r>
-        <w:rPr>
-          <w:rFonts w:hint="eastAsia"/>
-        </w:rPr>
-        <w:t>的数据访问模块负责与</w:t>
+      <w:r>
+        <w:rPr>
+          <w:rFonts w:hint="eastAsia"/>
+        </w:rPr>
+        <w:t>库实现的数据访问模块负责与</w:t>
       </w:r>
       <w:r>
         <w:rPr>
@@ -13983,35 +12873,7 @@
         <w:rPr>
           <w:rFonts w:hint="eastAsia"/>
         </w:rPr>
-        <w:t>数据库进行交互，执行数据的</w:t>
-      </w:r>
-      <w:proofErr w:type="gramStart"/>
-      <w:r>
-        <w:rPr>
-          <w:rFonts w:hint="eastAsia"/>
-        </w:rPr>
-        <w:t>增删改查操作</w:t>
-      </w:r>
-      <w:proofErr w:type="gramEnd"/>
-      <w:r>
-        <w:rPr>
-          <w:rFonts w:hint="eastAsia"/>
-        </w:rPr>
-        <w:t>。通过将这类数据与链上数据分离存储，可以进一步减轻区块链的负担，并利用关系型数据库成熟的查询和管理能力。应用服务层在处理业务时，会根据需要协同</w:t>
-      </w:r>
-      <w:proofErr w:type="gramStart"/>
-      <w:r>
-        <w:rPr>
-          <w:rFonts w:hint="eastAsia"/>
-        </w:rPr>
-        <w:t>操作区</w:t>
-      </w:r>
-      <w:proofErr w:type="gramEnd"/>
-      <w:r>
-        <w:rPr>
-          <w:rFonts w:hint="eastAsia"/>
-        </w:rPr>
-        <w:t>块链、</w:t>
+        <w:t>数据库进行交互，执行数据的增删改查操作。通过将这类数据与链上数据分离存储，可以进一步减轻区块链的负担，并利用关系型数据库成熟的查询和管理能力。应用服务层在处理业务时，会根据需要协同操作区块链、</w:t>
       </w:r>
       <w:r>
         <w:rPr>
@@ -14083,21 +12945,7 @@
         <w:rPr>
           <w:rFonts w:hint="eastAsia"/>
         </w:rPr>
-        <w:t>管理</w:t>
-      </w:r>
-      <w:proofErr w:type="gramStart"/>
-      <w:r>
-        <w:rPr>
-          <w:rFonts w:hint="eastAsia"/>
-        </w:rPr>
-        <w:t>端以及</w:t>
-      </w:r>
-      <w:proofErr w:type="gramEnd"/>
-      <w:r>
-        <w:rPr>
-          <w:rFonts w:hint="eastAsia"/>
-        </w:rPr>
-        <w:t>面向终端消费者的移动查询端。</w:t>
+        <w:t>管理端以及面向终端消费者的移动查询端。</w:t>
       </w:r>
       <w:r>
         <w:rPr>
@@ -14140,35 +12988,7 @@
           <w:rFonts w:hint="eastAsia"/>
         </w:rPr>
         <w:lastRenderedPageBreak/>
-        <w:t>进行开发，移动查询端则</w:t>
-      </w:r>
-      <w:proofErr w:type="gramStart"/>
-      <w:r>
-        <w:rPr>
-          <w:rFonts w:hint="eastAsia"/>
-        </w:rPr>
-        <w:t>采用微信小</w:t>
-      </w:r>
-      <w:proofErr w:type="gramEnd"/>
-      <w:r>
-        <w:rPr>
-          <w:rFonts w:hint="eastAsia"/>
-        </w:rPr>
-        <w:t>程序原生技术</w:t>
-      </w:r>
-      <w:proofErr w:type="gramStart"/>
-      <w:r>
-        <w:rPr>
-          <w:rFonts w:hint="eastAsia"/>
-        </w:rPr>
-        <w:t>栈</w:t>
-      </w:r>
-      <w:proofErr w:type="gramEnd"/>
-      <w:r>
-        <w:rPr>
-          <w:rFonts w:hint="eastAsia"/>
-        </w:rPr>
-        <w:t>构建。这一设计旨在为不同角色的用户提供清晰、直观、操作便捷的交互体验。</w:t>
+        <w:t>进行开发，移动查询端则采用微信小程序原生技术栈构建。这一设计旨在为不同角色的用户提供清晰、直观、操作便捷的交互体验。</w:t>
       </w:r>
     </w:p>
     <w:p>
@@ -14200,21 +13020,7 @@
         <w:rPr>
           <w:rFonts w:hint="eastAsia"/>
         </w:rPr>
-        <w:t>网络。加工厂的界面则包括原料入库信息、加工批次号、生产线编号、质检报告上</w:t>
-      </w:r>
-      <w:proofErr w:type="gramStart"/>
-      <w:r>
-        <w:rPr>
-          <w:rFonts w:hint="eastAsia"/>
-        </w:rPr>
-        <w:t>传以及</w:t>
-      </w:r>
-      <w:proofErr w:type="gramEnd"/>
-      <w:r>
-        <w:rPr>
-          <w:rFonts w:hint="eastAsia"/>
-        </w:rPr>
-        <w:t>产品包装赋码等内容，各类质检文档同样由</w:t>
+        <w:t>网络。加工厂的界面则包括原料入库信息、加工批次号、生产线编号、质检报告上传以及产品包装赋码等内容，各类质检文档同样由</w:t>
       </w:r>
       <w:r>
         <w:rPr>
@@ -14240,35 +13046,7 @@
         <w:rPr>
           <w:rFonts w:hint="eastAsia"/>
         </w:rPr>
-        <w:t>源查询功能是面向消费者和监管人员的核心模块。对于普通消费者，系统专门定制</w:t>
-      </w:r>
-      <w:proofErr w:type="gramStart"/>
-      <w:r>
-        <w:rPr>
-          <w:rFonts w:hint="eastAsia"/>
-        </w:rPr>
-        <w:t>了微信小</w:t>
-      </w:r>
-      <w:proofErr w:type="gramEnd"/>
-      <w:r>
-        <w:rPr>
-          <w:rFonts w:hint="eastAsia"/>
-        </w:rPr>
-        <w:t>程序作为快捷查询入口。消费者只需</w:t>
-      </w:r>
-      <w:proofErr w:type="gramStart"/>
-      <w:r>
-        <w:rPr>
-          <w:rFonts w:hint="eastAsia"/>
-        </w:rPr>
-        <w:t>使用微信扫描</w:t>
-      </w:r>
-      <w:proofErr w:type="gramEnd"/>
-      <w:r>
-        <w:rPr>
-          <w:rFonts w:hint="eastAsia"/>
-        </w:rPr>
-        <w:t>产品包装上的溯源二维码，即可唤起小程序并自动获取该农产品的完整溯源信息。查询结果页面以图文并茂和时间轴等直观形式，清晰展示产品从源头种植到当前销售终端的每一个关键节点记录，包括各环节的操作主体、操作时间、地理位置以及关联的</w:t>
+        <w:t>源查询功能是面向消费者和监管人员的核心模块。对于普通消费者，系统专门定制了微信小程序作为快捷查询入口。消费者只需使用微信扫描产品包装上的溯源二维码，即可唤起小程序并自动获取该农产品的完整溯源信息。查询结果页面以图文并茂和时间轴等直观形式，清晰展示产品从源头种植到当前销售终端的每一个关键节点记录，包括各环节的操作主体、操作时间、地理位置以及关联的</w:t>
       </w:r>
       <w:r>
         <w:rPr>
@@ -14288,19 +13066,11 @@
         </w:rPr>
         <w:t>Web</w:t>
       </w:r>
-      <w:proofErr w:type="gramStart"/>
-      <w:r>
-        <w:rPr>
-          <w:rFonts w:hint="eastAsia"/>
-        </w:rPr>
-        <w:t>端提供</w:t>
-      </w:r>
-      <w:proofErr w:type="gramEnd"/>
-      <w:r>
-        <w:rPr>
-          <w:rFonts w:hint="eastAsia"/>
-        </w:rPr>
-        <w:t>了更高级的查询权限，支持批量查询与数据统计分析等复杂操作。</w:t>
+      <w:r>
+        <w:rPr>
+          <w:rFonts w:hint="eastAsia"/>
+        </w:rPr>
+        <w:t>端提供了更高级的查询权限，支持批量查询与数据统计分析等复杂操作。</w:t>
       </w:r>
     </w:p>
     <w:p>
@@ -14316,19 +13086,11 @@
         </w:rPr>
         <w:t>Web</w:t>
       </w:r>
-      <w:proofErr w:type="gramStart"/>
-      <w:r>
-        <w:rPr>
-          <w:rFonts w:hint="eastAsia"/>
-        </w:rPr>
-        <w:t>端提供</w:t>
-      </w:r>
-      <w:proofErr w:type="gramEnd"/>
-      <w:r>
-        <w:rPr>
-          <w:rFonts w:hint="eastAsia"/>
-        </w:rPr>
-        <w:t>了专属的管理后台界面。该界面包含用户账户管理、角色权限分配、链上交易数据统计、</w:t>
+      <w:r>
+        <w:rPr>
+          <w:rFonts w:hint="eastAsia"/>
+        </w:rPr>
+        <w:t>端提供了专属的管理后台界面。该界面包含用户账户管理、角色权限分配、链上交易数据统计、</w:t>
       </w:r>
       <w:r>
         <w:rPr>
@@ -14356,19 +13118,11 @@
         </w:rPr>
         <w:t>Web</w:t>
       </w:r>
-      <w:proofErr w:type="gramStart"/>
-      <w:r>
-        <w:rPr>
-          <w:rFonts w:hint="eastAsia"/>
-        </w:rPr>
-        <w:t>端还提供</w:t>
-      </w:r>
-      <w:proofErr w:type="gramEnd"/>
-      <w:r>
-        <w:rPr>
-          <w:rFonts w:hint="eastAsia"/>
-        </w:rPr>
-        <w:t>了一些与其日常业务紧密相关的操作界面，涵盖订单管理、库存状态查看与物流轨迹跟踪等功能。这些界面与溯源信息录入功能深度融合，使得企业在完成日常业务操作的同时，能够自动或半自动地完成溯源数据的上链记录。总体而言，</w:t>
+      <w:r>
+        <w:rPr>
+          <w:rFonts w:hint="eastAsia"/>
+        </w:rPr>
+        <w:t>端还提供了一些与其日常业务紧密相关的操作界面，涵盖订单管理、库存状态查看与物流轨迹跟踪等功能。这些界面与溯源信息录入功能深度融合，使得企业在完成日常业务操作的同时，能够自动或半自动地完成溯源数据的上链记录。总体而言，</w:t>
       </w:r>
       <w:r>
         <w:rPr>
@@ -14380,49 +13134,7 @@
         <w:rPr>
           <w:rFonts w:hint="eastAsia"/>
         </w:rPr>
-        <w:t>端注重复杂业务的处理与多终端适配，</w:t>
-      </w:r>
-      <w:proofErr w:type="gramStart"/>
-      <w:r>
-        <w:rPr>
-          <w:rFonts w:hint="eastAsia"/>
-        </w:rPr>
-        <w:t>而微信小</w:t>
-      </w:r>
-      <w:proofErr w:type="gramEnd"/>
-      <w:r>
-        <w:rPr>
-          <w:rFonts w:hint="eastAsia"/>
-        </w:rPr>
-        <w:t>程序端则聚焦于移动场景下的</w:t>
-      </w:r>
-      <w:proofErr w:type="gramStart"/>
-      <w:r>
-        <w:rPr>
-          <w:rFonts w:hint="eastAsia"/>
-        </w:rPr>
-        <w:t>轻量级扫码交互</w:t>
-      </w:r>
-      <w:proofErr w:type="gramEnd"/>
-      <w:r>
-        <w:rPr>
-          <w:rFonts w:hint="eastAsia"/>
-        </w:rPr>
-        <w:t>，两者相辅相成，确保了</w:t>
-      </w:r>
-      <w:proofErr w:type="gramStart"/>
-      <w:r>
-        <w:rPr>
-          <w:rFonts w:hint="eastAsia"/>
-        </w:rPr>
-        <w:t>全业务</w:t>
-      </w:r>
-      <w:proofErr w:type="gramEnd"/>
-      <w:r>
-        <w:rPr>
-          <w:rFonts w:hint="eastAsia"/>
-        </w:rPr>
-        <w:t>链条下各类用户都能获得优质的使用体验。</w:t>
+        <w:t>端注重复杂业务的处理与多终端适配，而微信小程序端则聚焦于移动场景下的轻量级扫码交互，两者相辅相成，确保了全业务链条下各类用户都能获得优质的使用体验。</w:t>
       </w:r>
     </w:p>
     <w:p>
@@ -14473,13 +13185,8 @@
       <w:r>
         <w:t xml:space="preserve">Hyperledger Fabric </w:t>
       </w:r>
-      <w:proofErr w:type="gramStart"/>
-      <w:r>
-        <w:t>平台国密</w:t>
-      </w:r>
-      <w:proofErr w:type="gramEnd"/>
-      <w:r>
-        <w:t>算法嵌入研究与实现</w:t>
+      <w:r>
+        <w:t>平台国密算法嵌入研究与实现</w:t>
       </w:r>
       <w:bookmarkEnd w:id="46"/>
       <w:bookmarkEnd w:id="47"/>
@@ -14923,21 +13630,7 @@
           <w:rFonts w:hint="eastAsia"/>
         </w:rPr>
         <w:lastRenderedPageBreak/>
-        <w:t>在哈</w:t>
-      </w:r>
-      <w:proofErr w:type="gramStart"/>
-      <w:r>
-        <w:rPr>
-          <w:rFonts w:hint="eastAsia"/>
-        </w:rPr>
-        <w:t>希计算</w:t>
-      </w:r>
-      <w:proofErr w:type="gramEnd"/>
-      <w:r>
-        <w:rPr>
-          <w:rFonts w:hint="eastAsia"/>
-        </w:rPr>
-        <w:t>方面，</w:t>
+        <w:t>在哈希计算方面，</w:t>
       </w:r>
       <w:r>
         <w:rPr>
@@ -15188,21 +13881,7 @@
         <w:rPr>
           <w:rFonts w:hint="eastAsia"/>
         </w:rPr>
-        <w:t>语言原生支持的密码</w:t>
-      </w:r>
-      <w:proofErr w:type="gramStart"/>
-      <w:r>
-        <w:rPr>
-          <w:rFonts w:hint="eastAsia"/>
-        </w:rPr>
-        <w:t>库实现</w:t>
-      </w:r>
-      <w:proofErr w:type="gramEnd"/>
-      <w:r>
-        <w:rPr>
-          <w:rFonts w:hint="eastAsia"/>
-        </w:rPr>
-        <w:t>了常见的加密算法，如</w:t>
+        <w:t>语言原生支持的密码库实现了常见的加密算法，如</w:t>
       </w:r>
       <w:r>
         <w:rPr>
@@ -15381,15 +14060,7 @@
         </m:sSub>
       </m:oMath>
       <w:r>
-        <w:t>是私</w:t>
-      </w:r>
-      <w:proofErr w:type="gramStart"/>
-      <w:r>
-        <w:t>钥</w:t>
-      </w:r>
-      <w:proofErr w:type="gramEnd"/>
-      <w:r>
-        <w:t>，</w:t>
+        <w:t>是私钥，</w:t>
       </w:r>
       <m:oMath>
         <m:r>
@@ -15456,21 +14127,7 @@
         <w:rPr>
           <w:rFonts w:hint="eastAsia"/>
         </w:rPr>
-        <w:t>在</w:t>
-      </w:r>
-      <w:proofErr w:type="gramStart"/>
-      <w:r>
-        <w:rPr>
-          <w:rFonts w:hint="eastAsia"/>
-        </w:rPr>
-        <w:t>将国密算法</w:t>
-      </w:r>
-      <w:proofErr w:type="gramEnd"/>
-      <w:r>
-        <w:rPr>
-          <w:rFonts w:hint="eastAsia"/>
-        </w:rPr>
-        <w:t>嵌入</w:t>
+        <w:t>在将国密算法嵌入</w:t>
       </w:r>
       <w:r>
         <w:rPr>
@@ -15482,21 +14139,7 @@
         <w:rPr>
           <w:rFonts w:hint="eastAsia"/>
         </w:rPr>
-        <w:t>时，面临的主要挑战之一是算法兼容性问题。</w:t>
-      </w:r>
-      <w:proofErr w:type="gramStart"/>
-      <w:r>
-        <w:rPr>
-          <w:rFonts w:hint="eastAsia"/>
-        </w:rPr>
-        <w:t>国密算法</w:t>
-      </w:r>
-      <w:proofErr w:type="gramEnd"/>
-      <w:r>
-        <w:rPr>
-          <w:rFonts w:hint="eastAsia"/>
-        </w:rPr>
-        <w:t>如</w:t>
+        <w:t>时，面临的主要挑战之一是算法兼容性问题。国密算法如</w:t>
       </w:r>
       <w:r>
         <w:rPr>
@@ -15520,21 +14163,7 @@
         <w:rPr>
           <w:rFonts w:hint="eastAsia"/>
         </w:rPr>
-        <w:t>与现有国际标准算法存在显著差异，尤其是在公</w:t>
-      </w:r>
-      <w:proofErr w:type="gramStart"/>
-      <w:r>
-        <w:rPr>
-          <w:rFonts w:hint="eastAsia"/>
-        </w:rPr>
-        <w:t>钥</w:t>
-      </w:r>
-      <w:proofErr w:type="gramEnd"/>
-      <w:r>
-        <w:rPr>
-          <w:rFonts w:hint="eastAsia"/>
-        </w:rPr>
-        <w:t>生成和签名验证流程上。例如，</w:t>
+        <w:t>与现有国际标准算法存在显著差异，尤其是在公钥生成和签名验证流程上。例如，</w:t>
       </w:r>
       <w:r>
         <w:rPr>
@@ -15781,15 +14410,7 @@
         </m:sSub>
       </m:oMath>
       <w:r>
-        <w:t>是用户私</w:t>
-      </w:r>
-      <w:proofErr w:type="gramStart"/>
-      <w:r>
-        <w:t>钥</w:t>
-      </w:r>
-      <w:proofErr w:type="gramEnd"/>
-      <w:r>
-        <w:t>，</w:t>
+        <w:t>是用户私钥，</w:t>
       </w:r>
       <m:oMath>
         <m:r>
@@ -15823,35 +14444,7 @@
         <w:rPr>
           <w:rFonts w:hint="eastAsia"/>
         </w:rPr>
-        <w:t>由于这些参数与国际标准算法不一致，直接替换可能导致系统兼容性问题。</w:t>
-      </w:r>
-      <w:proofErr w:type="gramStart"/>
-      <w:r>
-        <w:rPr>
-          <w:rFonts w:hint="eastAsia"/>
-        </w:rPr>
-        <w:t>国密算法</w:t>
-      </w:r>
-      <w:proofErr w:type="gramEnd"/>
-      <w:r>
-        <w:rPr>
-          <w:rFonts w:hint="eastAsia"/>
-        </w:rPr>
-        <w:t>通常具有较高的计算复杂度，特别是在大素数运算和</w:t>
-      </w:r>
-      <w:proofErr w:type="gramStart"/>
-      <w:r>
-        <w:rPr>
-          <w:rFonts w:hint="eastAsia"/>
-        </w:rPr>
-        <w:t>模逆运算</w:t>
-      </w:r>
-      <w:proofErr w:type="gramEnd"/>
-      <w:r>
-        <w:rPr>
-          <w:rFonts w:hint="eastAsia"/>
-        </w:rPr>
-        <w:t>方面，这对</w:t>
+        <w:t>由于这些参数与国际标准算法不一致，直接替换可能导致系统兼容性问题。国密算法通常具有较高的计算复杂度，特别是在大素数运算和模逆运算方面，这对</w:t>
       </w:r>
       <w:r>
         <w:rPr>
@@ -15901,21 +14494,7 @@
         <w:rPr>
           <w:rFonts w:hint="eastAsia"/>
         </w:rPr>
-        <w:t>定义了统一的接口规范，而具体的提供者则通过内部映射</w:t>
-      </w:r>
-      <w:proofErr w:type="gramStart"/>
-      <w:r>
-        <w:rPr>
-          <w:rFonts w:hint="eastAsia"/>
-        </w:rPr>
-        <w:t>表维护</w:t>
-      </w:r>
-      <w:proofErr w:type="gramEnd"/>
-      <w:r>
-        <w:rPr>
-          <w:rFonts w:hint="eastAsia"/>
-        </w:rPr>
-        <w:t>不同算法选项与对应处理器的对应关系。这种架构使得在不修改上层业务逻辑的前提下，通过注入新的国密算法实现即可完成系统的密码体系升级。</w:t>
+        <w:t>定义了统一的接口规范，而具体的提供者则通过内部映射表维护不同算法选项与对应处理器的对应关系。这种架构使得在不修改上层业务逻辑的前提下，通过注入新的国密算法实现即可完成系统的密码体系升级。</w:t>
       </w:r>
       <w:r>
         <w:rPr>
@@ -16174,21 +14753,7 @@
         <w:rPr>
           <w:rFonts w:hint="eastAsia"/>
         </w:rPr>
-        <w:t>分组密码算法。此项工作的核心目标是构建一个既能满足国内特定行业信息安全标准与合</w:t>
-      </w:r>
-      <w:proofErr w:type="gramStart"/>
-      <w:r>
-        <w:rPr>
-          <w:rFonts w:hint="eastAsia"/>
-        </w:rPr>
-        <w:t>规</w:t>
-      </w:r>
-      <w:proofErr w:type="gramEnd"/>
-      <w:r>
-        <w:rPr>
-          <w:rFonts w:hint="eastAsia"/>
-        </w:rPr>
-        <w:t>性要求，又能充分利用</w:t>
+        <w:t>分组密码算法。此项工作的核心目标是构建一个既能满足国内特定行业信息安全标准与合规性要求，又能充分利用</w:t>
       </w:r>
       <w:r>
         <w:rPr>
@@ -16297,10 +14862,10 @@
       <w:r>
         <w:lastRenderedPageBreak/>
         <w:drawing>
-          <wp:inline distT="0" distB="0" distL="0" distR="0" wp14:anchorId="03BB4E73" wp14:editId="5950DE41">
-            <wp:extent cx="5758815" cy="5546090"/>
-            <wp:effectExtent l="0" t="0" r="0" b="0"/>
-            <wp:docPr id="1942863437" name="图片 23"/>
+          <wp:inline distT="0" distB="0" distL="0" distR="0" wp14:anchorId="11F102C0" wp14:editId="6D194D69">
+            <wp:extent cx="5758815" cy="5538470"/>
+            <wp:effectExtent l="0" t="0" r="0" b="5080"/>
+            <wp:docPr id="997584812" name="图片 1"/>
             <wp:cNvGraphicFramePr>
               <a:graphicFrameLocks xmlns:a="http://schemas.openxmlformats.org/drawingml/2006/main" noChangeAspect="1"/>
             </wp:cNvGraphicFramePr>
@@ -16308,7 +14873,7 @@
               <a:graphicData uri="http://schemas.openxmlformats.org/drawingml/2006/picture">
                 <pic:pic xmlns:pic="http://schemas.openxmlformats.org/drawingml/2006/picture">
                   <pic:nvPicPr>
-                    <pic:cNvPr id="1942863437" name="图片 1942863437"/>
+                    <pic:cNvPr id="997584812" name="图片 997584812"/>
                     <pic:cNvPicPr/>
                   </pic:nvPicPr>
                   <pic:blipFill>
@@ -16320,7 +14885,7 @@
                   <pic:spPr>
                     <a:xfrm>
                       <a:off x="0" y="0"/>
-                      <a:ext cx="5758815" cy="5546090"/>
+                      <a:ext cx="5758815" cy="5538470"/>
                     </a:xfrm>
                     <a:prstGeom prst="rect">
                       <a:avLst/>
@@ -16482,23 +15047,7 @@
           <w:rFonts w:cstheme="minorBidi" w:hint="eastAsia"/>
           <w:color w:val="000000"/>
         </w:rPr>
-        <w:t>的实现类映射表中。这种基于</w:t>
-      </w:r>
-      <w:proofErr w:type="gramStart"/>
-      <w:r>
-        <w:rPr>
-          <w:rFonts w:cstheme="minorBidi" w:hint="eastAsia"/>
-          <w:color w:val="000000"/>
-        </w:rPr>
-        <w:t>插件化</w:t>
-      </w:r>
-      <w:proofErr w:type="gramEnd"/>
-      <w:r>
-        <w:rPr>
-          <w:rFonts w:cstheme="minorBidi" w:hint="eastAsia"/>
-          <w:color w:val="000000"/>
-        </w:rPr>
-        <w:t>的设计方案，最大限度地减少了对</w:t>
+        <w:t>的实现类映射表中。这种基于插件化的设计方案，最大限度地减少了对</w:t>
       </w:r>
       <w:r>
         <w:rPr>
@@ -16627,10 +15176,10 @@
         </w:rPr>
         <w:lastRenderedPageBreak/>
         <w:drawing>
-          <wp:inline distT="0" distB="0" distL="0" distR="0" wp14:anchorId="2F80E0D0" wp14:editId="12265FC6">
-            <wp:extent cx="5758815" cy="2597785"/>
+          <wp:inline distT="0" distB="0" distL="0" distR="0" wp14:anchorId="39A3AA36" wp14:editId="2D774EE9">
+            <wp:extent cx="5758815" cy="2725420"/>
             <wp:effectExtent l="0" t="0" r="0" b="0"/>
-            <wp:docPr id="188410965" name="图片 25"/>
+            <wp:docPr id="239613598" name="图片 2"/>
             <wp:cNvGraphicFramePr>
               <a:graphicFrameLocks xmlns:a="http://schemas.openxmlformats.org/drawingml/2006/main" noChangeAspect="1"/>
             </wp:cNvGraphicFramePr>
@@ -16638,7 +15187,7 @@
               <a:graphicData uri="http://schemas.openxmlformats.org/drawingml/2006/picture">
                 <pic:pic xmlns:pic="http://schemas.openxmlformats.org/drawingml/2006/picture">
                   <pic:nvPicPr>
-                    <pic:cNvPr id="188410965" name="图片 188410965"/>
+                    <pic:cNvPr id="239613598" name="图片 239613598"/>
                     <pic:cNvPicPr/>
                   </pic:nvPicPr>
                   <pic:blipFill>
@@ -16650,7 +15199,7 @@
                   <pic:spPr>
                     <a:xfrm>
                       <a:off x="0" y="0"/>
-                      <a:ext cx="5758815" cy="2597785"/>
+                      <a:ext cx="5758815" cy="2725420"/>
                     </a:xfrm>
                     <a:prstGeom prst="rect">
                       <a:avLst/>
@@ -16844,23 +15393,7 @@
           <w:rFonts w:cstheme="minorBidi" w:hint="eastAsia"/>
           <w:color w:val="000000"/>
         </w:rPr>
-        <w:t>公</w:t>
-      </w:r>
-      <w:proofErr w:type="gramStart"/>
-      <w:r>
-        <w:rPr>
-          <w:rFonts w:cstheme="minorBidi" w:hint="eastAsia"/>
-          <w:color w:val="000000"/>
-        </w:rPr>
-        <w:t>钥</w:t>
-      </w:r>
-      <w:proofErr w:type="gramEnd"/>
-      <w:r>
-        <w:rPr>
-          <w:rFonts w:cstheme="minorBidi" w:hint="eastAsia"/>
-          <w:color w:val="000000"/>
-        </w:rPr>
-        <w:t>算法标识及</w:t>
+        <w:t>公钥算法标识及</w:t>
       </w:r>
       <w:r>
         <w:rPr>
@@ -17244,21 +15777,7 @@
         <w:rPr>
           <w:rFonts w:hint="eastAsia"/>
         </w:rPr>
-        <w:t>数字证书，确保证书中的公</w:t>
-      </w:r>
-      <w:proofErr w:type="gramStart"/>
-      <w:r>
-        <w:rPr>
-          <w:rFonts w:hint="eastAsia"/>
-        </w:rPr>
-        <w:t>钥</w:t>
-      </w:r>
-      <w:proofErr w:type="gramEnd"/>
-      <w:r>
-        <w:rPr>
-          <w:rFonts w:hint="eastAsia"/>
-        </w:rPr>
-        <w:t>为</w:t>
+        <w:t>数字证书，确保证书中的公钥为</w:t>
       </w:r>
       <w:r>
         <w:rPr>
@@ -17270,21 +15789,7 @@
         <w:rPr>
           <w:rFonts w:hint="eastAsia"/>
         </w:rPr>
-        <w:t>公</w:t>
-      </w:r>
-      <w:proofErr w:type="gramStart"/>
-      <w:r>
-        <w:rPr>
-          <w:rFonts w:hint="eastAsia"/>
-        </w:rPr>
-        <w:t>钥</w:t>
-      </w:r>
-      <w:proofErr w:type="gramEnd"/>
-      <w:r>
-        <w:rPr>
-          <w:rFonts w:hint="eastAsia"/>
-        </w:rPr>
-        <w:t>，签名算法为</w:t>
+        <w:t>公钥，签名算法为</w:t>
       </w:r>
       <w:r>
         <w:rPr>
@@ -17415,21 +15920,7 @@
         <w:rPr>
           <w:rFonts w:hint="eastAsia"/>
         </w:rPr>
-        <w:t>生态系统能够协调一致地使用和支持国密算法。为了保证经过国密化改造后的系统能够稳定可靠地运行，并满足预期的安全和性能目标，必须制定并执行一套全面的测试计划，这应包括功能正确性验证、密码算法合</w:t>
-      </w:r>
-      <w:proofErr w:type="gramStart"/>
-      <w:r>
-        <w:rPr>
-          <w:rFonts w:hint="eastAsia"/>
-        </w:rPr>
-        <w:t>规</w:t>
-      </w:r>
-      <w:proofErr w:type="gramEnd"/>
-      <w:r>
-        <w:rPr>
-          <w:rFonts w:hint="eastAsia"/>
-        </w:rPr>
-        <w:t>性测试、对比改造前后差异的系统性能评估，以及渗透测试和漏洞扫描等安全性分析，从而形成一个完整的质量保障体系</w:t>
+        <w:t>生态系统能够协调一致地使用和支持国密算法。为了保证经过国密化改造后的系统能够稳定可靠地运行，并满足预期的安全和性能目标，必须制定并执行一套全面的测试计划，这应包括功能正确性验证、密码算法合规性测试、对比改造前后差异的系统性能评估，以及渗透测试和漏洞扫描等安全性分析，从而形成一个完整的质量保障体系</w:t>
       </w:r>
       <w:r>
         <w:t>。</w:t>
@@ -17448,10 +15939,10 @@
           <w:rFonts w:cstheme="minorBidi"/>
         </w:rPr>
         <w:drawing>
-          <wp:inline distT="0" distB="0" distL="0" distR="0" wp14:anchorId="51741772" wp14:editId="45F20FEB">
-            <wp:extent cx="5382376" cy="1914792"/>
-            <wp:effectExtent l="0" t="0" r="8890" b="9525"/>
-            <wp:docPr id="1849620096" name="图片 28"/>
+          <wp:inline distT="0" distB="0" distL="0" distR="0" wp14:anchorId="4E00B369" wp14:editId="0451CB1C">
+            <wp:extent cx="4648849" cy="2553056"/>
+            <wp:effectExtent l="0" t="0" r="0" b="0"/>
+            <wp:docPr id="1869189786" name="图片 3"/>
             <wp:cNvGraphicFramePr>
               <a:graphicFrameLocks xmlns:a="http://schemas.openxmlformats.org/drawingml/2006/main" noChangeAspect="1"/>
             </wp:cNvGraphicFramePr>
@@ -17459,7 +15950,7 @@
               <a:graphicData uri="http://schemas.openxmlformats.org/drawingml/2006/picture">
                 <pic:pic xmlns:pic="http://schemas.openxmlformats.org/drawingml/2006/picture">
                   <pic:nvPicPr>
-                    <pic:cNvPr id="1849620096" name="图片 1849620096"/>
+                    <pic:cNvPr id="1869189786" name="图片 3"/>
                     <pic:cNvPicPr/>
                   </pic:nvPicPr>
                   <pic:blipFill>
@@ -17471,7 +15962,7 @@
                   <pic:spPr>
                     <a:xfrm>
                       <a:off x="0" y="0"/>
-                      <a:ext cx="5382376" cy="1914792"/>
+                      <a:ext cx="4648849" cy="2553056"/>
                     </a:xfrm>
                     <a:prstGeom prst="rect">
                       <a:avLst/>
@@ -17593,6 +16084,7 @@
         <w:rPr>
           <w:rFonts w:hint="eastAsia"/>
         </w:rPr>
+        <w:lastRenderedPageBreak/>
         <w:t>在</w:t>
       </w:r>
       <w:r>
@@ -17657,556 +16149,564 @@
         <w:rPr>
           <w:rFonts w:hint="eastAsia"/>
         </w:rPr>
-        <w:t>源码包下，参照现</w:t>
+        <w:t>源码包下，参照现有的</w:t>
+      </w:r>
+      <w:proofErr w:type="spellStart"/>
+      <w:r>
+        <w:rPr>
+          <w:rFonts w:hint="eastAsia"/>
+        </w:rPr>
+        <w:t>SWProvider</w:t>
+      </w:r>
+      <w:proofErr w:type="spellEnd"/>
+      <w:r>
+        <w:rPr>
+          <w:rFonts w:hint="eastAsia"/>
+        </w:rPr>
+        <w:t>或</w:t>
+      </w:r>
+      <w:r>
+        <w:rPr>
+          <w:rFonts w:hint="eastAsia"/>
+        </w:rPr>
+        <w:t>PKCS11Provider</w:t>
+      </w:r>
+      <w:r>
+        <w:rPr>
+          <w:rFonts w:hint="eastAsia"/>
+        </w:rPr>
+        <w:t>的结构，定义一个新的</w:t>
+      </w:r>
+      <w:r>
+        <w:rPr>
+          <w:rFonts w:hint="eastAsia"/>
+        </w:rPr>
+        <w:t>Provider</w:t>
+      </w:r>
+      <w:r>
+        <w:rPr>
+          <w:rFonts w:hint="eastAsia"/>
+        </w:rPr>
+        <w:t>类型，并为其实现</w:t>
+      </w:r>
+      <w:r>
+        <w:rPr>
+          <w:rFonts w:hint="eastAsia"/>
+        </w:rPr>
+        <w:t>BCCSP</w:t>
+      </w:r>
+      <w:r>
+        <w:rPr>
+          <w:rFonts w:hint="eastAsia"/>
+        </w:rPr>
+        <w:t>接口所要求的所有核心方法。具体到国密算法的支持，针对</w:t>
+      </w:r>
+      <w:r>
+        <w:rPr>
+          <w:rFonts w:hint="eastAsia"/>
+        </w:rPr>
+        <w:t>SM2</w:t>
+      </w:r>
+      <w:r>
+        <w:rPr>
+          <w:rFonts w:hint="eastAsia"/>
+        </w:rPr>
+        <w:t>算法，</w:t>
+      </w:r>
+      <w:proofErr w:type="spellStart"/>
+      <w:r>
+        <w:rPr>
+          <w:rFonts w:hint="eastAsia"/>
+        </w:rPr>
+        <w:t>GMProvider</w:t>
+      </w:r>
+      <w:proofErr w:type="spellEnd"/>
+      <w:r>
+        <w:rPr>
+          <w:rFonts w:hint="eastAsia"/>
+        </w:rPr>
+        <w:t>需要实现公私钥对生成、数据签名以及签名验证等功能；对于</w:t>
+      </w:r>
+      <w:r>
+        <w:rPr>
+          <w:rFonts w:hint="eastAsia"/>
+        </w:rPr>
+        <w:t>SM3</w:t>
+      </w:r>
+      <w:r>
+        <w:rPr>
+          <w:rFonts w:hint="eastAsia"/>
+        </w:rPr>
+        <w:t>哈希算法，则需要实现对输入数据进行哈希计算并返回固定长度摘要的功能；对于</w:t>
+      </w:r>
+      <w:r>
+        <w:rPr>
+          <w:rFonts w:hint="eastAsia"/>
+        </w:rPr>
+        <w:t>SM4</w:t>
+      </w:r>
+      <w:r>
+        <w:rPr>
+          <w:rFonts w:hint="eastAsia"/>
+        </w:rPr>
+        <w:t>对称加密算法，则需要实现数据的加密和解密操作。这些功能的具体实现通常会依赖于底层的</w:t>
+      </w:r>
+      <w:r>
+        <w:rPr>
+          <w:rFonts w:hint="eastAsia"/>
+        </w:rPr>
+        <w:t>Go</w:t>
+      </w:r>
+      <w:r>
+        <w:rPr>
+          <w:rFonts w:hint="eastAsia"/>
+        </w:rPr>
+        <w:t>语言国密算法库</w:t>
+      </w:r>
+      <w:proofErr w:type="spellStart"/>
+      <w:r>
+        <w:rPr>
+          <w:rFonts w:hint="eastAsia"/>
+        </w:rPr>
+        <w:t>tjfoc</w:t>
+      </w:r>
+      <w:proofErr w:type="spellEnd"/>
+      <w:r>
+        <w:rPr>
+          <w:rFonts w:hint="eastAsia"/>
+        </w:rPr>
+        <w:t>/</w:t>
+      </w:r>
+      <w:proofErr w:type="spellStart"/>
+      <w:r>
+        <w:rPr>
+          <w:rFonts w:hint="eastAsia"/>
+        </w:rPr>
+        <w:t>gmsm</w:t>
+      </w:r>
+      <w:proofErr w:type="spellEnd"/>
+      <w:r>
+        <w:rPr>
+          <w:rFonts w:hint="eastAsia"/>
+        </w:rPr>
+        <w:t>等。在封装这些底层库时，需要确保</w:t>
+      </w:r>
+      <w:proofErr w:type="spellStart"/>
+      <w:r>
+        <w:rPr>
+          <w:rFonts w:hint="eastAsia"/>
+        </w:rPr>
+        <w:t>GMProvider</w:t>
+      </w:r>
+      <w:proofErr w:type="spellEnd"/>
+      <w:r>
+        <w:rPr>
+          <w:rFonts w:hint="eastAsia"/>
+        </w:rPr>
+        <w:t>提供的接口与</w:t>
+      </w:r>
+      <w:r>
+        <w:rPr>
+          <w:rFonts w:hint="eastAsia"/>
+        </w:rPr>
+        <w:t>BCCSP</w:t>
+      </w:r>
+      <w:r>
+        <w:rPr>
+          <w:rFonts w:hint="eastAsia"/>
+        </w:rPr>
+        <w:t>的标准接口完全匹配，并处理好密钥对象的表示、序列化与反序列化以及与</w:t>
+      </w:r>
+      <w:r>
+        <w:rPr>
+          <w:rFonts w:hint="eastAsia"/>
+        </w:rPr>
+        <w:t>Fabric</w:t>
+      </w:r>
+      <w:r>
+        <w:rPr>
+          <w:rFonts w:hint="eastAsia"/>
+        </w:rPr>
+        <w:t>内部数据结构的交互。为了保证</w:t>
+      </w:r>
+      <w:proofErr w:type="spellStart"/>
+      <w:r>
+        <w:rPr>
+          <w:rFonts w:hint="eastAsia"/>
+        </w:rPr>
+        <w:t>GMProvider</w:t>
+      </w:r>
+      <w:proofErr w:type="spellEnd"/>
+      <w:r>
+        <w:rPr>
+          <w:rFonts w:hint="eastAsia"/>
+        </w:rPr>
+        <w:t>的正确性和稳定性，必须编写详尽的单元测试用例，对每一个实现的密码操作接口进行充分的功能验证和边界条件测试</w:t>
+      </w:r>
+      <w:r>
+        <w:rPr>
+          <w:rFonts w:hint="eastAsia"/>
+        </w:rPr>
+        <w:t>。</w:t>
+      </w:r>
+    </w:p>
+    <w:p>
+      <w:r>
+        <w:rPr>
+          <w:rFonts w:hint="eastAsia"/>
+        </w:rPr>
+        <w:t>完</w:t>
+      </w:r>
+      <w:r>
+        <w:rPr>
+          <w:rFonts w:hint="eastAsia"/>
+        </w:rPr>
+        <w:t>成了</w:t>
+      </w:r>
+      <w:proofErr w:type="spellStart"/>
+      <w:r>
+        <w:rPr>
+          <w:rFonts w:hint="eastAsia"/>
+        </w:rPr>
+        <w:t>GMProvider</w:t>
+      </w:r>
+      <w:proofErr w:type="spellEnd"/>
+      <w:r>
+        <w:rPr>
+          <w:rFonts w:hint="eastAsia"/>
+        </w:rPr>
+        <w:t>的开发后，接下来的关键环节是对</w:t>
+      </w:r>
+      <w:r>
+        <w:rPr>
+          <w:rFonts w:hint="eastAsia"/>
+        </w:rPr>
+        <w:t>Fabric</w:t>
+      </w:r>
+      <w:r>
+        <w:rPr>
+          <w:rFonts w:hint="eastAsia"/>
+        </w:rPr>
+        <w:t>平台的核心组件进行修改和适配，以使其能够正确地识别、加载并使用这个新的国密</w:t>
+      </w:r>
+      <w:r>
+        <w:rPr>
+          <w:rFonts w:hint="eastAsia"/>
+        </w:rPr>
+        <w:t>Provider</w:t>
+      </w:r>
+      <w:r>
+        <w:rPr>
+          <w:rFonts w:hint="eastAsia"/>
+        </w:rPr>
+        <w:t>。这主要涉及</w:t>
+      </w:r>
+      <w:r>
+        <w:rPr>
+          <w:rFonts w:hint="eastAsia"/>
+        </w:rPr>
+        <w:t>Peer</w:t>
+      </w:r>
+      <w:r>
+        <w:rPr>
+          <w:rFonts w:hint="eastAsia"/>
+        </w:rPr>
+        <w:t>节点、</w:t>
+      </w:r>
+      <w:proofErr w:type="spellStart"/>
+      <w:r>
+        <w:rPr>
+          <w:rFonts w:hint="eastAsia"/>
+        </w:rPr>
+        <w:t>Orderer</w:t>
+      </w:r>
+      <w:proofErr w:type="spellEnd"/>
+      <w:r>
+        <w:rPr>
+          <w:rFonts w:hint="eastAsia"/>
+        </w:rPr>
+        <w:t>节点以及</w:t>
+      </w:r>
+      <w:r>
+        <w:rPr>
+          <w:rFonts w:hint="eastAsia"/>
+        </w:rPr>
+        <w:t>MSP</w:t>
+      </w:r>
+      <w:r>
+        <w:rPr>
+          <w:rFonts w:hint="eastAsia"/>
+        </w:rPr>
+        <w:t>等组件。在</w:t>
+      </w:r>
+      <w:r>
+        <w:rPr>
+          <w:rFonts w:hint="eastAsia"/>
+        </w:rPr>
+        <w:t>Peer</w:t>
+      </w:r>
+      <w:r>
+        <w:rPr>
+          <w:rFonts w:hint="eastAsia"/>
+        </w:rPr>
+        <w:t>和</w:t>
+      </w:r>
+      <w:proofErr w:type="spellStart"/>
+      <w:r>
+        <w:rPr>
+          <w:rFonts w:hint="eastAsia"/>
+        </w:rPr>
+        <w:t>Orderer</w:t>
+      </w:r>
+      <w:proofErr w:type="spellEnd"/>
+      <w:r>
+        <w:rPr>
+          <w:rFonts w:hint="eastAsia"/>
+        </w:rPr>
+        <w:t>组件中，需要找到并修改直接调用</w:t>
+      </w:r>
+      <w:r>
+        <w:rPr>
+          <w:rFonts w:hint="eastAsia"/>
+        </w:rPr>
+        <w:t>BCCSP</w:t>
+      </w:r>
+      <w:r>
+        <w:rPr>
+          <w:rFonts w:hint="eastAsia"/>
+        </w:rPr>
+        <w:t>接口进行加密、签名、验证或哈希计算的代码逻辑，使其能够根据配置选择并调用</w:t>
+      </w:r>
+      <w:proofErr w:type="spellStart"/>
+      <w:r>
+        <w:rPr>
+          <w:rFonts w:hint="eastAsia"/>
+        </w:rPr>
+        <w:t>GMProvider</w:t>
+      </w:r>
+      <w:proofErr w:type="spellEnd"/>
+      <w:r>
+        <w:rPr>
+          <w:rFonts w:hint="eastAsia"/>
+        </w:rPr>
+        <w:t>提供的国密算法实现。在处理交易提案、进行背书签名、验证区块完整性等环节，都需要确保使用的是国密算法。</w:t>
+      </w:r>
+      <w:r>
+        <w:rPr>
+          <w:rFonts w:hint="eastAsia"/>
+        </w:rPr>
+        <w:t>MSP</w:t>
+      </w:r>
+      <w:r>
+        <w:rPr>
+          <w:rFonts w:hint="eastAsia"/>
+        </w:rPr>
+        <w:t>的核心职责是管理网络成员的身份和验证数字证书凭证，因此需要对</w:t>
+      </w:r>
+      <w:r>
+        <w:rPr>
+          <w:rFonts w:hint="eastAsia"/>
+        </w:rPr>
+        <w:t>MSP</w:t>
+      </w:r>
+      <w:r>
+        <w:rPr>
+          <w:rFonts w:hint="eastAsia"/>
+        </w:rPr>
+        <w:t>进行改造，使其能够支持解析和验证符合国密标准的数字证书，确保能够处理</w:t>
+      </w:r>
+      <w:r>
+        <w:rPr>
+          <w:rFonts w:hint="eastAsia"/>
+        </w:rPr>
+        <w:t>SM2</w:t>
+      </w:r>
+      <w:r>
+        <w:rPr>
+          <w:rFonts w:hint="eastAsia"/>
+        </w:rPr>
+        <w:t>公钥及</w:t>
+      </w:r>
+      <w:r>
+        <w:rPr>
+          <w:rFonts w:hint="eastAsia"/>
+        </w:rPr>
+        <w:t>SM3withSM2</w:t>
+      </w:r>
+      <w:r>
+        <w:rPr>
+          <w:rFonts w:hint="eastAsia"/>
+        </w:rPr>
+        <w:t>签名算法，并能从中正确提取用于身份认证和权限控制的各类信息。此外，还需要修改</w:t>
+      </w:r>
+      <w:r>
+        <w:rPr>
+          <w:rFonts w:hint="eastAsia"/>
+        </w:rPr>
+        <w:t>MSP</w:t>
+      </w:r>
+      <w:r>
+        <w:rPr>
+          <w:rFonts w:hint="eastAsia"/>
+        </w:rPr>
+        <w:t>的相关配置参数如</w:t>
+      </w:r>
+      <w:proofErr w:type="spellStart"/>
+      <w:r>
+        <w:rPr>
+          <w:rFonts w:hint="eastAsia"/>
+        </w:rPr>
+        <w:t>config.yaml</w:t>
+      </w:r>
+      <w:proofErr w:type="spellEnd"/>
+      <w:r>
+        <w:rPr>
+          <w:rFonts w:hint="eastAsia"/>
+        </w:rPr>
+        <w:t>文件，以便在</w:t>
+      </w:r>
+      <w:r>
+        <w:rPr>
+          <w:rFonts w:hint="eastAsia"/>
+        </w:rPr>
+        <w:t>Fabric</w:t>
+      </w:r>
+      <w:r>
+        <w:rPr>
+          <w:rFonts w:hint="eastAsia"/>
+        </w:rPr>
+        <w:t>网络启动时能够正确加载国密算法相关的根证书、中间证书以及吊销列表等，并指定使用</w:t>
+      </w:r>
+      <w:proofErr w:type="spellStart"/>
+      <w:r>
+        <w:rPr>
+          <w:rFonts w:hint="eastAsia"/>
+        </w:rPr>
+        <w:t>GMProvider</w:t>
+      </w:r>
+      <w:proofErr w:type="spellEnd"/>
+      <w:r>
+        <w:rPr>
+          <w:rFonts w:hint="eastAsia"/>
+        </w:rPr>
+        <w:t>作为密码服务提供者</w:t>
+      </w:r>
+      <w:r>
+        <w:rPr>
+          <w:rFonts w:hint="eastAsia"/>
+        </w:rPr>
+        <w:t>。</w:t>
+      </w:r>
+    </w:p>
+    <w:p>
+      <w:r>
+        <w:rPr>
+          <w:rFonts w:hint="eastAsia"/>
+        </w:rPr>
+        <w:t>数</w:t>
+      </w:r>
+      <w:r>
+        <w:rPr>
+          <w:rFonts w:hint="eastAsia"/>
+        </w:rPr>
+        <w:t>字证书是</w:t>
+      </w:r>
+      <w:r>
+        <w:rPr>
+          <w:rFonts w:hint="eastAsia"/>
+        </w:rPr>
+        <w:t>Fabric</w:t>
+      </w:r>
+      <w:r>
+        <w:rPr>
+          <w:rFonts w:hint="eastAsia"/>
+        </w:rPr>
+        <w:t>平台身份管理和安全通信的基石。因此要实现国密算法的全面支持，必须对证书生成工具</w:t>
+      </w:r>
+      <w:proofErr w:type="spellStart"/>
+      <w:r>
+        <w:rPr>
+          <w:rFonts w:hint="eastAsia"/>
+        </w:rPr>
+        <w:t>cryptogen</w:t>
+      </w:r>
+      <w:proofErr w:type="spellEnd"/>
+      <w:r>
+        <w:rPr>
+          <w:rFonts w:hint="eastAsia"/>
+        </w:rPr>
+        <w:t>和证书颁发机构</w:t>
+      </w:r>
+      <w:r>
+        <w:rPr>
+          <w:rFonts w:hint="eastAsia"/>
+        </w:rPr>
+        <w:t>Fabric CA</w:t>
+      </w:r>
+      <w:r>
+        <w:rPr>
+          <w:rFonts w:hint="eastAsia"/>
+        </w:rPr>
+        <w:t>进行相应的改造。</w:t>
+      </w:r>
+      <w:proofErr w:type="spellStart"/>
+      <w:r>
+        <w:rPr>
+          <w:rFonts w:hint="eastAsia"/>
+        </w:rPr>
+        <w:t>cryptogen</w:t>
+      </w:r>
+      <w:proofErr w:type="spellEnd"/>
+      <w:r>
+        <w:rPr>
+          <w:rFonts w:hint="eastAsia"/>
+        </w:rPr>
+        <w:t>工具主要用于在开发和测试环境中批量生成网络组织的初始证书和密钥材料。我们需要修改其代码逻辑，使其能够根据配置文件中的指示，生成使用</w:t>
+      </w:r>
+      <w:r>
+        <w:rPr>
+          <w:rFonts w:hint="eastAsia"/>
+        </w:rPr>
+        <w:t>SM2</w:t>
+      </w:r>
+      <w:r>
+        <w:rPr>
+          <w:rFonts w:hint="eastAsia"/>
+        </w:rPr>
+        <w:t>算法的密钥对，并</w:t>
       </w:r>
       <w:r>
         <w:rPr>
           <w:rFonts w:hint="eastAsia"/>
         </w:rPr>
         <w:lastRenderedPageBreak/>
-        <w:t>有的</w:t>
+        <w:t>签发符合国密规范的</w:t>
+      </w:r>
+      <w:r>
+        <w:rPr>
+          <w:rFonts w:hint="eastAsia"/>
+        </w:rPr>
+        <w:t>X.509</w:t>
+      </w:r>
+      <w:r>
+        <w:rPr>
+          <w:rFonts w:hint="eastAsia"/>
+        </w:rPr>
+        <w:t>证书，这通常涉及更新</w:t>
       </w:r>
       <w:proofErr w:type="spellStart"/>
       <w:r>
         <w:rPr>
           <w:rFonts w:hint="eastAsia"/>
         </w:rPr>
-        <w:t>SWProvider</w:t>
+        <w:t>cryptogen</w:t>
       </w:r>
       <w:proofErr w:type="spellEnd"/>
       <w:r>
         <w:rPr>
           <w:rFonts w:hint="eastAsia"/>
         </w:rPr>
-        <w:t>或</w:t>
-      </w:r>
-      <w:r>
-        <w:rPr>
-          <w:rFonts w:hint="eastAsia"/>
-        </w:rPr>
-        <w:t>PKCS11Provider</w:t>
-      </w:r>
-      <w:r>
-        <w:rPr>
-          <w:rFonts w:hint="eastAsia"/>
-        </w:rPr>
-        <w:t>的结构，定义一个新的</w:t>
-      </w:r>
-      <w:r>
-        <w:rPr>
-          <w:rFonts w:hint="eastAsia"/>
-        </w:rPr>
-        <w:t>Provider</w:t>
-      </w:r>
-      <w:r>
-        <w:rPr>
-          <w:rFonts w:hint="eastAsia"/>
-        </w:rPr>
-        <w:t>类型，并为其实现</w:t>
-      </w:r>
-      <w:r>
-        <w:rPr>
-          <w:rFonts w:hint="eastAsia"/>
-        </w:rPr>
-        <w:t>BCCSP</w:t>
-      </w:r>
-      <w:r>
-        <w:rPr>
-          <w:rFonts w:hint="eastAsia"/>
-        </w:rPr>
-        <w:t>接口所要求的所有核心方法。具体到国密算法的支持，针对</w:t>
-      </w:r>
-      <w:r>
-        <w:rPr>
-          <w:rFonts w:hint="eastAsia"/>
-        </w:rPr>
-        <w:t>SM2</w:t>
-      </w:r>
-      <w:r>
-        <w:rPr>
-          <w:rFonts w:hint="eastAsia"/>
-        </w:rPr>
-        <w:t>算法，</w:t>
-      </w:r>
-      <w:proofErr w:type="spellStart"/>
-      <w:r>
-        <w:rPr>
-          <w:rFonts w:hint="eastAsia"/>
-        </w:rPr>
-        <w:t>GMProvider</w:t>
-      </w:r>
-      <w:proofErr w:type="spellEnd"/>
-      <w:r>
-        <w:rPr>
-          <w:rFonts w:hint="eastAsia"/>
-        </w:rPr>
-        <w:t>需要实现公私</w:t>
-      </w:r>
-      <w:proofErr w:type="gramStart"/>
-      <w:r>
-        <w:rPr>
-          <w:rFonts w:hint="eastAsia"/>
-        </w:rPr>
-        <w:t>钥</w:t>
-      </w:r>
-      <w:proofErr w:type="gramEnd"/>
-      <w:r>
-        <w:rPr>
-          <w:rFonts w:hint="eastAsia"/>
-        </w:rPr>
-        <w:t>对生成、数据签名以及签名验证等功能；对于</w:t>
-      </w:r>
-      <w:r>
-        <w:rPr>
-          <w:rFonts w:hint="eastAsia"/>
-        </w:rPr>
-        <w:t>SM3</w:t>
-      </w:r>
-      <w:r>
-        <w:rPr>
-          <w:rFonts w:hint="eastAsia"/>
-        </w:rPr>
-        <w:t>哈希算法，则需要实现对输入数据进行哈</w:t>
-      </w:r>
-      <w:proofErr w:type="gramStart"/>
-      <w:r>
-        <w:rPr>
-          <w:rFonts w:hint="eastAsia"/>
-        </w:rPr>
-        <w:t>希计算</w:t>
-      </w:r>
-      <w:proofErr w:type="gramEnd"/>
-      <w:r>
-        <w:rPr>
-          <w:rFonts w:hint="eastAsia"/>
-        </w:rPr>
-        <w:t>并返回固定长度摘要的功能；对于</w:t>
-      </w:r>
-      <w:r>
-        <w:rPr>
-          <w:rFonts w:hint="eastAsia"/>
-        </w:rPr>
-        <w:t>SM4</w:t>
-      </w:r>
-      <w:r>
-        <w:rPr>
-          <w:rFonts w:hint="eastAsia"/>
-        </w:rPr>
-        <w:t>对称加密算法，则需要实现数据的加密和解密操作。这些功能的具体实现通常会依赖于底层的</w:t>
-      </w:r>
-      <w:r>
-        <w:rPr>
-          <w:rFonts w:hint="eastAsia"/>
-        </w:rPr>
-        <w:t>Go</w:t>
-      </w:r>
-      <w:r>
-        <w:rPr>
-          <w:rFonts w:hint="eastAsia"/>
-        </w:rPr>
-        <w:t>语言国密算法库</w:t>
-      </w:r>
-      <w:proofErr w:type="spellStart"/>
-      <w:r>
-        <w:rPr>
-          <w:rFonts w:hint="eastAsia"/>
-        </w:rPr>
-        <w:t>tjfoc</w:t>
-      </w:r>
-      <w:proofErr w:type="spellEnd"/>
-      <w:r>
-        <w:rPr>
-          <w:rFonts w:hint="eastAsia"/>
-        </w:rPr>
-        <w:t>/</w:t>
-      </w:r>
-      <w:proofErr w:type="spellStart"/>
-      <w:r>
-        <w:rPr>
-          <w:rFonts w:hint="eastAsia"/>
-        </w:rPr>
-        <w:t>gmsm</w:t>
-      </w:r>
-      <w:proofErr w:type="spellEnd"/>
-      <w:r>
-        <w:rPr>
-          <w:rFonts w:hint="eastAsia"/>
-        </w:rPr>
-        <w:t>等。在封装这些底层库时，需要确保</w:t>
-      </w:r>
-      <w:proofErr w:type="spellStart"/>
-      <w:r>
-        <w:rPr>
-          <w:rFonts w:hint="eastAsia"/>
-        </w:rPr>
-        <w:t>GMProvider</w:t>
-      </w:r>
-      <w:proofErr w:type="spellEnd"/>
-      <w:r>
-        <w:rPr>
-          <w:rFonts w:hint="eastAsia"/>
-        </w:rPr>
-        <w:t>提供的接口与</w:t>
-      </w:r>
-      <w:r>
-        <w:rPr>
-          <w:rFonts w:hint="eastAsia"/>
-        </w:rPr>
-        <w:t>BCCSP</w:t>
-      </w:r>
-      <w:r>
-        <w:rPr>
-          <w:rFonts w:hint="eastAsia"/>
-        </w:rPr>
-        <w:t>的标准接口完全匹配，并处理好密钥对象的表示、序列化与反序列化以及与</w:t>
-      </w:r>
-      <w:r>
-        <w:rPr>
-          <w:rFonts w:hint="eastAsia"/>
-        </w:rPr>
-        <w:t>Fabric</w:t>
-      </w:r>
-      <w:r>
-        <w:rPr>
-          <w:rFonts w:hint="eastAsia"/>
-        </w:rPr>
-        <w:t>内部数据结构的交互。为了保证</w:t>
-      </w:r>
-      <w:proofErr w:type="spellStart"/>
-      <w:r>
-        <w:rPr>
-          <w:rFonts w:hint="eastAsia"/>
-        </w:rPr>
-        <w:t>GMProvider</w:t>
-      </w:r>
-      <w:proofErr w:type="spellEnd"/>
-      <w:r>
-        <w:rPr>
-          <w:rFonts w:hint="eastAsia"/>
-        </w:rPr>
-        <w:t>的正确性和稳定性，必须编写详尽的单元测试用例，对每一个实现的密码操作接口进行充分的功能验证和边界条件测试</w:t>
-      </w:r>
-      <w:r>
-        <w:rPr>
-          <w:rFonts w:hint="eastAsia"/>
-        </w:rPr>
-        <w:t>。</w:t>
-      </w:r>
-    </w:p>
-    <w:p>
-      <w:r>
-        <w:rPr>
-          <w:rFonts w:hint="eastAsia"/>
-        </w:rPr>
-        <w:t>完</w:t>
-      </w:r>
-      <w:r>
-        <w:rPr>
-          <w:rFonts w:hint="eastAsia"/>
-        </w:rPr>
-        <w:t>成了</w:t>
-      </w:r>
-      <w:proofErr w:type="spellStart"/>
-      <w:r>
-        <w:rPr>
-          <w:rFonts w:hint="eastAsia"/>
-        </w:rPr>
-        <w:t>GMProvider</w:t>
-      </w:r>
-      <w:proofErr w:type="spellEnd"/>
-      <w:r>
-        <w:rPr>
-          <w:rFonts w:hint="eastAsia"/>
-        </w:rPr>
-        <w:t>的开发后，接下来的关键环节是对</w:t>
-      </w:r>
-      <w:r>
-        <w:rPr>
-          <w:rFonts w:hint="eastAsia"/>
-        </w:rPr>
-        <w:t>Fabric</w:t>
-      </w:r>
-      <w:r>
-        <w:rPr>
-          <w:rFonts w:hint="eastAsia"/>
-        </w:rPr>
-        <w:t>平台的核心组件进行修改和适配，以使其能够正确地识别、加载并使用这个新的国密</w:t>
-      </w:r>
-      <w:r>
-        <w:rPr>
-          <w:rFonts w:hint="eastAsia"/>
-        </w:rPr>
-        <w:t>Provider</w:t>
-      </w:r>
-      <w:r>
-        <w:rPr>
-          <w:rFonts w:hint="eastAsia"/>
-        </w:rPr>
-        <w:t>。这主要涉及</w:t>
-      </w:r>
-      <w:r>
-        <w:rPr>
-          <w:rFonts w:hint="eastAsia"/>
-        </w:rPr>
-        <w:t>Peer</w:t>
-      </w:r>
-      <w:r>
-        <w:rPr>
-          <w:rFonts w:hint="eastAsia"/>
-        </w:rPr>
-        <w:t>节点、</w:t>
-      </w:r>
-      <w:proofErr w:type="spellStart"/>
-      <w:r>
-        <w:rPr>
-          <w:rFonts w:hint="eastAsia"/>
-        </w:rPr>
-        <w:t>Orderer</w:t>
-      </w:r>
-      <w:proofErr w:type="spellEnd"/>
-      <w:r>
-        <w:rPr>
-          <w:rFonts w:hint="eastAsia"/>
-        </w:rPr>
-        <w:t>节点以及</w:t>
-      </w:r>
-      <w:r>
-        <w:rPr>
-          <w:rFonts w:hint="eastAsia"/>
-        </w:rPr>
-        <w:t>MSP</w:t>
-      </w:r>
-      <w:r>
-        <w:rPr>
-          <w:rFonts w:hint="eastAsia"/>
-        </w:rPr>
-        <w:t>等组件。在</w:t>
-      </w:r>
-      <w:r>
-        <w:rPr>
-          <w:rFonts w:hint="eastAsia"/>
-        </w:rPr>
-        <w:t>Peer</w:t>
-      </w:r>
-      <w:r>
-        <w:rPr>
-          <w:rFonts w:hint="eastAsia"/>
-        </w:rPr>
-        <w:t>和</w:t>
-      </w:r>
-      <w:proofErr w:type="spellStart"/>
-      <w:r>
-        <w:rPr>
-          <w:rFonts w:hint="eastAsia"/>
-        </w:rPr>
-        <w:t>Orderer</w:t>
-      </w:r>
-      <w:proofErr w:type="spellEnd"/>
-      <w:r>
-        <w:rPr>
-          <w:rFonts w:hint="eastAsia"/>
-        </w:rPr>
-        <w:t>组件中，需要找到并修改直接调用</w:t>
-      </w:r>
-      <w:r>
-        <w:rPr>
-          <w:rFonts w:hint="eastAsia"/>
-        </w:rPr>
-        <w:t>BCCSP</w:t>
-      </w:r>
-      <w:r>
-        <w:rPr>
-          <w:rFonts w:hint="eastAsia"/>
-        </w:rPr>
-        <w:t>接口进行加密、签名、验证或哈</w:t>
-      </w:r>
-      <w:proofErr w:type="gramStart"/>
-      <w:r>
-        <w:rPr>
-          <w:rFonts w:hint="eastAsia"/>
-        </w:rPr>
-        <w:t>希计算</w:t>
-      </w:r>
-      <w:proofErr w:type="gramEnd"/>
-      <w:r>
-        <w:rPr>
-          <w:rFonts w:hint="eastAsia"/>
-        </w:rPr>
-        <w:t>的代码逻辑，使其能够根据配置选择并调用</w:t>
-      </w:r>
-      <w:proofErr w:type="spellStart"/>
-      <w:r>
-        <w:rPr>
-          <w:rFonts w:hint="eastAsia"/>
-        </w:rPr>
-        <w:t>GMProvider</w:t>
-      </w:r>
-      <w:proofErr w:type="spellEnd"/>
-      <w:r>
-        <w:rPr>
-          <w:rFonts w:hint="eastAsia"/>
-        </w:rPr>
-        <w:t>提供的国密算法实现。在处理交易提案、进行背书签名、验证区块完整性等环节，都需要确保使用的是国密算法。</w:t>
-      </w:r>
-      <w:r>
-        <w:rPr>
-          <w:rFonts w:hint="eastAsia"/>
-        </w:rPr>
-        <w:t>MSP</w:t>
-      </w:r>
-      <w:r>
-        <w:rPr>
-          <w:rFonts w:hint="eastAsia"/>
-        </w:rPr>
-        <w:t>的核心职责是管理网络成员的身份和验证数字证书凭证，因此需要对</w:t>
-      </w:r>
-      <w:r>
-        <w:rPr>
-          <w:rFonts w:hint="eastAsia"/>
-        </w:rPr>
-        <w:t>MSP</w:t>
-      </w:r>
-      <w:r>
-        <w:rPr>
-          <w:rFonts w:hint="eastAsia"/>
-        </w:rPr>
-        <w:t>进行改造，使其能够支持解析和验证符合国密标准的数字证书，确保能够处理</w:t>
-      </w:r>
-      <w:r>
-        <w:rPr>
-          <w:rFonts w:hint="eastAsia"/>
-        </w:rPr>
-        <w:t>SM2</w:t>
-      </w:r>
-      <w:r>
-        <w:rPr>
-          <w:rFonts w:hint="eastAsia"/>
-        </w:rPr>
-        <w:t>公</w:t>
-      </w:r>
-      <w:proofErr w:type="gramStart"/>
-      <w:r>
-        <w:rPr>
-          <w:rFonts w:hint="eastAsia"/>
-        </w:rPr>
-        <w:t>钥</w:t>
-      </w:r>
-      <w:proofErr w:type="gramEnd"/>
-      <w:r>
-        <w:rPr>
-          <w:rFonts w:hint="eastAsia"/>
-        </w:rPr>
-        <w:t>及</w:t>
-      </w:r>
-      <w:r>
-        <w:rPr>
-          <w:rFonts w:hint="eastAsia"/>
-        </w:rPr>
-        <w:t>SM3withSM2</w:t>
-      </w:r>
-      <w:r>
-        <w:rPr>
-          <w:rFonts w:hint="eastAsia"/>
-        </w:rPr>
-        <w:t>签名算法，并能从中正确提取用于身份认证和权限控制的各类信息。此外，还需要修改</w:t>
-      </w:r>
-      <w:r>
-        <w:rPr>
-          <w:rFonts w:hint="eastAsia"/>
-        </w:rPr>
-        <w:t>MSP</w:t>
-      </w:r>
-      <w:r>
-        <w:rPr>
-          <w:rFonts w:hint="eastAsia"/>
-        </w:rPr>
-        <w:t>的相关配置参数如</w:t>
-      </w:r>
-      <w:proofErr w:type="spellStart"/>
-      <w:r>
-        <w:rPr>
-          <w:rFonts w:hint="eastAsia"/>
-        </w:rPr>
-        <w:t>config.yaml</w:t>
-      </w:r>
-      <w:proofErr w:type="spellEnd"/>
-      <w:r>
-        <w:rPr>
-          <w:rFonts w:hint="eastAsia"/>
-        </w:rPr>
-        <w:t>文件，以便在</w:t>
-      </w:r>
-      <w:r>
-        <w:rPr>
-          <w:rFonts w:hint="eastAsia"/>
-        </w:rPr>
-        <w:t>Fabric</w:t>
-      </w:r>
-      <w:r>
-        <w:rPr>
-          <w:rFonts w:hint="eastAsia"/>
-        </w:rPr>
-        <w:t>网络启动时能够正确加载国密算法相关的根证书、中间证书以及吊销列表等，并指定使用</w:t>
-      </w:r>
-      <w:proofErr w:type="spellStart"/>
-      <w:r>
-        <w:rPr>
-          <w:rFonts w:hint="eastAsia"/>
-        </w:rPr>
-        <w:t>GMProvider</w:t>
-      </w:r>
-      <w:proofErr w:type="spellEnd"/>
-      <w:r>
-        <w:rPr>
-          <w:rFonts w:hint="eastAsia"/>
-        </w:rPr>
-        <w:t>作为密码服务提供者</w:t>
-      </w:r>
-      <w:r>
-        <w:rPr>
-          <w:rFonts w:hint="eastAsia"/>
-        </w:rPr>
-        <w:t>。</w:t>
-      </w:r>
-    </w:p>
-    <w:p>
-      <w:r>
-        <w:rPr>
-          <w:rFonts w:hint="eastAsia"/>
-        </w:rPr>
-        <w:t>数</w:t>
-      </w:r>
-      <w:r>
-        <w:rPr>
-          <w:rFonts w:hint="eastAsia"/>
-        </w:rPr>
-        <w:t>字证书是</w:t>
-      </w:r>
-      <w:r>
-        <w:rPr>
-          <w:rFonts w:hint="eastAsia"/>
-        </w:rPr>
-        <w:t>Fabric</w:t>
-      </w:r>
-      <w:r>
-        <w:rPr>
-          <w:rFonts w:hint="eastAsia"/>
-        </w:rPr>
-        <w:t>平台身份管理和安全通信的基石。因此要实现国密算法的全面支持，必须对证书生成工具</w:t>
-      </w:r>
-      <w:proofErr w:type="spellStart"/>
-      <w:r>
-        <w:rPr>
-          <w:rFonts w:hint="eastAsia"/>
-        </w:rPr>
-        <w:t>cryptogen</w:t>
-      </w:r>
-      <w:proofErr w:type="spellEnd"/>
-      <w:r>
-        <w:rPr>
-          <w:rFonts w:hint="eastAsia"/>
-        </w:rPr>
-        <w:t>和证书颁发机构</w:t>
+        <w:t>的证书模板和签名算法选项。</w:t>
       </w:r>
       <w:r>
         <w:rPr>
@@ -18218,84 +16718,13 @@
         <w:rPr>
           <w:rFonts w:hint="eastAsia"/>
         </w:rPr>
-        <w:t>进行相应的改造。</w:t>
-      </w:r>
-      <w:proofErr w:type="spellStart"/>
-      <w:r>
-        <w:rPr>
-          <w:rFonts w:hint="eastAsia"/>
-        </w:rPr>
-        <w:t>cryptogen</w:t>
-      </w:r>
-      <w:proofErr w:type="spellEnd"/>
-      <w:r>
-        <w:rPr>
-          <w:rFonts w:hint="eastAsia"/>
-        </w:rPr>
-        <w:t>工具主要用于在开发和测试环境中批量生成网络组织的初始证书和密钥材料。我们需要修改其代码逻辑，使其能够根据配置文件中的指示，生成使用</w:t>
-      </w:r>
-      <w:r>
-        <w:rPr>
-          <w:rFonts w:hint="eastAsia"/>
-        </w:rPr>
-        <w:t>SM2</w:t>
-      </w:r>
-      <w:r>
-        <w:rPr>
-          <w:rFonts w:hint="eastAsia"/>
-        </w:rPr>
-        <w:t>算法的密钥对，并签发符合国密规范的</w:t>
-      </w:r>
-      <w:r>
-        <w:rPr>
-          <w:rFonts w:hint="eastAsia"/>
-        </w:rPr>
-        <w:t>X.509</w:t>
-      </w:r>
-      <w:r>
-        <w:rPr>
-          <w:rFonts w:hint="eastAsia"/>
-        </w:rPr>
-        <w:t>证书，这通常涉及更新</w:t>
-      </w:r>
-      <w:proofErr w:type="spellStart"/>
-      <w:r>
-        <w:rPr>
-          <w:rFonts w:hint="eastAsia"/>
-        </w:rPr>
-        <w:t>cryptogen</w:t>
-      </w:r>
-      <w:proofErr w:type="spellEnd"/>
-      <w:r>
-        <w:rPr>
-          <w:rFonts w:hint="eastAsia"/>
-        </w:rPr>
-        <w:t>的证书模板和签名算法选项。</w:t>
+        <w:t>是一个功能更完善的、可用于生产环境的证书颁发机构，除了需要让</w:t>
       </w:r>
       <w:r>
         <w:rPr>
           <w:rFonts w:hint="eastAsia"/>
         </w:rPr>
         <w:t>Fabric CA</w:t>
-      </w:r>
-      <w:r>
-        <w:rPr>
-          <w:rFonts w:hint="eastAsia"/>
-        </w:rPr>
-        <w:t>是一个功能更完善的、可用于生产环境的证书颁发机构，除了需要让</w:t>
-      </w:r>
-      <w:r>
-        <w:rPr>
-          <w:rFonts w:hint="eastAsia"/>
-        </w:rPr>
-        <w:t xml:space="preserve">Fabric </w:t>
-      </w:r>
-      <w:r>
-        <w:rPr>
-          <w:rFonts w:hint="eastAsia"/>
-        </w:rPr>
-        <w:lastRenderedPageBreak/>
-        <w:t>CA</w:t>
       </w:r>
       <w:r>
         <w:rPr>
@@ -18703,15 +17132,21 @@
         <w:rPr>
           <w:rFonts w:hint="eastAsia"/>
         </w:rPr>
-        <w:t>库进行扩展以支持国密密码套件，可以确保节点在进行握手、密钥交换、证书验证以及应用数据传输等过程中，都使用国密算法进行安全保护。</w:t>
-      </w:r>
-    </w:p>
-    <w:p>
+        <w:t>库进行扩展以支持国密密码套件，可</w:t>
+      </w:r>
       <w:r>
         <w:rPr>
           <w:rFonts w:hint="eastAsia"/>
         </w:rPr>
         <w:lastRenderedPageBreak/>
+        <w:t>以确保节点在进行握手、密钥交换、证书验证以及应用数据传输等过程中，都使用国密算法进行安全保护。</w:t>
+      </w:r>
+    </w:p>
+    <w:p>
+      <w:r>
+        <w:rPr>
+          <w:rFonts w:hint="eastAsia"/>
+        </w:rPr>
         <w:t>在此过程中，还需要更新</w:t>
       </w:r>
       <w:r>
@@ -18974,21 +17409,7 @@
         <w:rPr>
           <w:rFonts w:hint="eastAsia"/>
         </w:rPr>
-        <w:t>节点，并确保这些组件都能够正确加载并使用</w:t>
-      </w:r>
-      <w:proofErr w:type="gramStart"/>
-      <w:r>
-        <w:rPr>
-          <w:rFonts w:hint="eastAsia"/>
-        </w:rPr>
-        <w:t>新实现</w:t>
-      </w:r>
-      <w:proofErr w:type="gramEnd"/>
-      <w:r>
-        <w:rPr>
-          <w:rFonts w:hint="eastAsia"/>
-        </w:rPr>
-        <w:t>的</w:t>
+        <w:t>节点，并确保这些组件都能够正确加载并使用新实现的</w:t>
       </w:r>
       <w:proofErr w:type="spellStart"/>
       <w:r>
@@ -19028,21 +17449,7 @@
         <w:rPr>
           <w:rFonts w:hint="eastAsia"/>
         </w:rPr>
-        <w:t>算法生成符合标准椭圆曲线参数的公私</w:t>
-      </w:r>
-      <w:proofErr w:type="gramStart"/>
-      <w:r>
-        <w:rPr>
-          <w:rFonts w:hint="eastAsia"/>
-        </w:rPr>
-        <w:t>钥</w:t>
-      </w:r>
-      <w:proofErr w:type="gramEnd"/>
-      <w:r>
-        <w:rPr>
-          <w:rFonts w:hint="eastAsia"/>
-        </w:rPr>
-        <w:t>对，并验证生成的密钥是否能够被系统正确识别和存储。如图</w:t>
+        <w:t>算法生成符合标准椭圆曲线参数的公私钥对，并验证生成的密钥是否能够被系统正确识别和存储。如图</w:t>
       </w:r>
       <w:r>
         <w:rPr>
@@ -19078,21 +17485,7 @@
         <w:rPr>
           <w:rFonts w:hint="eastAsia"/>
         </w:rPr>
-        <w:t>算法签名</w:t>
-      </w:r>
-      <w:proofErr w:type="gramStart"/>
-      <w:r>
-        <w:rPr>
-          <w:rFonts w:hint="eastAsia"/>
-        </w:rPr>
-        <w:t>及验签</w:t>
-      </w:r>
-      <w:proofErr w:type="gramEnd"/>
-      <w:r>
-        <w:rPr>
-          <w:rFonts w:hint="eastAsia"/>
-        </w:rPr>
-        <w:t>等相关接口进行功能性调用的测试结果，用以证明这些接口的可用性和有效性。在加密与解密测试中，可以选择一段具有代表性的明文数据，使用</w:t>
+        <w:t>算法签名及验签等相关接口进行功能性调用的测试结果，用以证明这些接口的可用性和有效性。在加密与解密测试中，可以选择一段具有代表性的明文数据，使用</w:t>
       </w:r>
       <w:r>
         <w:rPr>
@@ -19140,21 +17533,7 @@
         <w:rPr>
           <w:rFonts w:hint="eastAsia"/>
         </w:rPr>
-        <w:t>公</w:t>
-      </w:r>
-      <w:proofErr w:type="gramStart"/>
-      <w:r>
-        <w:rPr>
-          <w:rFonts w:hint="eastAsia"/>
-        </w:rPr>
-        <w:t>钥</w:t>
-      </w:r>
-      <w:proofErr w:type="gramEnd"/>
-      <w:r>
-        <w:rPr>
-          <w:rFonts w:hint="eastAsia"/>
-        </w:rPr>
-        <w:t>对该签名进行验证，以确保签名过程的正确性以及签名结果的不可否认性和完整性。</w:t>
+        <w:t>公钥对该签名进行验证，以确保签名过程的正确性以及签名结果的不可否认性和完整性。</w:t>
       </w:r>
       <w:r>
         <w:rPr>
@@ -19402,21 +17781,7 @@
         <w:rPr>
           <w:rFonts w:hint="eastAsia"/>
         </w:rPr>
-        <w:t>数字证书。检验过程应包括以下几个方面：一是证书格式的合</w:t>
-      </w:r>
-      <w:proofErr w:type="gramStart"/>
-      <w:r>
-        <w:rPr>
-          <w:rFonts w:hint="eastAsia"/>
-        </w:rPr>
-        <w:t>规</w:t>
-      </w:r>
-      <w:proofErr w:type="gramEnd"/>
-      <w:r>
-        <w:rPr>
-          <w:rFonts w:hint="eastAsia"/>
-        </w:rPr>
-        <w:t>性，确保生成的证书结构符合</w:t>
+        <w:t>数字证书。检验过程应包括以下几个方面：一是证书格式的合规性，确保生成的证书结构符合</w:t>
       </w:r>
       <w:r>
         <w:rPr>
@@ -19428,21 +17793,7 @@
         <w:rPr>
           <w:rFonts w:hint="eastAsia"/>
         </w:rPr>
-        <w:t>标准，并且其中的公</w:t>
-      </w:r>
-      <w:proofErr w:type="gramStart"/>
-      <w:r>
-        <w:rPr>
-          <w:rFonts w:hint="eastAsia"/>
-        </w:rPr>
-        <w:t>钥</w:t>
-      </w:r>
-      <w:proofErr w:type="gramEnd"/>
-      <w:r>
-        <w:rPr>
-          <w:rFonts w:hint="eastAsia"/>
-        </w:rPr>
-        <w:t>信息及椭圆曲线参数与</w:t>
+        <w:t>标准，并且其中的公钥信息及椭圆曲线参数与</w:t>
       </w:r>
       <w:r>
         <w:rPr>
@@ -19478,21 +17829,7 @@
         <w:rPr>
           <w:rFonts w:hint="eastAsia"/>
         </w:rPr>
-        <w:t>公</w:t>
-      </w:r>
-      <w:proofErr w:type="gramStart"/>
-      <w:r>
-        <w:rPr>
-          <w:rFonts w:hint="eastAsia"/>
-        </w:rPr>
-        <w:t>钥</w:t>
-      </w:r>
-      <w:proofErr w:type="gramEnd"/>
-      <w:r>
-        <w:rPr>
-          <w:rFonts w:hint="eastAsia"/>
-        </w:rPr>
-        <w:t>对证书自身的签名进行验证，确认证书内容未被篡改。三是证书链的完整性和有效性，如果存在由根</w:t>
+        <w:t>公钥对证书自身的签名进行验证，确认证书内容未被篡改。三是证书链的完整性和有效性，如果存在由根</w:t>
       </w:r>
       <w:r>
         <w:rPr>
@@ -19554,21 +17891,7 @@
         <w:rPr>
           <w:rFonts w:hint="eastAsia"/>
         </w:rPr>
-        <w:t>命令行工具或支持国密证书解析的</w:t>
-      </w:r>
-      <w:proofErr w:type="gramStart"/>
-      <w:r>
-        <w:rPr>
-          <w:rFonts w:hint="eastAsia"/>
-        </w:rPr>
-        <w:t>第三方库辅助</w:t>
-      </w:r>
-      <w:proofErr w:type="gramEnd"/>
-      <w:r>
-        <w:rPr>
-          <w:rFonts w:hint="eastAsia"/>
-        </w:rPr>
-        <w:t>进行这些检验工作。</w:t>
+        <w:t>命令行工具或支持国密证书解析的第三方库辅助进行这些检验工作。</w:t>
       </w:r>
     </w:p>
     <w:p>
@@ -19935,21 +18258,7 @@
         <w:rPr>
           <w:rFonts w:hint="eastAsia"/>
         </w:rPr>
-        <w:t>算法在椭圆曲线</w:t>
-      </w:r>
-      <w:proofErr w:type="gramStart"/>
-      <w:r>
-        <w:rPr>
-          <w:rFonts w:hint="eastAsia"/>
-        </w:rPr>
-        <w:t>点乘等运算</w:t>
-      </w:r>
-      <w:proofErr w:type="gramEnd"/>
-      <w:r>
-        <w:rPr>
-          <w:rFonts w:hint="eastAsia"/>
-        </w:rPr>
-        <w:t>上的计算复杂度较高，其签名耗时显著高于</w:t>
+        <w:t>算法在椭圆曲线点乘等运算上的计算复杂度较高，其签名耗时显著高于</w:t>
       </w:r>
       <w:r>
         <w:rPr>
@@ -19961,21 +18270,7 @@
         <w:rPr>
           <w:rFonts w:hint="eastAsia"/>
         </w:rPr>
-        <w:t>，但其安全性与合</w:t>
-      </w:r>
-      <w:proofErr w:type="gramStart"/>
-      <w:r>
-        <w:rPr>
-          <w:rFonts w:hint="eastAsia"/>
-        </w:rPr>
-        <w:t>规</w:t>
-      </w:r>
-      <w:proofErr w:type="gramEnd"/>
-      <w:r>
-        <w:rPr>
-          <w:rFonts w:hint="eastAsia"/>
-        </w:rPr>
-        <w:t>性完全符合国内监管要求。</w:t>
+        <w:t>，但其安全性与合规性完全符合国内监管要求。</w:t>
       </w:r>
     </w:p>
     <w:p>
@@ -20419,16 +18714,8 @@
               <w:rPr>
                 <w:rFonts w:hint="eastAsia"/>
               </w:rPr>
-              <w:t>哈</w:t>
-            </w:r>
-            <w:proofErr w:type="gramStart"/>
-            <w:r>
-              <w:rPr>
-                <w:rFonts w:hint="eastAsia"/>
-              </w:rPr>
-              <w:t>希计算</w:t>
-            </w:r>
-            <w:proofErr w:type="gramEnd"/>
+              <w:t>哈希计算</w:t>
+            </w:r>
             <w:r>
               <w:rPr>
                 <w:rFonts w:hint="eastAsia"/>
@@ -20952,16 +19239,8 @@
               <w:rPr>
                 <w:rFonts w:hint="eastAsia"/>
               </w:rPr>
-              <w:t>虚拟主机：节点</w:t>
-            </w:r>
-            <w:proofErr w:type="gramStart"/>
-            <w:r>
-              <w:rPr>
-                <w:rFonts w:hint="eastAsia"/>
-              </w:rPr>
-              <w:t>一</w:t>
-            </w:r>
-            <w:proofErr w:type="gramEnd"/>
+              <w:t>虚拟主机：节点一</w:t>
+            </w:r>
             <w:r>
               <w:rPr>
                 <w:rFonts w:hint="eastAsia"/>
@@ -22490,21 +20769,7 @@
         <w:rPr>
           <w:rFonts w:hint="eastAsia"/>
         </w:rPr>
-        <w:t>农产品溯源系统的核心功能模块是根据第三章的需求分析和系统设计具体实现的，这些模块协同工作，构成了整个系统的业务支撑。系统中定义了管理员、种植户、加工商、</w:t>
-      </w:r>
-      <w:proofErr w:type="gramStart"/>
-      <w:r>
-        <w:rPr>
-          <w:rFonts w:hint="eastAsia"/>
-        </w:rPr>
-        <w:t>储运商</w:t>
-      </w:r>
-      <w:proofErr w:type="gramEnd"/>
-      <w:r>
-        <w:rPr>
-          <w:rFonts w:hint="eastAsia"/>
-        </w:rPr>
-        <w:t>和销售商等不同角色。每个角色拥有特定权限集合，通过数据库中的用户表、角色表和权限表建立关联关系。在代码层面，通过开发自定义的</w:t>
+        <w:t>农产品溯源系统的核心功能模块是根据第三章的需求分析和系统设计具体实现的，这些模块协同工作，构成了整个系统的业务支撑。系统中定义了管理员、种植户、加工商、储运商和销售商等不同角色。每个角色拥有特定权限集合，通过数据库中的用户表、角色表和权限表建立关联关系。在代码层面，通过开发自定义的</w:t>
       </w:r>
       <w:r>
         <w:rPr>
@@ -22584,10 +20849,10 @@
       <w:r>
         <w:lastRenderedPageBreak/>
         <w:drawing>
-          <wp:inline distT="0" distB="0" distL="0" distR="0" wp14:anchorId="2DA01AAF" wp14:editId="198C6A1D">
+          <wp:inline distT="0" distB="0" distL="0" distR="0" wp14:anchorId="49F58BD6" wp14:editId="64D25FD2">
             <wp:extent cx="5758815" cy="3905250"/>
             <wp:effectExtent l="0" t="0" r="0" b="0"/>
-            <wp:docPr id="1723118478" name="图片 34"/>
+            <wp:docPr id="886841595" name="图片 5"/>
             <wp:cNvGraphicFramePr>
               <a:graphicFrameLocks xmlns:a="http://schemas.openxmlformats.org/drawingml/2006/main" noChangeAspect="1"/>
             </wp:cNvGraphicFramePr>
@@ -22595,7 +20860,7 @@
               <a:graphicData uri="http://schemas.openxmlformats.org/drawingml/2006/picture">
                 <pic:pic xmlns:pic="http://schemas.openxmlformats.org/drawingml/2006/picture">
                   <pic:nvPicPr>
-                    <pic:cNvPr id="1723118478" name="图片 1723118478"/>
+                    <pic:cNvPr id="886841595" name="图片 886841595"/>
                     <pic:cNvPicPr/>
                   </pic:nvPicPr>
                   <pic:blipFill>
@@ -22823,10 +21088,10 @@
         </w:rPr>
         <w:lastRenderedPageBreak/>
         <w:drawing>
-          <wp:inline distT="0" distB="0" distL="0" distR="0" wp14:anchorId="2A969BB9" wp14:editId="4013E8A8">
-            <wp:extent cx="5696745" cy="2648320"/>
+          <wp:inline distT="0" distB="0" distL="0" distR="0" wp14:anchorId="3DD718AE" wp14:editId="5CBAC54C">
+            <wp:extent cx="5758815" cy="1812925"/>
             <wp:effectExtent l="0" t="0" r="0" b="0"/>
-            <wp:docPr id="2099673861" name="图片 35"/>
+            <wp:docPr id="334318932" name="图片 6"/>
             <wp:cNvGraphicFramePr>
               <a:graphicFrameLocks xmlns:a="http://schemas.openxmlformats.org/drawingml/2006/main" noChangeAspect="1"/>
             </wp:cNvGraphicFramePr>
@@ -22834,7 +21099,7 @@
               <a:graphicData uri="http://schemas.openxmlformats.org/drawingml/2006/picture">
                 <pic:pic xmlns:pic="http://schemas.openxmlformats.org/drawingml/2006/picture">
                   <pic:nvPicPr>
-                    <pic:cNvPr id="2099673861" name="图片 2099673861"/>
+                    <pic:cNvPr id="334318932" name="图片 334318932"/>
                     <pic:cNvPicPr/>
                   </pic:nvPicPr>
                   <pic:blipFill>
@@ -22846,7 +21111,7 @@
                   <pic:spPr>
                     <a:xfrm>
                       <a:off x="0" y="0"/>
-                      <a:ext cx="5696745" cy="2648320"/>
+                      <a:ext cx="5758815" cy="1812925"/>
                     </a:xfrm>
                     <a:prstGeom prst="rect">
                       <a:avLst/>
@@ -22946,15 +21211,7 @@
         <w:t>JSON Web Token</w:t>
       </w:r>
       <w:r>
-        <w:t>技术。登录成功后，系统生成包含身份与权限标识的加密令牌并返回前端。前端在后续业务</w:t>
-      </w:r>
-      <w:proofErr w:type="gramStart"/>
-      <w:r>
-        <w:t>交互中</w:t>
-      </w:r>
-      <w:proofErr w:type="gramEnd"/>
-      <w:r>
-        <w:t>需在请求头携带该令牌，后端的</w:t>
+        <w:t>技术。登录成功后，系统生成包含身份与权限标识的加密令牌并返回前端。前端在后续业务交互中需在请求头携带该令牌，后端的</w:t>
       </w:r>
       <w:r>
         <w:t>Gin</w:t>
@@ -22968,21 +21225,7 @@
         <w:rPr>
           <w:rFonts w:hint="eastAsia"/>
         </w:rPr>
-        <w:t>信息录入模块是溯源数据产生的源头，其设计重点在于确保源头数据的真实性、完整性以及数据上链的绝对可靠。针对农产品供应</w:t>
-      </w:r>
-      <w:proofErr w:type="gramStart"/>
-      <w:r>
-        <w:rPr>
-          <w:rFonts w:hint="eastAsia"/>
-        </w:rPr>
-        <w:t>链涉及</w:t>
-      </w:r>
-      <w:proofErr w:type="gramEnd"/>
-      <w:r>
-        <w:rPr>
-          <w:rFonts w:hint="eastAsia"/>
-        </w:rPr>
-        <w:t>的种植、加工、仓储、运输和销售等关键节点，前端界面为不同角色的操作人员提供了深度定制的录入表单。农户可录入作物品种、施肥用药记录及生长环境照片；加工企业则负责提报原料来源、工艺参数及质检报告等数据。针对图片与质检文档等非结构化大文件，前端系统引导用户调用特定接口上传至后端服务器。后端接收文件后，即刻将其转存至</w:t>
+        <w:t>信息录入模块是溯源数据产生的源头，其设计重点在于确保源头数据的真实性、完整性以及数据上链的绝对可靠。针对农产品供应链涉及的种植、加工、仓储、运输和销售等关键节点，前端界面为不同角色的操作人员提供了深度定制的录入表单。农户可录入作物品种、施肥用药记录及生长环境照片；加工企业则负责提报原料来源、工艺参数及质检报告等数据。针对图片与质检文档等非结构化大文件，前端系统引导用户调用特定接口上传至后端服务器。后端接收文件后，即刻将其转存至</w:t>
       </w:r>
       <w:r>
         <w:rPr>
@@ -23018,92 +21261,16 @@
         <w:rPr>
           <w:rFonts w:hint="eastAsia"/>
         </w:rPr>
-        <w:t>通道内的智能合约函数，将上述摘要信息安全写入区块链账本。智</w:t>
-      </w:r>
+        <w:t>通道内的智能合约函数，将上述摘要信息安全写入区块链账本。智能合约在执行打包共识的过程中，会基于预设逻辑再次对上链数据进行一致性校验，从而从根本上保障了数据的不可抵赖性与合规性。</w:t>
+      </w:r>
+    </w:p>
+    <w:p>
       <w:r>
         <w:rPr>
           <w:rFonts w:hint="eastAsia"/>
         </w:rPr>
         <w:lastRenderedPageBreak/>
-        <w:t>能合约在执行</w:t>
-      </w:r>
-      <w:proofErr w:type="gramStart"/>
-      <w:r>
-        <w:rPr>
-          <w:rFonts w:hint="eastAsia"/>
-        </w:rPr>
-        <w:t>打包共识</w:t>
-      </w:r>
-      <w:proofErr w:type="gramEnd"/>
-      <w:r>
-        <w:rPr>
-          <w:rFonts w:hint="eastAsia"/>
-        </w:rPr>
-        <w:t>的过程中，会基于预设逻辑再次对上链数据进行一致性校验，从而从根本上保障了数据的不可抵赖性与合</w:t>
-      </w:r>
-      <w:proofErr w:type="gramStart"/>
-      <w:r>
-        <w:rPr>
-          <w:rFonts w:hint="eastAsia"/>
-        </w:rPr>
-        <w:t>规</w:t>
-      </w:r>
-      <w:proofErr w:type="gramEnd"/>
-      <w:r>
-        <w:rPr>
-          <w:rFonts w:hint="eastAsia"/>
-        </w:rPr>
-        <w:t>性。</w:t>
-      </w:r>
-    </w:p>
-    <w:p>
-      <w:r>
-        <w:rPr>
-          <w:rFonts w:hint="eastAsia"/>
-        </w:rPr>
-        <w:t>信息查询模块是溯源系统价值体现的核心环节，它允许消费者、监管机构以及供应链上的其他相关方便捷地获取真实可信的农产品溯源信息。面向终端消费者，系统特别开发</w:t>
-      </w:r>
-      <w:proofErr w:type="gramStart"/>
-      <w:r>
-        <w:rPr>
-          <w:rFonts w:hint="eastAsia"/>
-        </w:rPr>
-        <w:t>了微信小</w:t>
-      </w:r>
-      <w:proofErr w:type="gramEnd"/>
-      <w:r>
-        <w:rPr>
-          <w:rFonts w:hint="eastAsia"/>
-        </w:rPr>
-        <w:t>程序端。消费者可以直接</w:t>
-      </w:r>
-      <w:proofErr w:type="gramStart"/>
-      <w:r>
-        <w:rPr>
-          <w:rFonts w:hint="eastAsia"/>
-        </w:rPr>
-        <w:t>通过微信小</w:t>
-      </w:r>
-      <w:proofErr w:type="gramEnd"/>
-      <w:r>
-        <w:rPr>
-          <w:rFonts w:hint="eastAsia"/>
-        </w:rPr>
-        <w:t>程序扫描产品包装上的溯源</w:t>
-      </w:r>
-      <w:proofErr w:type="gramStart"/>
-      <w:r>
-        <w:rPr>
-          <w:rFonts w:hint="eastAsia"/>
-        </w:rPr>
-        <w:t>二维码发起</w:t>
-      </w:r>
-      <w:proofErr w:type="gramEnd"/>
-      <w:r>
-        <w:rPr>
-          <w:rFonts w:hint="eastAsia"/>
-        </w:rPr>
-        <w:t>查询，或者在</w:t>
+        <w:t>信息查询模块是溯源系统价值体现的核心环节，它允许消费者、监管机构以及供应链上的其他相关方便捷地获取真实可信的农产品溯源信息。面向终端消费者，系统特别开发了微信小程序端。消费者可以直接通过微信小程序扫描产品包装上的溯源二维码发起查询，或者在</w:t>
       </w:r>
       <w:r>
         <w:rPr>
@@ -23175,21 +21342,7 @@
         <w:rPr>
           <w:rFonts w:hint="eastAsia"/>
         </w:rPr>
-        <w:t>中获取到的所有溯源信息进行整合处理，并以结构化的数据格式返回</w:t>
-      </w:r>
-      <w:proofErr w:type="gramStart"/>
-      <w:r>
-        <w:rPr>
-          <w:rFonts w:hint="eastAsia"/>
-        </w:rPr>
-        <w:t>给微信</w:t>
-      </w:r>
-      <w:proofErr w:type="gramEnd"/>
-      <w:r>
-        <w:rPr>
-          <w:rFonts w:hint="eastAsia"/>
-        </w:rPr>
-        <w:t>小程序或</w:t>
+        <w:t>中获取到的所有溯源信息进行整合处理，并以结构化的数据格式返回给微信小程序或</w:t>
       </w:r>
       <w:r>
         <w:rPr>
@@ -23289,40 +21442,26 @@
         <w:rPr>
           <w:rFonts w:hint="eastAsia"/>
         </w:rPr>
-        <w:t>”双存储溯源架构及国密算法在实际复杂供应链中的可行性与有效性，本文选取获</w:t>
-      </w:r>
-      <w:proofErr w:type="gramStart"/>
-      <w:r>
-        <w:rPr>
-          <w:rFonts w:hint="eastAsia"/>
-        </w:rPr>
-        <w:t>批国家</w:t>
-      </w:r>
-      <w:proofErr w:type="gramEnd"/>
-      <w:r>
-        <w:rPr>
-          <w:rFonts w:hint="eastAsia"/>
-        </w:rPr>
-        <w:t>农产品地理标志登记证书的阿克苏苹果</w:t>
+        <w:t>”双存储溯源架构及国密算法在实际复杂供应链中的可行性与有效性，本文选取获批国家农产品地理标志登记证书的阿克苏苹果（质量控制技术规范编号：</w:t>
+      </w:r>
+      <w:r>
+        <w:rPr>
+          <w:rFonts w:hint="eastAsia"/>
+        </w:rPr>
+        <w:t>AGI2020-02-3269</w:t>
+      </w:r>
+      <w:r>
+        <w:rPr>
+          <w:rFonts w:hint="eastAsia"/>
+        </w:rPr>
+        <w:t>）作为实证分析对象。考虑到实体企业的商业数据保密性要求，本研究对实证所用的核心商业数据与节点身份信息进行了脱敏处理。</w:t>
       </w:r>
       <w:r>
         <w:rPr>
           <w:rFonts w:hint="eastAsia"/>
         </w:rPr>
         <w:lastRenderedPageBreak/>
-        <w:t>（质量控制技术规范编号：</w:t>
-      </w:r>
-      <w:r>
-        <w:rPr>
-          <w:rFonts w:hint="eastAsia"/>
-        </w:rPr>
-        <w:t>AGI2020-02-3269</w:t>
-      </w:r>
-      <w:r>
-        <w:rPr>
-          <w:rFonts w:hint="eastAsia"/>
-        </w:rPr>
-        <w:t>）作为实证分析对象。考虑到实体企业的商业数据保密性要求，本研究对实证所用的核心商业数据与节点身份信息进行了脱敏处理。在数据结构的定义与业务逻辑的约束上，系统严格遵循《</w:t>
+        <w:t>在数据结构的定义与业务逻辑的约束上，系统严格遵循《</w:t>
       </w:r>
       <w:r>
         <w:rPr>
@@ -23358,21 +21497,7 @@
         <w:rPr>
           <w:rFonts w:hint="eastAsia"/>
         </w:rPr>
-        <w:t>阿克苏苹果质量追溯规范》团体标准，提取了从果园到餐桌全生命周期中的核心数据要素。基于上述标准，系统在底层关系型数据库中构建了标准化的溯源业务字典，并在此基础上提取关键摘要上链。实证数据集涵盖了种植、加工、冷链物流、终端销售四个核心环节，明确了多端用户的特征字段与数据流转规则。具体的核心业务</w:t>
-      </w:r>
-      <w:proofErr w:type="gramStart"/>
-      <w:r>
-        <w:rPr>
-          <w:rFonts w:hint="eastAsia"/>
-        </w:rPr>
-        <w:t>数据结构与链上链</w:t>
-      </w:r>
-      <w:proofErr w:type="gramEnd"/>
-      <w:r>
-        <w:rPr>
-          <w:rFonts w:hint="eastAsia"/>
-        </w:rPr>
-        <w:t>下存储映射关系如表</w:t>
+        <w:t>阿克苏苹果质量追溯规范》团体标准，提取了从果园到餐桌全生命周期中的核心数据要素。基于上述标准，系统在底层关系型数据库中构建了标准化的溯源业务字典，并在此基础上提取关键摘要上链。实证数据集涵盖了种植、加工、冷链物流、终端销售四个核心环节，明确了多端用户的特征字段与数据流转规则。具体的核心业务数据结构与链上链下存储映射关系如表</w:t>
       </w:r>
       <w:r>
         <w:rPr>
@@ -23747,21 +21872,7 @@
               <w:rPr>
                 <w:rFonts w:hint="eastAsia"/>
               </w:rPr>
-              <w:t>否（</w:t>
-            </w:r>
-            <w:proofErr w:type="gramStart"/>
-            <w:r>
-              <w:rPr>
-                <w:rFonts w:hint="eastAsia"/>
-              </w:rPr>
-              <w:t>存链下</w:t>
-            </w:r>
-            <w:proofErr w:type="gramEnd"/>
-            <w:r>
-              <w:rPr>
-                <w:rFonts w:hint="eastAsia"/>
-              </w:rPr>
-              <w:t>）</w:t>
+              <w:t>否（存链下）</w:t>
             </w:r>
           </w:p>
         </w:tc>
@@ -23925,21 +22036,7 @@
               <w:rPr>
                 <w:rFonts w:hint="eastAsia"/>
               </w:rPr>
-              <w:t>否（</w:t>
-            </w:r>
-            <w:proofErr w:type="gramStart"/>
-            <w:r>
-              <w:rPr>
-                <w:rFonts w:hint="eastAsia"/>
-              </w:rPr>
-              <w:t>存链下</w:t>
-            </w:r>
-            <w:proofErr w:type="gramEnd"/>
-            <w:r>
-              <w:rPr>
-                <w:rFonts w:hint="eastAsia"/>
-              </w:rPr>
-              <w:t>）</w:t>
+              <w:t>否（存链下）</w:t>
             </w:r>
           </w:p>
         </w:tc>
@@ -24014,7 +22111,14 @@
               <w:rPr>
                 <w:rFonts w:hint="eastAsia"/>
               </w:rPr>
-              <w:t>网络的唯一内容标识符</w:t>
+              <w:t>网络的</w:t>
+            </w:r>
+            <w:r>
+              <w:rPr>
+                <w:rFonts w:hint="eastAsia"/>
+              </w:rPr>
+              <w:lastRenderedPageBreak/>
+              <w:t>唯一内容标识符</w:t>
             </w:r>
           </w:p>
         </w:tc>
@@ -24030,6 +22134,7 @@
               <w:rPr>
                 <w:rFonts w:hint="eastAsia"/>
               </w:rPr>
+              <w:lastRenderedPageBreak/>
               <w:t>是</w:t>
             </w:r>
           </w:p>
@@ -24273,21 +22378,7 @@
               <w:rPr>
                 <w:rFonts w:hint="eastAsia"/>
               </w:rPr>
-              <w:t>否（</w:t>
-            </w:r>
-            <w:proofErr w:type="gramStart"/>
-            <w:r>
-              <w:rPr>
-                <w:rFonts w:hint="eastAsia"/>
-              </w:rPr>
-              <w:t>存链下</w:t>
-            </w:r>
-            <w:proofErr w:type="gramEnd"/>
-            <w:r>
-              <w:rPr>
-                <w:rFonts w:hint="eastAsia"/>
-              </w:rPr>
-              <w:t>）</w:t>
+              <w:t>否（存链下）</w:t>
             </w:r>
           </w:p>
         </w:tc>
@@ -24366,21 +22457,7 @@
               <w:rPr>
                 <w:rFonts w:hint="eastAsia"/>
               </w:rPr>
-              <w:t>否（</w:t>
-            </w:r>
-            <w:proofErr w:type="gramStart"/>
-            <w:r>
-              <w:rPr>
-                <w:rFonts w:hint="eastAsia"/>
-              </w:rPr>
-              <w:t>存链下</w:t>
-            </w:r>
-            <w:proofErr w:type="gramEnd"/>
-            <w:r>
-              <w:rPr>
-                <w:rFonts w:hint="eastAsia"/>
-              </w:rPr>
-              <w:t>）</w:t>
+              <w:t>否（存链下）</w:t>
             </w:r>
           </w:p>
         </w:tc>
@@ -24639,35 +22716,7 @@
         <w:rPr>
           <w:rFonts w:hint="eastAsia"/>
         </w:rPr>
-        <w:t>私</w:t>
-      </w:r>
-      <w:proofErr w:type="gramStart"/>
-      <w:r>
-        <w:rPr>
-          <w:rFonts w:hint="eastAsia"/>
-        </w:rPr>
-        <w:t>钥</w:t>
-      </w:r>
-      <w:proofErr w:type="gramEnd"/>
-      <w:r>
-        <w:rPr>
-          <w:rFonts w:hint="eastAsia"/>
-        </w:rPr>
-        <w:t>对包含</w:t>
-      </w:r>
-      <w:proofErr w:type="gramStart"/>
-      <w:r>
-        <w:rPr>
-          <w:rFonts w:hint="eastAsia"/>
-        </w:rPr>
-        <w:t>批次号</w:t>
-      </w:r>
-      <w:proofErr w:type="gramEnd"/>
-      <w:r>
-        <w:rPr>
-          <w:rFonts w:hint="eastAsia"/>
-        </w:rPr>
-        <w:t>与</w:t>
+        <w:t>私钥对包含批次号与</w:t>
       </w:r>
       <w:r>
         <w:rPr>
@@ -24727,28 +22776,14 @@
         <w:rPr>
           <w:rFonts w:hint="eastAsia"/>
         </w:rPr>
-        <w:t>签名无误后更新本地账本状态。在终端环节，当模拟监管机构与普通消费者</w:t>
-      </w:r>
-      <w:proofErr w:type="gramStart"/>
-      <w:r>
-        <w:rPr>
-          <w:rFonts w:hint="eastAsia"/>
-        </w:rPr>
-        <w:t>发起扫码查询</w:t>
-      </w:r>
-      <w:proofErr w:type="gramEnd"/>
-      <w:r>
-        <w:rPr>
-          <w:rFonts w:hint="eastAsia"/>
-        </w:rPr>
-        <w:t>请求时，系统通过智能合约的查询</w:t>
+        <w:t>签名无误后更新本地账本状态。在终端环节，当模拟监管机构与普通消费者发起扫码查询请求时，系统通过智能合约的查询接口，快速检索出该批次苹果跨越多个组织节点的所有历史状态转移记录。消费者不仅</w:t>
       </w:r>
       <w:r>
         <w:rPr>
           <w:rFonts w:hint="eastAsia"/>
         </w:rPr>
         <w:lastRenderedPageBreak/>
-        <w:t>接口，快速检索出该批次苹果跨越多个组织节点的所有历史状态转移记录。消费者不仅能查看到清晰的流转时间轴，还能通过链上锚定的</w:t>
+        <w:t>能查看到清晰的流转时间轴，还能通过链上锚定的</w:t>
       </w:r>
       <w:r>
         <w:rPr>
@@ -25155,21 +23190,7 @@
         <w:rPr>
           <w:rFonts w:hint="eastAsia"/>
         </w:rPr>
-        <w:t>其次，对</w:t>
-      </w:r>
-      <w:proofErr w:type="gramStart"/>
-      <w:r>
-        <w:rPr>
-          <w:rFonts w:hint="eastAsia"/>
-        </w:rPr>
-        <w:t>供应链各环节</w:t>
-      </w:r>
-      <w:proofErr w:type="gramEnd"/>
-      <w:r>
-        <w:rPr>
-          <w:rFonts w:hint="eastAsia"/>
-        </w:rPr>
-        <w:t>信息操作功能的测试是溯源系统功能测试的重点。这包括对种植、加工、仓储、运输、销售等各个环节信息的录入、查询、修改以及逻辑删除操作的准确性、完整性和一致性进行验证。以农产品种植信息的录入为例，测试人员需要模拟农户角色，登录系统后进入种植信息录入界面，如</w:t>
+        <w:t>其次，对供应链各环节信息操作功能的测试是溯源系统功能测试的重点。这包括对种植、加工、仓储、运输、销售等各个环节信息的录入、查询、修改以及逻辑删除操作的准确性、完整性和一致性进行验证。以农产品种植信息的录入为例，测试人员需要模拟农户角色，登录系统后进入种植信息录入界面，如</w:t>
       </w:r>
       <w:r>
         <w:fldChar w:fldCharType="begin"/>
@@ -25396,25 +23417,7 @@
                 <w:sz w:val="21"/>
                 <w:szCs w:val="21"/>
               </w:rPr>
-              <w:t xml:space="preserve">(b) </w:t>
-            </w:r>
-            <w:proofErr w:type="gramStart"/>
-            <w:r>
-              <w:rPr>
-                <w:rFonts w:ascii="黑体" w:eastAsia="黑体" w:hAnsi="黑体" w:cs="黑体" w:hint="eastAsia"/>
-                <w:sz w:val="21"/>
-                <w:szCs w:val="21"/>
-              </w:rPr>
-              <w:t>产线加工</w:t>
-            </w:r>
-            <w:proofErr w:type="gramEnd"/>
-            <w:r>
-              <w:rPr>
-                <w:rFonts w:ascii="黑体" w:eastAsia="黑体" w:hAnsi="黑体" w:cs="黑体" w:hint="eastAsia"/>
-                <w:sz w:val="21"/>
-                <w:szCs w:val="21"/>
-              </w:rPr>
-              <w:t>包装批次创建</w:t>
+              <w:t>(b) 产线加工包装批次创建</w:t>
             </w:r>
           </w:p>
         </w:tc>
@@ -25725,21 +23728,7 @@
         <w:rPr>
           <w:rFonts w:hint="eastAsia"/>
         </w:rPr>
-        <w:t>所示，可视化大屏直观展示了入驻企业总数、实时流转订单以及溯源产品分布情况，实现了供应</w:t>
-      </w:r>
-      <w:proofErr w:type="gramStart"/>
-      <w:r>
-        <w:rPr>
-          <w:rFonts w:hint="eastAsia"/>
-        </w:rPr>
-        <w:t>链数据</w:t>
-      </w:r>
-      <w:proofErr w:type="gramEnd"/>
-      <w:r>
-        <w:rPr>
-          <w:rFonts w:hint="eastAsia"/>
-        </w:rPr>
-        <w:t>的宏观态势感知；同时，测试人员可以通过区块链浏览器界面底层校验每一笔被打包生成的区块哈希及交易确认状态。数据成功提交后，需要通过查询功能或直接查看如</w:t>
+        <w:t>所示，可视化大屏直观展示了入驻企业总数、实时流转订单以及溯源产品分布情况，实现了供应链数据的宏观态势感知；同时，测试人员可以通过区块链浏览器界面底层校验每一笔被打包生成的区块哈希及交易确认状态。数据成功提交后，需要通过查询功能或直接查看如</w:t>
       </w:r>
       <w:r>
         <w:fldChar w:fldCharType="begin"/>
@@ -26113,21 +24102,7 @@
         <w:rPr>
           <w:rFonts w:hint="eastAsia"/>
         </w:rPr>
-        <w:t>系统面向不同受众提供了双端数据核验机制。而针对终端消费场景，测试人员模拟消费者</w:t>
-      </w:r>
-      <w:proofErr w:type="gramStart"/>
-      <w:r>
-        <w:rPr>
-          <w:rFonts w:hint="eastAsia"/>
-        </w:rPr>
-        <w:t>使用微信小</w:t>
-      </w:r>
-      <w:proofErr w:type="gramEnd"/>
-      <w:r>
-        <w:rPr>
-          <w:rFonts w:hint="eastAsia"/>
-        </w:rPr>
-        <w:t>程序直接扫码。如</w:t>
+        <w:t>系统面向不同受众提供了双端数据核验机制。而针对终端消费场景，测试人员模拟消费者使用微信小程序直接扫码。如</w:t>
       </w:r>
       <w:r>
         <w:fldChar w:fldCharType="begin"/>
@@ -26347,18 +24322,8 @@
                 <w:sz w:val="21"/>
                 <w:szCs w:val="21"/>
               </w:rPr>
-              <w:t>小程序</w:t>
-            </w:r>
-            <w:proofErr w:type="gramStart"/>
-            <w:r>
-              <w:rPr>
-                <w:rFonts w:eastAsia="黑体" w:cs="Times New Roman"/>
-                <w:sz w:val="21"/>
-                <w:szCs w:val="21"/>
-              </w:rPr>
-              <w:t>消费者扫码入口</w:t>
-            </w:r>
-            <w:proofErr w:type="gramEnd"/>
+              <w:t>小程序消费者扫码入口</w:t>
+            </w:r>
           </w:p>
         </w:tc>
         <w:tc>
@@ -26484,15 +24449,7 @@
     </w:p>
     <w:p>
       <w:r>
-        <w:t>溯源查询功能的测试尤为重要，需验证从产品源头到最终消费者的完整链条信息是否准确无误。测试过程中，消费者可通过扫描</w:t>
-      </w:r>
-      <w:proofErr w:type="gramStart"/>
-      <w:r>
-        <w:t>二维码或</w:t>
-      </w:r>
-      <w:proofErr w:type="gramEnd"/>
-      <w:r>
-        <w:t>手动输入溯源码发起查询请求，系统应快速响应并展示产品的全生命周期信息。这包括种植环境参数、加工工艺记录、物流运输轨迹及销售详情等内容。为确保数据可信度，需对比链上哈希值与实际文件内容的一致性，通过</w:t>
+        <w:t>溯源查询功能的测试尤为重要，需验证从产品源头到最终消费者的完整链条信息是否准确无误。测试过程中，消费者可通过扫描二维码或手动输入溯源码发起查询请求，系统应快速响应并展示产品的全生命周期信息。这包括种植环境参数、加工工艺记录、物流运输轨迹及销售详情等内容。为确保数据可信度，需对比链上哈希值与实际文件内容的一致性，通过</w:t>
       </w:r>
       <w:r>
         <w:t>IPFS</w:t>
@@ -27599,21 +25556,7 @@
         <w:rPr>
           <w:rFonts w:hint="eastAsia"/>
         </w:rPr>
-        <w:t>在内的我国自主国密算法体系，以满足国内特定场景下的安全合</w:t>
-      </w:r>
-      <w:proofErr w:type="gramStart"/>
-      <w:r>
-        <w:rPr>
-          <w:rFonts w:hint="eastAsia"/>
-        </w:rPr>
-        <w:t>规</w:t>
-      </w:r>
-      <w:proofErr w:type="gramEnd"/>
-      <w:r>
-        <w:rPr>
-          <w:rFonts w:hint="eastAsia"/>
-        </w:rPr>
-        <w:t>要求，同时对共识机制等方面也进行了初步的优化思考。通过这一系列的研究与实践工作，本文在农产品溯源关键技术领域取得了一系列重要的研究结论。</w:t>
+        <w:t>在内的我国自主国密算法体系，以满足国内特定场景下的安全合规要求，同时对共识机制等方面也进行了初步的优化思考。通过这一系列的研究与实践工作，本文在农产品溯源关键技术领域取得了一系列重要的研究结论。</w:t>
       </w:r>
     </w:p>
     <w:p>
@@ -27677,35 +25620,7 @@
         <w:rPr>
           <w:rFonts w:hint="eastAsia"/>
         </w:rPr>
-        <w:t>网络中。实践证明，这种链上链</w:t>
-      </w:r>
-      <w:proofErr w:type="gramStart"/>
-      <w:r>
-        <w:rPr>
-          <w:rFonts w:hint="eastAsia"/>
-        </w:rPr>
-        <w:t>下数据</w:t>
-      </w:r>
-      <w:proofErr w:type="gramEnd"/>
-      <w:r>
-        <w:rPr>
-          <w:rFonts w:hint="eastAsia"/>
-        </w:rPr>
-        <w:t>协同的策略，能够在保证数据完整性、不可篡改性和</w:t>
-      </w:r>
-      <w:proofErr w:type="gramStart"/>
-      <w:r>
-        <w:rPr>
-          <w:rFonts w:hint="eastAsia"/>
-        </w:rPr>
-        <w:t>可</w:t>
-      </w:r>
-      <w:proofErr w:type="gramEnd"/>
-      <w:r>
-        <w:rPr>
-          <w:rFonts w:hint="eastAsia"/>
-        </w:rPr>
-        <w:t>追溯性的前提下，显著提升系统的存储效率和经济性。</w:t>
+        <w:t>网络中。实践证明，这种链上链下数据协同的策略，能够在保证数据完整性、不可篡改性和可追溯性的前提下，显著提升系统的存储效率和经济性。</w:t>
       </w:r>
     </w:p>
     <w:p>
@@ -27780,57 +25695,15 @@
         <w:rPr>
           <w:rFonts w:hint="eastAsia"/>
         </w:rPr>
-        <w:t>平台能够在功能上正确运行，虽然对部分性能指标有一定影响，但整体仍在可接受范围内，从而有效增强了溯源系统的密码学安全基础和国家标准的合</w:t>
-      </w:r>
-      <w:proofErr w:type="gramStart"/>
-      <w:r>
-        <w:rPr>
-          <w:rFonts w:hint="eastAsia"/>
-        </w:rPr>
-        <w:t>规</w:t>
-      </w:r>
-      <w:proofErr w:type="gramEnd"/>
-      <w:r>
-        <w:rPr>
-          <w:rFonts w:hint="eastAsia"/>
-        </w:rPr>
-        <w:t>性。</w:t>
-      </w:r>
-    </w:p>
-    <w:p>
-      <w:r>
-        <w:rPr>
-          <w:rFonts w:hint="eastAsia"/>
-        </w:rPr>
-        <w:t>此外，本研究还关注了在特定溯源场景下提升系统性能的潜在需求。虽然在本论文主体中未作为</w:t>
-      </w:r>
-      <w:proofErr w:type="gramStart"/>
-      <w:r>
-        <w:rPr>
-          <w:rFonts w:hint="eastAsia"/>
-        </w:rPr>
-        <w:t>最</w:t>
-      </w:r>
-      <w:proofErr w:type="gramEnd"/>
-      <w:r>
-        <w:rPr>
-          <w:rFonts w:hint="eastAsia"/>
-        </w:rPr>
-        <w:t>核心的创新点详述，但提及了对共识机制的优化设计与验证思考，探讨了引入节点分组和信用投票等机制以优化实用拜占庭容错算法的可行性。这种对共识效率、通信开销以及系统可扩展性和容错能力的</w:t>
-      </w:r>
-      <w:proofErr w:type="gramStart"/>
-      <w:r>
-        <w:rPr>
-          <w:rFonts w:hint="eastAsia"/>
-        </w:rPr>
-        <w:t>考量</w:t>
-      </w:r>
-      <w:proofErr w:type="gramEnd"/>
-      <w:r>
-        <w:rPr>
-          <w:rFonts w:hint="eastAsia"/>
-        </w:rPr>
-        <w:t>，为未来进一步提升大规模溯源系统的整体性能指明了方向。</w:t>
+        <w:t>平台能够在功能上正确运行，虽然对部分性能指标有一定影响，但整体仍在可接受范围内，从而有效增强了溯源系统的密码学安全基础和国家标准的合规性。</w:t>
+      </w:r>
+    </w:p>
+    <w:p>
+      <w:r>
+        <w:rPr>
+          <w:rFonts w:hint="eastAsia"/>
+        </w:rPr>
+        <w:t>此外，本研究还关注了在特定溯源场景下提升系统性能的潜在需求。虽然在本论文主体中未作为最核心的创新点详述，但提及了对共识机制的优化设计与验证思考，探讨了引入节点分组和信用投票等机制以优化实用拜占庭容错算法的可行性。这种对共识效率、通信开销以及系统可扩展性和容错能力的考量，为未来进一步提升大规模溯源系统的整体性能指明了方向。</w:t>
       </w:r>
     </w:p>
     <w:p>
@@ -27929,121 +25802,23 @@
         <w:rPr>
           <w:rFonts w:hint="eastAsia"/>
         </w:rPr>
-        <w:t>其次，在隐私保护技术的深化应用方面。本研究虽采用了数据加密与通道隔离机制，但在隐藏交易金额或模糊</w:t>
-      </w:r>
-      <w:proofErr w:type="gramStart"/>
-      <w:r>
-        <w:rPr>
-          <w:rFonts w:hint="eastAsia"/>
-        </w:rPr>
-        <w:t>化参与方</w:t>
-      </w:r>
-      <w:proofErr w:type="gramEnd"/>
-      <w:r>
-        <w:rPr>
-          <w:rFonts w:hint="eastAsia"/>
-        </w:rPr>
-        <w:t>身份等高隐私需求场景下，现有手段仍显不足。未来可探索引入</w:t>
-      </w:r>
-      <w:proofErr w:type="gramStart"/>
-      <w:r>
-        <w:rPr>
-          <w:rFonts w:hint="eastAsia"/>
-        </w:rPr>
-        <w:t>零知识</w:t>
-      </w:r>
-      <w:proofErr w:type="gramEnd"/>
-      <w:r>
-        <w:rPr>
-          <w:rFonts w:hint="eastAsia"/>
-        </w:rPr>
-        <w:t>证明、同态加密以及安全多方计算等前沿隐私增强技术。将这些先进密码学手段与溯源系统结合，有望在保证溯源信息透明可查的同时，为核心商业数据提供更高级别的安全防护。</w:t>
-      </w:r>
-    </w:p>
-    <w:p>
-      <w:r>
-        <w:rPr>
-          <w:rFonts w:hint="eastAsia"/>
-        </w:rPr>
-        <w:t>再次，在物联网技术的深度融合方面。目前系统的数据录入环节仍较多依赖人工操作，容易引入人为错误或源头造假风险。未来的研究应着力加强溯源系统与农田环境传感器、智能射频识别标签及自动化监控设备的无缝对接。通过物联网设备实现源头数据的自动化采集与精准上链，能从根本上提升溯源信息的客观性，为构建不可篡改的可信证据</w:t>
-      </w:r>
-      <w:proofErr w:type="gramStart"/>
-      <w:r>
-        <w:rPr>
-          <w:rFonts w:hint="eastAsia"/>
-        </w:rPr>
-        <w:t>链提供</w:t>
-      </w:r>
-      <w:proofErr w:type="gramEnd"/>
-      <w:r>
-        <w:rPr>
-          <w:rFonts w:hint="eastAsia"/>
-        </w:rPr>
-        <w:t>坚实的数据支撑。</w:t>
-      </w:r>
-    </w:p>
-    <w:p>
-      <w:r>
-        <w:rPr>
-          <w:rFonts w:hint="eastAsia"/>
-        </w:rPr>
-        <w:t>最后，</w:t>
-      </w:r>
-      <w:proofErr w:type="gramStart"/>
-      <w:r>
-        <w:rPr>
-          <w:rFonts w:hint="eastAsia"/>
-        </w:rPr>
-        <w:t>在跨链协同</w:t>
-      </w:r>
-      <w:proofErr w:type="gramEnd"/>
-      <w:r>
-        <w:rPr>
-          <w:rFonts w:hint="eastAsia"/>
-        </w:rPr>
-        <w:t>与产业生态建设方面。完整的农产品供应链通常涉及多个异构网络，未来需研究</w:t>
-      </w:r>
-      <w:proofErr w:type="gramStart"/>
-      <w:r>
-        <w:rPr>
-          <w:rFonts w:hint="eastAsia"/>
-        </w:rPr>
-        <w:t>跨链技术</w:t>
-      </w:r>
-      <w:proofErr w:type="gramEnd"/>
-      <w:r>
-        <w:rPr>
-          <w:rFonts w:hint="eastAsia"/>
-        </w:rPr>
-        <w:t>以实现本系统与外部物流链及金融链的互操作性，进而打破区块链数据孤岛。同时，应持续优化系统前端交互流程以降低用户的学习成本，并积极推动相关数据规范与行业标准的制定。此外，如何设计</w:t>
-      </w:r>
-      <w:proofErr w:type="gramStart"/>
-      <w:r>
-        <w:rPr>
-          <w:rFonts w:hint="eastAsia"/>
-        </w:rPr>
-        <w:t>一</w:t>
-      </w:r>
-      <w:proofErr w:type="gramEnd"/>
-      <w:r>
-        <w:rPr>
-          <w:rFonts w:hint="eastAsia"/>
-        </w:rPr>
-        <w:t>套包含信誉评价与供应</w:t>
-      </w:r>
-      <w:proofErr w:type="gramStart"/>
-      <w:r>
-        <w:rPr>
-          <w:rFonts w:hint="eastAsia"/>
-        </w:rPr>
-        <w:t>链金融</w:t>
-      </w:r>
-      <w:proofErr w:type="gramEnd"/>
-      <w:r>
-        <w:rPr>
-          <w:rFonts w:hint="eastAsia"/>
-        </w:rPr>
-        <w:t>的有效经济激励模型，鼓励中小农户和企业积极真实地上链数据，也是保障溯源生态长期健康发展的关键研究方向。</w:t>
+        <w:t>其次，在隐私保护技术的深化应用方面。本研究虽采用了数据加密与通道隔离机制，但在隐藏交易金额或模糊化参与方身份等高隐私需求场景下，现有手段仍显不足。未来可探索引入零知识证明、同态加密以及安全多方计算等前沿隐私增强技术。将这些先进密码学手段与溯源系统结合，有望在保证溯源信息透明可查的同时，为核心商业数据提供更高级别的安全防护。</w:t>
+      </w:r>
+    </w:p>
+    <w:p>
+      <w:r>
+        <w:rPr>
+          <w:rFonts w:hint="eastAsia"/>
+        </w:rPr>
+        <w:t>再次，在物联网技术的深度融合方面。目前系统的数据录入环节仍较多依赖人工操作，容易引入人为错误或源头造假风险。未来的研究应着力加强溯源系统与农田环境传感器、智能射频识别标签及自动化监控设备的无缝对接。通过物联网设备实现源头数据的自动化采集与精准上链，能从根本上提升溯源信息的客观性，为构建不可篡改的可信证据链提供坚实的数据支撑。</w:t>
+      </w:r>
+    </w:p>
+    <w:p>
+      <w:r>
+        <w:rPr>
+          <w:rFonts w:hint="eastAsia"/>
+        </w:rPr>
+        <w:t>最后，在跨链协同与产业生态建设方面。完整的农产品供应链通常涉及多个异构网络，未来需研究跨链技术以实现本系统与外部物流链及金融链的互操作性，进而打破区块链数据孤岛。同时，应持续优化系统前端交互流程以降低用户的学习成本，并积极推动相关数据规范与行业标准的制定。此外，如何设计一套包含信誉评价与供应链金融的有效经济激励模型，鼓励中小农户和企业积极真实地上链数据，也是保障溯源生态长期健康发展的关键研究方向。</w:t>
       </w:r>
     </w:p>
     <w:p>
@@ -28187,14 +25962,12 @@
         <w:ind w:left="420" w:hangingChars="200" w:hanging="420"/>
       </w:pPr>
       <w:bookmarkStart w:id="98" w:name="_Ref224312199"/>
-      <w:proofErr w:type="gramStart"/>
       <w:r>
         <w:rPr>
           <w:rFonts w:hint="eastAsia"/>
         </w:rPr>
         <w:t>陆秋俊</w:t>
       </w:r>
-      <w:proofErr w:type="gramEnd"/>
       <w:r>
         <w:rPr>
           <w:rFonts w:hint="eastAsia"/>
@@ -28237,32 +26010,20 @@
         <w:t xml:space="preserve">Lu </w:t>
       </w:r>
       <w:proofErr w:type="spellStart"/>
-      <w:proofErr w:type="gramStart"/>
       <w:r>
         <w:t>Yi,Li</w:t>
       </w:r>
       <w:proofErr w:type="spellEnd"/>
-      <w:proofErr w:type="gramEnd"/>
       <w:r>
         <w:t xml:space="preserve"> </w:t>
       </w:r>
       <w:proofErr w:type="spellStart"/>
-      <w:proofErr w:type="gramStart"/>
       <w:r>
         <w:t>Peng,Xu</w:t>
       </w:r>
       <w:proofErr w:type="spellEnd"/>
-      <w:proofErr w:type="gramEnd"/>
-      <w:r>
-        <w:t xml:space="preserve"> He. A Food anti-counterfeiting traceability system based on Blockchain and Internet of Things[J</w:t>
-      </w:r>
-      <w:proofErr w:type="gramStart"/>
-      <w:r>
-        <w:t>].Procedia</w:t>
-      </w:r>
-      <w:proofErr w:type="gramEnd"/>
-      <w:r>
-        <w:t xml:space="preserve"> Computer Science,2022,199.</w:t>
+      <w:r>
+        <w:t xml:space="preserve"> He. A Food anti-counterfeiting traceability system based on Blockchain and Internet of Things[J].Procedia Computer Science,2022,199.</w:t>
       </w:r>
       <w:bookmarkEnd w:id="99"/>
     </w:p>
@@ -28276,22 +26037,12 @@
         <w:t xml:space="preserve">Jin </w:t>
       </w:r>
       <w:proofErr w:type="spellStart"/>
-      <w:proofErr w:type="gramStart"/>
       <w:r>
         <w:t>Hai,Xiao</w:t>
       </w:r>
       <w:proofErr w:type="spellEnd"/>
-      <w:proofErr w:type="gramEnd"/>
-      <w:r>
-        <w:t xml:space="preserve"> Jiang. Towards trustworthy blockchain systems in the era of “Internet of value”: development, challenges, and future trends[J</w:t>
-      </w:r>
-      <w:proofErr w:type="gramStart"/>
-      <w:r>
-        <w:t>].Science</w:t>
-      </w:r>
-      <w:proofErr w:type="gramEnd"/>
-      <w:r>
-        <w:t xml:space="preserve"> China Information Sciences,2021,65(5).</w:t>
+      <w:r>
+        <w:t xml:space="preserve"> Jiang. Towards trustworthy blockchain systems in the era of “Internet of value”: development, challenges, and future trends[J].Science China Information Sciences,2021,65(5).</w:t>
       </w:r>
       <w:bookmarkEnd w:id="100"/>
     </w:p>
@@ -28385,32 +26136,20 @@
         <w:t xml:space="preserve">Tabatabaei Mohammad </w:t>
       </w:r>
       <w:proofErr w:type="spellStart"/>
-      <w:proofErr w:type="gramStart"/>
       <w:r>
         <w:t>Hossein,Vitenberg</w:t>
       </w:r>
       <w:proofErr w:type="spellEnd"/>
-      <w:proofErr w:type="gramEnd"/>
       <w:r>
         <w:t xml:space="preserve"> </w:t>
       </w:r>
       <w:proofErr w:type="spellStart"/>
-      <w:proofErr w:type="gramStart"/>
       <w:r>
         <w:t>Roman,Veeraraghavan</w:t>
       </w:r>
       <w:proofErr w:type="spellEnd"/>
-      <w:proofErr w:type="gramEnd"/>
-      <w:r>
-        <w:t xml:space="preserve"> Narasimha Raghavan. Understanding blockchain: Definitions, architecture, design, and system comparison[J</w:t>
-      </w:r>
-      <w:proofErr w:type="gramStart"/>
-      <w:r>
-        <w:t>].Computer</w:t>
-      </w:r>
-      <w:proofErr w:type="gramEnd"/>
-      <w:r>
-        <w:t xml:space="preserve"> Science Review,2023,50.</w:t>
+      <w:r>
+        <w:t xml:space="preserve"> Narasimha Raghavan. Understanding blockchain: Definitions, architecture, design, and system comparison[J].Computer Science Review,2023,50.</w:t>
       </w:r>
       <w:bookmarkEnd w:id="102"/>
     </w:p>
@@ -28512,14 +26251,12 @@
         <w:ind w:left="420" w:hangingChars="200" w:hanging="420"/>
       </w:pPr>
       <w:bookmarkStart w:id="104" w:name="_Ref224312257"/>
-      <w:proofErr w:type="gramStart"/>
       <w:r>
         <w:rPr>
           <w:rFonts w:hint="eastAsia"/>
         </w:rPr>
         <w:t>曹琪</w:t>
       </w:r>
-      <w:proofErr w:type="gramEnd"/>
       <w:r>
         <w:rPr>
           <w:rFonts w:hint="eastAsia"/>
@@ -28574,14 +26311,12 @@
         </w:rPr>
         <w:t>,</w:t>
       </w:r>
-      <w:proofErr w:type="gramStart"/>
       <w:r>
         <w:rPr>
           <w:rFonts w:hint="eastAsia"/>
         </w:rPr>
         <w:t>金泓键</w:t>
       </w:r>
-      <w:proofErr w:type="gramEnd"/>
       <w:r>
         <w:rPr>
           <w:rFonts w:hint="eastAsia"/>
@@ -28620,14 +26355,12 @@
         <w:ind w:left="420" w:hangingChars="200" w:hanging="420"/>
       </w:pPr>
       <w:bookmarkStart w:id="105" w:name="_Ref224312278"/>
-      <w:proofErr w:type="gramStart"/>
       <w:r>
         <w:rPr>
           <w:rFonts w:hint="eastAsia"/>
         </w:rPr>
         <w:t>江巧玲</w:t>
       </w:r>
-      <w:proofErr w:type="gramEnd"/>
       <w:r>
         <w:rPr>
           <w:rFonts w:hint="eastAsia"/>
@@ -28638,21 +26371,7 @@
         <w:rPr>
           <w:rFonts w:hint="eastAsia"/>
         </w:rPr>
-        <w:t>东源县农产品质</w:t>
-      </w:r>
-      <w:proofErr w:type="gramStart"/>
-      <w:r>
-        <w:rPr>
-          <w:rFonts w:hint="eastAsia"/>
-        </w:rPr>
-        <w:t>量安全</w:t>
-      </w:r>
-      <w:proofErr w:type="gramEnd"/>
-      <w:r>
-        <w:rPr>
-          <w:rFonts w:hint="eastAsia"/>
-        </w:rPr>
-        <w:t>监管问题研究</w:t>
+        <w:t>东源县农产品质量安全监管问题研究</w:t>
       </w:r>
       <w:r>
         <w:rPr>
@@ -28908,32 +26627,26 @@
         <w:t xml:space="preserve">Hu </w:t>
       </w:r>
       <w:proofErr w:type="spellStart"/>
-      <w:proofErr w:type="gramStart"/>
       <w:r>
         <w:t>Sensen,Huang</w:t>
       </w:r>
       <w:proofErr w:type="spellEnd"/>
-      <w:proofErr w:type="gramEnd"/>
       <w:r>
         <w:t xml:space="preserve"> </w:t>
       </w:r>
       <w:proofErr w:type="spellStart"/>
-      <w:proofErr w:type="gramStart"/>
       <w:r>
         <w:t>Shan,Huang</w:t>
       </w:r>
       <w:proofErr w:type="spellEnd"/>
-      <w:proofErr w:type="gramEnd"/>
       <w:r>
         <w:t xml:space="preserve"> </w:t>
       </w:r>
       <w:proofErr w:type="spellStart"/>
-      <w:proofErr w:type="gramStart"/>
       <w:r>
         <w:t>Jing,Su</w:t>
       </w:r>
       <w:proofErr w:type="spellEnd"/>
-      <w:proofErr w:type="gramEnd"/>
       <w:r>
         <w:t xml:space="preserve"> </w:t>
       </w:r>
@@ -28943,22 +26656,9 @@
       </w:r>
       <w:proofErr w:type="spellEnd"/>
       <w:r>
-        <w:t>. Blockchain and Edge Computing Technology Enabling Organic Agricultural Supply Chain: A Framework Solution to Trust Crisis[J</w:t>
-      </w:r>
-      <w:proofErr w:type="gramStart"/>
-      <w:r>
-        <w:t>].Computers</w:t>
-      </w:r>
-      <w:proofErr w:type="gramEnd"/>
-      <w:r>
-        <w:t xml:space="preserve"> &amp; Industrial Engineering,</w:t>
-      </w:r>
-      <w:proofErr w:type="gramStart"/>
-      <w:r>
-        <w:t>2020,(</w:t>
+        <w:t>. Blockchain and Edge Computing Technology Enabling Organic Agricultural Supply Chain: A Framework Solution to Trust Crisis[J].Computers &amp; Industrial Engineering,2020,(</w:t>
       </w:r>
       <w:proofErr w:type="spellStart"/>
-      <w:proofErr w:type="gramEnd"/>
       <w:r>
         <w:t>prepublish</w:t>
       </w:r>
@@ -28978,42 +26678,28 @@
         <w:t xml:space="preserve">Monteiro Emiliano </w:t>
       </w:r>
       <w:proofErr w:type="spellStart"/>
-      <w:proofErr w:type="gramStart"/>
       <w:r>
         <w:t>Soares,da</w:t>
       </w:r>
       <w:proofErr w:type="spellEnd"/>
-      <w:proofErr w:type="gramEnd"/>
       <w:r>
         <w:t xml:space="preserve"> Rosa Righi </w:t>
       </w:r>
       <w:proofErr w:type="spellStart"/>
-      <w:proofErr w:type="gramStart"/>
       <w:r>
         <w:t>Rodrigo,Barbosa</w:t>
       </w:r>
       <w:proofErr w:type="spellEnd"/>
-      <w:proofErr w:type="gramEnd"/>
       <w:r>
         <w:t xml:space="preserve"> Jorge Luis </w:t>
       </w:r>
       <w:proofErr w:type="spellStart"/>
-      <w:proofErr w:type="gramStart"/>
       <w:r>
         <w:t>Victória,Alberti</w:t>
       </w:r>
       <w:proofErr w:type="spellEnd"/>
-      <w:proofErr w:type="gramEnd"/>
-      <w:r>
-        <w:t xml:space="preserve"> Antônio Marcos. APTM: A Model for Pervasive Traceability of Agrochemicals[J</w:t>
-      </w:r>
-      <w:proofErr w:type="gramStart"/>
-      <w:r>
-        <w:t>].Applied</w:t>
-      </w:r>
-      <w:proofErr w:type="gramEnd"/>
-      <w:r>
-        <w:t xml:space="preserve"> Sciences,2021,11(17).</w:t>
+      <w:r>
+        <w:t xml:space="preserve"> Antônio Marcos. APTM: A Model for Pervasive Traceability of Agrochemicals[J].Applied Sciences,2021,11(17).</w:t>
       </w:r>
       <w:bookmarkEnd w:id="111"/>
     </w:p>
@@ -29027,72 +26713,58 @@
         <w:t xml:space="preserve">Wang </w:t>
       </w:r>
       <w:proofErr w:type="spellStart"/>
-      <w:proofErr w:type="gramStart"/>
       <w:r>
         <w:t>Lu,Xu</w:t>
       </w:r>
       <w:proofErr w:type="spellEnd"/>
-      <w:proofErr w:type="gramEnd"/>
       <w:r>
         <w:t xml:space="preserve"> </w:t>
       </w:r>
       <w:proofErr w:type="spellStart"/>
-      <w:proofErr w:type="gramStart"/>
       <w:r>
         <w:t>Longqin,Zheng</w:t>
       </w:r>
       <w:proofErr w:type="spellEnd"/>
-      <w:proofErr w:type="gramEnd"/>
       <w:r>
         <w:t xml:space="preserve"> </w:t>
       </w:r>
       <w:proofErr w:type="spellStart"/>
-      <w:proofErr w:type="gramStart"/>
       <w:r>
         <w:t>Zhiying,Liu</w:t>
       </w:r>
       <w:proofErr w:type="spellEnd"/>
-      <w:proofErr w:type="gramEnd"/>
       <w:r>
         <w:t xml:space="preserve"> </w:t>
       </w:r>
       <w:proofErr w:type="spellStart"/>
-      <w:proofErr w:type="gramStart"/>
       <w:r>
         <w:t>Shuangyin,Li</w:t>
       </w:r>
       <w:proofErr w:type="spellEnd"/>
-      <w:proofErr w:type="gramEnd"/>
       <w:r>
         <w:t xml:space="preserve"> </w:t>
       </w:r>
       <w:proofErr w:type="spellStart"/>
-      <w:proofErr w:type="gramStart"/>
       <w:r>
         <w:t>Xiangtong,Cao</w:t>
       </w:r>
       <w:proofErr w:type="spellEnd"/>
-      <w:proofErr w:type="gramEnd"/>
       <w:r>
         <w:t xml:space="preserve"> </w:t>
       </w:r>
       <w:proofErr w:type="spellStart"/>
-      <w:proofErr w:type="gramStart"/>
       <w:r>
         <w:t>Liang,Li</w:t>
       </w:r>
       <w:proofErr w:type="spellEnd"/>
-      <w:proofErr w:type="gramEnd"/>
       <w:r>
         <w:t xml:space="preserve"> </w:t>
       </w:r>
       <w:proofErr w:type="spellStart"/>
-      <w:proofErr w:type="gramStart"/>
       <w:r>
         <w:t>Jingbin,Sun</w:t>
       </w:r>
       <w:proofErr w:type="spellEnd"/>
-      <w:proofErr w:type="gramEnd"/>
       <w:r>
         <w:t xml:space="preserve"> </w:t>
       </w:r>
@@ -29102,15 +26774,7 @@
       </w:r>
       <w:proofErr w:type="spellEnd"/>
       <w:r>
-        <w:t>. Smart Contract-Based Agricultural Food Supply Chain Traceability[J</w:t>
-      </w:r>
-      <w:proofErr w:type="gramStart"/>
-      <w:r>
-        <w:t>].IEEE</w:t>
-      </w:r>
-      <w:proofErr w:type="gramEnd"/>
-      <w:r>
-        <w:t xml:space="preserve"> ACCESS,2021,9.</w:t>
+        <w:t>. Smart Contract-Based Agricultural Food Supply Chain Traceability[J].IEEE ACCESS,2021,9.</w:t>
       </w:r>
       <w:bookmarkEnd w:id="112"/>
     </w:p>
@@ -29121,23 +26785,7 @@
       </w:pPr>
       <w:bookmarkStart w:id="113" w:name="_Ref224312382"/>
       <w:r>
-        <w:t xml:space="preserve">Yiu Neo C. </w:t>
-      </w:r>
-      <w:proofErr w:type="gramStart"/>
-      <w:r>
-        <w:t>K..</w:t>
-      </w:r>
-      <w:proofErr w:type="gramEnd"/>
-      <w:r>
-        <w:t xml:space="preserve"> Decentralizing Supply Chain Anti-Counterfeiting and Traceability Systems Using Blockchain Technology[J</w:t>
-      </w:r>
-      <w:proofErr w:type="gramStart"/>
-      <w:r>
-        <w:t>].Future</w:t>
-      </w:r>
-      <w:proofErr w:type="gramEnd"/>
-      <w:r>
-        <w:t xml:space="preserve"> Internet,2021,13(4).</w:t>
+        <w:t>Yiu Neo C. K.. Decentralizing Supply Chain Anti-Counterfeiting and Traceability Systems Using Blockchain Technology[J].Future Internet,2021,13(4).</w:t>
       </w:r>
       <w:bookmarkEnd w:id="113"/>
     </w:p>
@@ -29152,32 +26800,26 @@
         <w:t xml:space="preserve">Dey </w:t>
       </w:r>
       <w:proofErr w:type="spellStart"/>
-      <w:proofErr w:type="gramStart"/>
       <w:r>
         <w:t>Somdip,Saha</w:t>
       </w:r>
       <w:proofErr w:type="spellEnd"/>
-      <w:proofErr w:type="gramEnd"/>
       <w:r>
         <w:t xml:space="preserve"> </w:t>
       </w:r>
       <w:proofErr w:type="spellStart"/>
-      <w:proofErr w:type="gramStart"/>
       <w:r>
         <w:t>Suman,Singh</w:t>
       </w:r>
       <w:proofErr w:type="spellEnd"/>
-      <w:proofErr w:type="gramEnd"/>
       <w:r>
         <w:t xml:space="preserve"> Amit </w:t>
       </w:r>
       <w:proofErr w:type="spellStart"/>
-      <w:proofErr w:type="gramStart"/>
       <w:r>
         <w:t>Kumar,McDonaldMaier</w:t>
       </w:r>
       <w:proofErr w:type="spellEnd"/>
-      <w:proofErr w:type="gramEnd"/>
       <w:r>
         <w:t xml:space="preserve"> Klaus. </w:t>
       </w:r>
@@ -29187,15 +26829,7 @@
       </w:r>
       <w:proofErr w:type="spellEnd"/>
       <w:r>
-        <w:t>: Digitizing Food Production and the Supply Chain with Blockchain and QR Code in the Cloud[J</w:t>
-      </w:r>
-      <w:proofErr w:type="gramStart"/>
-      <w:r>
-        <w:t>].Sustainability</w:t>
-      </w:r>
-      <w:proofErr w:type="gramEnd"/>
-      <w:r>
-        <w:t>,2021,13(6).</w:t>
+        <w:t>: Digitizing Food Production and the Supply Chain with Blockchain and QR Code in the Cloud[J].Sustainability,2021,13(6).</w:t>
       </w:r>
       <w:bookmarkEnd w:id="114"/>
     </w:p>
@@ -29209,32 +26843,26 @@
         <w:t xml:space="preserve">Dey </w:t>
       </w:r>
       <w:proofErr w:type="spellStart"/>
-      <w:proofErr w:type="gramStart"/>
       <w:r>
         <w:t>Somdip,Saha</w:t>
       </w:r>
       <w:proofErr w:type="spellEnd"/>
-      <w:proofErr w:type="gramEnd"/>
       <w:r>
         <w:t xml:space="preserve"> </w:t>
       </w:r>
       <w:proofErr w:type="spellStart"/>
-      <w:proofErr w:type="gramStart"/>
       <w:r>
         <w:t>Suman,Singh</w:t>
       </w:r>
       <w:proofErr w:type="spellEnd"/>
-      <w:proofErr w:type="gramEnd"/>
       <w:r>
         <w:t xml:space="preserve"> Amit </w:t>
       </w:r>
       <w:proofErr w:type="spellStart"/>
-      <w:proofErr w:type="gramStart"/>
       <w:r>
         <w:t>Kumar,McDonaldMaier</w:t>
       </w:r>
       <w:proofErr w:type="spellEnd"/>
-      <w:proofErr w:type="gramEnd"/>
       <w:r>
         <w:t xml:space="preserve"> Klaus. </w:t>
       </w:r>
@@ -29244,15 +26872,7 @@
       </w:r>
       <w:proofErr w:type="spellEnd"/>
       <w:r>
-        <w:t>: Using Blockchain, Machine Learning, Cloud Computing and QR Code to Reduce Food Waste in Decentralized Web 3.0 Enabled Smart Cities[J</w:t>
-      </w:r>
-      <w:proofErr w:type="gramStart"/>
-      <w:r>
-        <w:t>].Smart</w:t>
-      </w:r>
-      <w:proofErr w:type="gramEnd"/>
-      <w:r>
-        <w:t xml:space="preserve"> Cities,2022,5(1).</w:t>
+        <w:t>: Using Blockchain, Machine Learning, Cloud Computing and QR Code to Reduce Food Waste in Decentralized Web 3.0 Enabled Smart Cities[J].Smart Cities,2022,5(1).</w:t>
       </w:r>
       <w:bookmarkEnd w:id="115"/>
     </w:p>
@@ -29261,14 +26881,12 @@
         <w:pStyle w:val="A"/>
         <w:ind w:left="420" w:hangingChars="200" w:hanging="420"/>
       </w:pPr>
-      <w:proofErr w:type="gramStart"/>
       <w:r>
         <w:rPr>
           <w:rFonts w:hint="eastAsia"/>
         </w:rPr>
         <w:t>王晶宇</w:t>
       </w:r>
-      <w:proofErr w:type="gramEnd"/>
       <w:r>
         <w:rPr>
           <w:rFonts w:hint="eastAsia"/>
@@ -29435,21 +27053,7 @@
         <w:rPr>
           <w:rFonts w:hint="eastAsia"/>
         </w:rPr>
-        <w:t>导师：</w:t>
-      </w:r>
-      <w:proofErr w:type="gramStart"/>
-      <w:r>
-        <w:rPr>
-          <w:rFonts w:hint="eastAsia"/>
-        </w:rPr>
-        <w:t>袁</w:t>
-      </w:r>
-      <w:proofErr w:type="gramEnd"/>
-      <w:r>
-        <w:rPr>
-          <w:rFonts w:hint="eastAsia"/>
-        </w:rPr>
-        <w:t>玉宇</w:t>
+        <w:t>导师：袁玉宇</w:t>
       </w:r>
       <w:r>
         <w:rPr>
@@ -29529,14 +27133,12 @@
         <w:pStyle w:val="A"/>
         <w:ind w:left="420" w:hangingChars="200" w:hanging="420"/>
       </w:pPr>
-      <w:proofErr w:type="gramStart"/>
       <w:r>
         <w:rPr>
           <w:rFonts w:hint="eastAsia"/>
         </w:rPr>
         <w:t>曹锋林</w:t>
       </w:r>
-      <w:proofErr w:type="gramEnd"/>
       <w:r>
         <w:rPr>
           <w:rFonts w:hint="eastAsia"/>
@@ -29559,16 +27161,8 @@
         <w:rPr>
           <w:rFonts w:hint="eastAsia"/>
         </w:rPr>
-        <w:t>导师：</w:t>
-      </w:r>
-      <w:proofErr w:type="gramStart"/>
-      <w:r>
-        <w:rPr>
-          <w:rFonts w:hint="eastAsia"/>
-        </w:rPr>
-        <w:t>马栋林</w:t>
-      </w:r>
-      <w:proofErr w:type="gramEnd"/>
+        <w:t>导师：马栋林</w:t>
+      </w:r>
       <w:r>
         <w:rPr>
           <w:rFonts w:hint="eastAsia"/>
@@ -29714,16 +27308,8 @@
         <w:rPr>
           <w:rFonts w:hint="eastAsia"/>
         </w:rPr>
-        <w:t>王蒙</w:t>
-      </w:r>
-      <w:proofErr w:type="gramStart"/>
-      <w:r>
-        <w:rPr>
-          <w:rFonts w:hint="eastAsia"/>
-        </w:rPr>
-        <w:t>蒙</w:t>
-      </w:r>
-      <w:proofErr w:type="gramEnd"/>
+        <w:t>王蒙蒙</w:t>
+      </w:r>
       <w:r>
         <w:rPr>
           <w:rFonts w:hint="eastAsia"/>
@@ -29760,28 +27346,24 @@
         <w:pStyle w:val="A"/>
         <w:ind w:left="420" w:hangingChars="200" w:hanging="420"/>
       </w:pPr>
-      <w:proofErr w:type="gramStart"/>
       <w:r>
         <w:rPr>
           <w:rFonts w:hint="eastAsia"/>
         </w:rPr>
         <w:t>史亮</w:t>
       </w:r>
-      <w:proofErr w:type="gramEnd"/>
       <w:r>
         <w:rPr>
           <w:rFonts w:hint="eastAsia"/>
         </w:rPr>
         <w:t xml:space="preserve"> </w:t>
       </w:r>
-      <w:proofErr w:type="gramStart"/>
       <w:r>
         <w:rPr>
           <w:rFonts w:hint="eastAsia"/>
         </w:rPr>
         <w:t>张复宏</w:t>
       </w:r>
-      <w:proofErr w:type="gramEnd"/>
       <w:r>
         <w:rPr>
           <w:rFonts w:hint="eastAsia"/>
@@ -29956,14 +27538,12 @@
         <w:pStyle w:val="A"/>
         <w:ind w:left="420" w:hangingChars="200" w:hanging="420"/>
       </w:pPr>
-      <w:proofErr w:type="gramStart"/>
       <w:r>
         <w:rPr>
           <w:rFonts w:hint="eastAsia"/>
         </w:rPr>
         <w:t>史亮</w:t>
       </w:r>
-      <w:proofErr w:type="gramEnd"/>
       <w:r>
         <w:rPr>
           <w:rFonts w:hint="eastAsia"/>
@@ -30060,14 +27640,12 @@
         </w:rPr>
         <w:t xml:space="preserve"> </w:t>
       </w:r>
-      <w:proofErr w:type="gramStart"/>
       <w:r>
         <w:rPr>
           <w:rFonts w:hint="eastAsia"/>
         </w:rPr>
         <w:t>孙传恒</w:t>
       </w:r>
-      <w:proofErr w:type="gramEnd"/>
       <w:r>
         <w:rPr>
           <w:rFonts w:hint="eastAsia"/>
@@ -30254,7 +27832,6 @@
         </w:rPr>
         <w:t xml:space="preserve"> </w:t>
       </w:r>
-      <w:proofErr w:type="gramStart"/>
       <w:r>
         <w:rPr>
           <w:rFonts w:hint="eastAsia"/>
@@ -30273,7 +27850,6 @@
         </w:rPr>
         <w:t>唐晨钧</w:t>
       </w:r>
-      <w:proofErr w:type="gramEnd"/>
       <w:r>
         <w:rPr>
           <w:rFonts w:hint="eastAsia"/>
@@ -30338,21 +27914,7 @@
         <w:rPr>
           <w:rFonts w:hint="eastAsia"/>
         </w:rPr>
-        <w:t>基于区块链的供应</w:t>
-      </w:r>
-      <w:proofErr w:type="gramStart"/>
-      <w:r>
-        <w:rPr>
-          <w:rFonts w:hint="eastAsia"/>
-        </w:rPr>
-        <w:t>链信息</w:t>
-      </w:r>
-      <w:proofErr w:type="gramEnd"/>
-      <w:r>
-        <w:rPr>
-          <w:rFonts w:hint="eastAsia"/>
-        </w:rPr>
-        <w:t>可溯源方法研究</w:t>
+        <w:t>基于区块链的供应链信息可溯源方法研究</w:t>
       </w:r>
       <w:r>
         <w:rPr>
@@ -30383,27 +27945,13 @@
           <w:rFonts w:hint="eastAsia"/>
         </w:rPr>
         <w:lastRenderedPageBreak/>
-        <w:t>孙</w:t>
-      </w:r>
-      <w:proofErr w:type="gramStart"/>
-      <w:r>
-        <w:rPr>
-          <w:rFonts w:hint="eastAsia"/>
-        </w:rPr>
-        <w:t>传恒</w:t>
-      </w:r>
-      <w:r>
-        <w:rPr>
-          <w:rFonts w:hint="eastAsia"/>
-        </w:rPr>
-        <w:t>,</w:t>
-      </w:r>
-      <w:proofErr w:type="gramEnd"/>
-      <w:r>
-        <w:rPr>
-          <w:rFonts w:hint="eastAsia"/>
-        </w:rPr>
-        <w:t xml:space="preserve"> </w:t>
+        <w:t>孙传恒</w:t>
+      </w:r>
+      <w:r>
+        <w:rPr>
+          <w:rFonts w:hint="eastAsia"/>
+        </w:rPr>
+        <w:t xml:space="preserve">, </w:t>
       </w:r>
       <w:r>
         <w:rPr>
@@ -30445,21 +27993,7 @@
         <w:rPr>
           <w:rFonts w:hint="eastAsia"/>
         </w:rPr>
-        <w:t>中国农产品质</w:t>
-      </w:r>
-      <w:proofErr w:type="gramStart"/>
-      <w:r>
-        <w:rPr>
-          <w:rFonts w:hint="eastAsia"/>
-        </w:rPr>
-        <w:t>量安全可</w:t>
-      </w:r>
-      <w:proofErr w:type="gramEnd"/>
-      <w:r>
-        <w:rPr>
-          <w:rFonts w:hint="eastAsia"/>
-        </w:rPr>
-        <w:t>追溯体系发展历程与展望</w:t>
+        <w:t>中国农产品质量安全可追溯体系发展历程与展望</w:t>
       </w:r>
       <w:r>
         <w:rPr>
@@ -30474,23 +28008,7 @@
         <w:ind w:left="420" w:hangingChars="200" w:hanging="420"/>
       </w:pPr>
       <w:r>
-        <w:t xml:space="preserve">Nakamoto S. Bitcoin: A peer-to-peer electronic cash </w:t>
-      </w:r>
-      <w:proofErr w:type="gramStart"/>
-      <w:r>
-        <w:t>system[</w:t>
-      </w:r>
-      <w:proofErr w:type="gramEnd"/>
-      <w:r>
-        <w:t>EB/OL</w:t>
-      </w:r>
-      <w:proofErr w:type="gramStart"/>
-      <w:r>
-        <w:t>].(</w:t>
-      </w:r>
-      <w:proofErr w:type="gramEnd"/>
-      <w:r>
-        <w:t>2008).</w:t>
+        <w:t>Nakamoto S. Bitcoin: A peer-to-peer electronic cash system[EB/OL].(2008).</w:t>
       </w:r>
     </w:p>
     <w:p>
@@ -30510,14 +28028,12 @@
         </w:rPr>
         <w:t>,</w:t>
       </w:r>
-      <w:proofErr w:type="gramStart"/>
       <w:r>
         <w:rPr>
           <w:rFonts w:hint="eastAsia"/>
         </w:rPr>
         <w:t>都牧</w:t>
       </w:r>
-      <w:proofErr w:type="gramEnd"/>
       <w:r>
         <w:rPr>
           <w:rFonts w:hint="eastAsia"/>
@@ -30656,14 +28172,12 @@
         <w:pStyle w:val="A"/>
         <w:ind w:left="420" w:hangingChars="200" w:hanging="420"/>
       </w:pPr>
-      <w:proofErr w:type="gramStart"/>
       <w:r>
         <w:rPr>
           <w:rFonts w:hint="eastAsia"/>
         </w:rPr>
         <w:t>周颖玉</w:t>
       </w:r>
-      <w:proofErr w:type="gramEnd"/>
       <w:r>
         <w:rPr>
           <w:rFonts w:hint="eastAsia"/>
@@ -30800,21 +28314,7 @@
         <w:rPr>
           <w:rFonts w:hint="eastAsia"/>
         </w:rPr>
-        <w:t>基于可信区块链和可信标识的粮油食品</w:t>
-      </w:r>
-      <w:proofErr w:type="gramStart"/>
-      <w:r>
-        <w:rPr>
-          <w:rFonts w:hint="eastAsia"/>
-        </w:rPr>
-        <w:t>全供应链信息</w:t>
-      </w:r>
-      <w:proofErr w:type="gramEnd"/>
-      <w:r>
-        <w:rPr>
-          <w:rFonts w:hint="eastAsia"/>
-        </w:rPr>
-        <w:t>追溯模型</w:t>
+        <w:t>基于可信区块链和可信标识的粮油食品全供应链信息追溯模型</w:t>
       </w:r>
       <w:r>
         <w:rPr>
@@ -30841,65 +28341,31 @@
         <w:ind w:left="420" w:hangingChars="200" w:hanging="420"/>
       </w:pPr>
       <w:r>
-        <w:t xml:space="preserve">Xu </w:t>
-      </w:r>
-      <w:proofErr w:type="gramStart"/>
-      <w:r>
-        <w:t>W ,Guo</w:t>
-      </w:r>
-      <w:proofErr w:type="gramEnd"/>
+        <w:t xml:space="preserve">Xu W ,Guo H ,Zhang X , et </w:t>
+      </w:r>
+      <w:proofErr w:type="spellStart"/>
+      <w:r>
+        <w:t>al.Research</w:t>
+      </w:r>
+      <w:proofErr w:type="spellEnd"/>
+      <w:r>
+        <w:t xml:space="preserve"> on a Blockchain-Based Quality and Safety Traceability System for </w:t>
+      </w:r>
+      <w:proofErr w:type="spellStart"/>
+      <w:r>
+        <w:t>Hymenopellis</w:t>
+      </w:r>
+      <w:proofErr w:type="spellEnd"/>
       <w:r>
         <w:t xml:space="preserve"> </w:t>
       </w:r>
-      <w:proofErr w:type="gramStart"/>
-      <w:r>
-        <w:t>H ,Zhang</w:t>
-      </w:r>
-      <w:proofErr w:type="gramEnd"/>
-      <w:r>
-        <w:t xml:space="preserve"> </w:t>
-      </w:r>
-      <w:proofErr w:type="gramStart"/>
-      <w:r>
-        <w:t>X ,</w:t>
-      </w:r>
-      <w:proofErr w:type="gramEnd"/>
-      <w:r>
-        <w:t xml:space="preserve"> et </w:t>
-      </w:r>
       <w:proofErr w:type="spellStart"/>
-      <w:proofErr w:type="gramStart"/>
-      <w:r>
-        <w:t>al.Research</w:t>
+      <w:r>
+        <w:t>raphanipes</w:t>
       </w:r>
       <w:proofErr w:type="spellEnd"/>
-      <w:proofErr w:type="gramEnd"/>
-      <w:r>
-        <w:t xml:space="preserve"> on a Blockchain-Based Quality and Safety Traceability System for </w:t>
-      </w:r>
-      <w:proofErr w:type="spellStart"/>
-      <w:r>
-        <w:t>Hymenopellis</w:t>
-      </w:r>
-      <w:proofErr w:type="spellEnd"/>
-      <w:r>
-        <w:t xml:space="preserve"> </w:t>
-      </w:r>
-      <w:proofErr w:type="spellStart"/>
-      <w:r>
-        <w:t>raphanipes</w:t>
-      </w:r>
-      <w:proofErr w:type="spellEnd"/>
-      <w:r>
-        <w:t>[J</w:t>
-      </w:r>
-      <w:proofErr w:type="gramStart"/>
-      <w:r>
-        <w:t>].Sustainability</w:t>
-      </w:r>
-      <w:proofErr w:type="gramEnd"/>
-      <w:r>
-        <w:t>,2025,17(16).</w:t>
+      <w:r>
+        <w:t>[J].Sustainability,2025,17(16).</w:t>
       </w:r>
     </w:p>
     <w:p>
@@ -30946,7 +28412,6 @@
         </w:rPr>
         <w:t>[</w:t>
       </w:r>
-      <w:proofErr w:type="gramStart"/>
       <w:r>
         <w:rPr>
           <w:rFonts w:cstheme="minorBidi" w:hint="eastAsia"/>
@@ -30963,9 +28428,9 @@
           <w:sz w:val="21"/>
           <w:szCs w:val="21"/>
         </w:rPr>
-        <w:t>]Yuan</w:t>
-      </w:r>
-      <w:proofErr w:type="gramEnd"/>
+        <w:t>]Yuan Z ,</w:t>
+      </w:r>
+      <w:proofErr w:type="spellStart"/>
       <w:r>
         <w:rPr>
           <w:rFonts w:cstheme="minorBidi" w:hint="eastAsia"/>
@@ -30973,9 +28438,9 @@
           <w:sz w:val="21"/>
           <w:szCs w:val="21"/>
         </w:rPr>
-        <w:t xml:space="preserve"> </w:t>
-      </w:r>
-      <w:proofErr w:type="gramStart"/>
+        <w:t>Xuyang</w:t>
+      </w:r>
+      <w:proofErr w:type="spellEnd"/>
       <w:r>
         <w:rPr>
           <w:rFonts w:cstheme="minorBidi" w:hint="eastAsia"/>
@@ -30983,7 +28448,7 @@
           <w:sz w:val="21"/>
           <w:szCs w:val="21"/>
         </w:rPr>
-        <w:t>Z ,</w:t>
+        <w:t xml:space="preserve"> W ,Hongyi G , et </w:t>
       </w:r>
       <w:proofErr w:type="spellStart"/>
       <w:r>
@@ -30993,10 +28458,9 @@
           <w:sz w:val="21"/>
           <w:szCs w:val="21"/>
         </w:rPr>
-        <w:t>Xuyang</w:t>
+        <w:t>al.A</w:t>
       </w:r>
       <w:proofErr w:type="spellEnd"/>
-      <w:proofErr w:type="gramEnd"/>
       <w:r>
         <w:rPr>
           <w:rFonts w:cstheme="minorBidi" w:hint="eastAsia"/>
@@ -31004,109 +28468,7 @@
           <w:sz w:val="21"/>
           <w:szCs w:val="21"/>
         </w:rPr>
-        <w:t xml:space="preserve"> </w:t>
-      </w:r>
-      <w:proofErr w:type="gramStart"/>
-      <w:r>
-        <w:rPr>
-          <w:rFonts w:cstheme="minorBidi" w:hint="eastAsia"/>
-          <w:color w:val="000000"/>
-          <w:sz w:val="21"/>
-          <w:szCs w:val="21"/>
-        </w:rPr>
-        <w:t>W ,Hongyi</w:t>
-      </w:r>
-      <w:proofErr w:type="gramEnd"/>
-      <w:r>
-        <w:rPr>
-          <w:rFonts w:cstheme="minorBidi" w:hint="eastAsia"/>
-          <w:color w:val="000000"/>
-          <w:sz w:val="21"/>
-          <w:szCs w:val="21"/>
-        </w:rPr>
-        <w:t xml:space="preserve"> </w:t>
-      </w:r>
-      <w:proofErr w:type="gramStart"/>
-      <w:r>
-        <w:rPr>
-          <w:rFonts w:cstheme="minorBidi" w:hint="eastAsia"/>
-          <w:color w:val="000000"/>
-          <w:sz w:val="21"/>
-          <w:szCs w:val="21"/>
-        </w:rPr>
-        <w:t>G ,</w:t>
-      </w:r>
-      <w:proofErr w:type="gramEnd"/>
-      <w:r>
-        <w:rPr>
-          <w:rFonts w:cstheme="minorBidi" w:hint="eastAsia"/>
-          <w:color w:val="000000"/>
-          <w:sz w:val="21"/>
-          <w:szCs w:val="21"/>
-        </w:rPr>
-        <w:t xml:space="preserve"> et </w:t>
-      </w:r>
-      <w:proofErr w:type="spellStart"/>
-      <w:proofErr w:type="gramStart"/>
-      <w:r>
-        <w:rPr>
-          <w:rFonts w:cstheme="minorBidi" w:hint="eastAsia"/>
-          <w:color w:val="000000"/>
-          <w:sz w:val="21"/>
-          <w:szCs w:val="21"/>
-        </w:rPr>
-        <w:t>al.A</w:t>
-      </w:r>
-      <w:proofErr w:type="spellEnd"/>
-      <w:proofErr w:type="gramEnd"/>
-      <w:r>
-        <w:rPr>
-          <w:rFonts w:cstheme="minorBidi" w:hint="eastAsia"/>
-          <w:color w:val="000000"/>
-          <w:sz w:val="21"/>
-          <w:szCs w:val="21"/>
-        </w:rPr>
-        <w:t xml:space="preserve"> Blockchain-Based Traceability Model for Grain and Oil Food Supply </w:t>
-      </w:r>
-      <w:proofErr w:type="gramStart"/>
-      <w:r>
-        <w:rPr>
-          <w:rFonts w:cstheme="minorBidi" w:hint="eastAsia"/>
-          <w:color w:val="000000"/>
-          <w:sz w:val="21"/>
-          <w:szCs w:val="21"/>
-        </w:rPr>
-        <w:t>Chain.[</w:t>
-      </w:r>
-      <w:proofErr w:type="gramEnd"/>
-      <w:r>
-        <w:rPr>
-          <w:rFonts w:cstheme="minorBidi" w:hint="eastAsia"/>
-          <w:color w:val="000000"/>
-          <w:sz w:val="21"/>
-          <w:szCs w:val="21"/>
-        </w:rPr>
-        <w:t>J</w:t>
-      </w:r>
-      <w:proofErr w:type="gramStart"/>
-      <w:r>
-        <w:rPr>
-          <w:rFonts w:cstheme="minorBidi" w:hint="eastAsia"/>
-          <w:color w:val="000000"/>
-          <w:sz w:val="21"/>
-          <w:szCs w:val="21"/>
-        </w:rPr>
-        <w:t>].Foods</w:t>
-      </w:r>
-      <w:proofErr w:type="gramEnd"/>
-      <w:r>
-        <w:rPr>
-          <w:rFonts w:cstheme="minorBidi" w:hint="eastAsia"/>
-          <w:color w:val="000000"/>
-          <w:sz w:val="21"/>
-          <w:szCs w:val="21"/>
-        </w:rPr>
-        <w:t xml:space="preserve"> (Basel, Switzerland),2023,12(17):</w:t>
+        <w:t xml:space="preserve"> Blockchain-Based Traceability Model for Grain and Oil Food Supply Chain.[J].Foods (Basel, Switzerland),2023,12(17):</w:t>
       </w:r>
     </w:p>
     <w:p>
@@ -31131,7 +28493,6 @@
         </w:rPr>
         <w:t>[</w:t>
       </w:r>
-      <w:proofErr w:type="gramStart"/>
       <w:r>
         <w:rPr>
           <w:rFonts w:cstheme="minorBidi" w:hint="eastAsia"/>
@@ -31148,9 +28509,9 @@
           <w:sz w:val="21"/>
           <w:szCs w:val="21"/>
         </w:rPr>
-        <w:t>]Xin</w:t>
-      </w:r>
-      <w:proofErr w:type="gramEnd"/>
+        <w:t>]Xin Z ,Yue L ,</w:t>
+      </w:r>
+      <w:proofErr w:type="spellStart"/>
       <w:r>
         <w:rPr>
           <w:rFonts w:cstheme="minorBidi" w:hint="eastAsia"/>
@@ -31158,9 +28519,9 @@
           <w:sz w:val="21"/>
           <w:szCs w:val="21"/>
         </w:rPr>
-        <w:t xml:space="preserve"> </w:t>
-      </w:r>
-      <w:proofErr w:type="gramStart"/>
+        <w:t>Xiangzhen</w:t>
+      </w:r>
+      <w:proofErr w:type="spellEnd"/>
       <w:r>
         <w:rPr>
           <w:rFonts w:cstheme="minorBidi" w:hint="eastAsia"/>
@@ -31168,9 +28529,9 @@
           <w:sz w:val="21"/>
           <w:szCs w:val="21"/>
         </w:rPr>
-        <w:t>Z ,Yue</w:t>
-      </w:r>
-      <w:proofErr w:type="gramEnd"/>
+        <w:t xml:space="preserve"> P , et </w:t>
+      </w:r>
+      <w:proofErr w:type="spellStart"/>
       <w:r>
         <w:rPr>
           <w:rFonts w:cstheme="minorBidi" w:hint="eastAsia"/>
@@ -31178,9 +28539,9 @@
           <w:sz w:val="21"/>
           <w:szCs w:val="21"/>
         </w:rPr>
-        <w:t xml:space="preserve"> </w:t>
-      </w:r>
-      <w:proofErr w:type="gramStart"/>
+        <w:t>al.Information</w:t>
+      </w:r>
+      <w:proofErr w:type="spellEnd"/>
       <w:r>
         <w:rPr>
           <w:rFonts w:cstheme="minorBidi" w:hint="eastAsia"/>
@@ -31188,90 +28549,7 @@
           <w:sz w:val="21"/>
           <w:szCs w:val="21"/>
         </w:rPr>
-        <w:t>L ,</w:t>
-      </w:r>
-      <w:proofErr w:type="spellStart"/>
-      <w:r>
-        <w:rPr>
-          <w:rFonts w:cstheme="minorBidi" w:hint="eastAsia"/>
-          <w:color w:val="000000"/>
-          <w:sz w:val="21"/>
-          <w:szCs w:val="21"/>
-        </w:rPr>
-        <w:t>Xiangzhen</w:t>
-      </w:r>
-      <w:proofErr w:type="spellEnd"/>
-      <w:proofErr w:type="gramEnd"/>
-      <w:r>
-        <w:rPr>
-          <w:rFonts w:cstheme="minorBidi" w:hint="eastAsia"/>
-          <w:color w:val="000000"/>
-          <w:sz w:val="21"/>
-          <w:szCs w:val="21"/>
-        </w:rPr>
-        <w:t xml:space="preserve"> </w:t>
-      </w:r>
-      <w:proofErr w:type="gramStart"/>
-      <w:r>
-        <w:rPr>
-          <w:rFonts w:cstheme="minorBidi" w:hint="eastAsia"/>
-          <w:color w:val="000000"/>
-          <w:sz w:val="21"/>
-          <w:szCs w:val="21"/>
-        </w:rPr>
-        <w:t>P ,</w:t>
-      </w:r>
-      <w:proofErr w:type="gramEnd"/>
-      <w:r>
-        <w:rPr>
-          <w:rFonts w:cstheme="minorBidi" w:hint="eastAsia"/>
-          <w:color w:val="000000"/>
-          <w:sz w:val="21"/>
-          <w:szCs w:val="21"/>
-        </w:rPr>
-        <w:t xml:space="preserve"> et </w:t>
-      </w:r>
-      <w:proofErr w:type="spellStart"/>
-      <w:proofErr w:type="gramStart"/>
-      <w:r>
-        <w:rPr>
-          <w:rFonts w:cstheme="minorBidi" w:hint="eastAsia"/>
-          <w:color w:val="000000"/>
-          <w:sz w:val="21"/>
-          <w:szCs w:val="21"/>
-        </w:rPr>
-        <w:t>al.Information</w:t>
-      </w:r>
-      <w:proofErr w:type="spellEnd"/>
-      <w:proofErr w:type="gramEnd"/>
-      <w:r>
-        <w:rPr>
-          <w:rFonts w:cstheme="minorBidi" w:hint="eastAsia"/>
-          <w:color w:val="000000"/>
-          <w:sz w:val="21"/>
-          <w:szCs w:val="21"/>
-        </w:rPr>
-        <w:t xml:space="preserve"> Traceability Model for the Grain and Oil Food Supply Chain Based on Trusted Identification and Trusted Blockchain[J</w:t>
-      </w:r>
-      <w:proofErr w:type="gramStart"/>
-      <w:r>
-        <w:rPr>
-          <w:rFonts w:cstheme="minorBidi" w:hint="eastAsia"/>
-          <w:color w:val="000000"/>
-          <w:sz w:val="21"/>
-          <w:szCs w:val="21"/>
-        </w:rPr>
-        <w:t>].International</w:t>
-      </w:r>
-      <w:proofErr w:type="gramEnd"/>
-      <w:r>
-        <w:rPr>
-          <w:rFonts w:cstheme="minorBidi" w:hint="eastAsia"/>
-          <w:color w:val="000000"/>
-          <w:sz w:val="21"/>
-          <w:szCs w:val="21"/>
-        </w:rPr>
-        <w:t xml:space="preserve"> Journal of Environmental Research and Public Health,2022,19(11):6594-6594.</w:t>
+        <w:t xml:space="preserve"> Traceability Model for the Grain and Oil Food Supply Chain Based on Trusted Identification and Trusted Blockchain[J].International Journal of Environmental Research and Public Health,2022,19(11):6594-6594.</w:t>
       </w:r>
     </w:p>
     <w:p>
@@ -31348,21 +28626,7 @@
         <w:rPr>
           <w:rFonts w:hint="eastAsia"/>
         </w:rPr>
-        <w:t>除了学业层面的指引，日常生活中我也屡次感受到导师的关怀。依稀回想起初入课题组的迷茫时期，正是得益于导师那番推心置腹的交谈，彻底扫清了我的自我怀疑，从而为</w:t>
-      </w:r>
-      <w:proofErr w:type="gramStart"/>
-      <w:r>
-        <w:rPr>
-          <w:rFonts w:hint="eastAsia"/>
-        </w:rPr>
-        <w:t>后续攻坚</w:t>
-      </w:r>
-      <w:proofErr w:type="gramEnd"/>
-      <w:r>
-        <w:rPr>
-          <w:rFonts w:hint="eastAsia"/>
-        </w:rPr>
-        <w:t>克难注入了源源不断的精神能量。攻读学位的这几年，绝非仅仅代表着年龄的增长，它本质上是一次心智蜕变的过程。在师生情谊与课题组同门互帮互助氛围的浸润下，我不仅系统化地重构了自身的专业知识体系，更在内心深处沉淀出了从容与坦然。</w:t>
+        <w:t>除了学业层面的指引，日常生活中我也屡次感受到导师的关怀。依稀回想起初入课题组的迷茫时期，正是得益于导师那番推心置腹的交谈，彻底扫清了我的自我怀疑，从而为后续攻坚克难注入了源源不断的精神能量。攻读学位的这几年，绝非仅仅代表着年龄的增长，它本质上是一次心智蜕变的过程。在师生情谊与课题组同门互帮互助氛围的浸润下，我不仅系统化地重构了自身的专业知识体系，更在内心深处沉淀出了从容与坦然。</w:t>
       </w:r>
     </w:p>
     <w:p>
@@ -33430,6 +30694,10 @@
 </file>
 
 <file path=customXml/item1.xml><?xml version="1.0" encoding="utf-8"?>
+<b:Sources xmlns:b="http://schemas.openxmlformats.org/officeDocument/2006/bibliography" xmlns="http://schemas.openxmlformats.org/officeDocument/2006/bibliography" SelectedStyle="\APASixthEditionOfficeOnline.xsl" StyleName="APA" Version="6"/>
+</file>
+
+<file path=customXml/item2.xml><?xml version="1.0" encoding="utf-8"?>
 <s:customData xmlns="http://www.wps.cn/officeDocument/2013/wpsCustomData" xmlns:s="http://www.wps.cn/officeDocument/2013/wpsCustomData">
   <customSectProps>
     <customSectPr/>
@@ -33449,22 +30717,18 @@
 </s:customData>
 </file>
 
-<file path=customXml/item2.xml><?xml version="1.0" encoding="utf-8"?>
-<b:Sources xmlns:b="http://schemas.openxmlformats.org/officeDocument/2006/bibliography" xmlns="http://schemas.openxmlformats.org/officeDocument/2006/bibliography" SelectedStyle="\APASixthEditionOfficeOnline.xsl" StyleName="APA" Version="6"/>
+<file path=customXml/itemProps1.xml><?xml version="1.0" encoding="utf-8"?>
+<ds:datastoreItem xmlns:ds="http://schemas.openxmlformats.org/officeDocument/2006/customXml" ds:itemID="{59782841-4CAD-4914-B99B-82242FFCA6E0}">
+  <ds:schemaRefs>
+    <ds:schemaRef ds:uri="http://schemas.openxmlformats.org/officeDocument/2006/bibliography"/>
+  </ds:schemaRefs>
+</ds:datastoreItem>
 </file>
 
-<file path=customXml/itemProps1.xml><?xml version="1.0" encoding="utf-8"?>
+<file path=customXml/itemProps2.xml><?xml version="1.0" encoding="utf-8"?>
 <ds:datastoreItem xmlns:ds="http://schemas.openxmlformats.org/officeDocument/2006/customXml" ds:itemID="{B1977F7D-205B-4081-913C-38D41E755F92}">
   <ds:schemaRefs>
     <ds:schemaRef ds:uri="http://www.wps.cn/officeDocument/2013/wpsCustomData"/>
   </ds:schemaRefs>
 </ds:datastoreItem>
-</file>
-
-<file path=customXml/itemProps2.xml><?xml version="1.0" encoding="utf-8"?>
-<ds:datastoreItem xmlns:ds="http://schemas.openxmlformats.org/officeDocument/2006/customXml" ds:itemID="{59782841-4CAD-4914-B99B-82242FFCA6E0}">
-  <ds:schemaRefs>
-    <ds:schemaRef ds:uri="http://schemas.openxmlformats.org/officeDocument/2006/bibliography"/>
-  </ds:schemaRefs>
-</ds:datastoreItem>
 </file>